--- a/选修/软件工程/软件工程设计/document/软件需求规格说明书 - 大模型交叉咨询系统.docx
+++ b/选修/软件工程/软件工程设计/document/软件需求规格说明书 - 大模型交叉咨询系统.docx
@@ -90,9 +90,6 @@
     <w:p>
       <w:pPr>
         <w:ind w:firstLine="480"/>
-        <w:rPr>
-          <w:rFonts w:hint="eastAsia"/>
-        </w:rPr>
       </w:pPr>
       <w:r>
         <w:rPr>
@@ -394,9 +391,6 @@
         <w:spacing w:beforeLines="100" w:before="360"/>
         <w:ind w:firstLine="480"/>
         <w:contextualSpacing/>
-        <w:rPr>
-          <w:rFonts w:hint="eastAsia"/>
-        </w:rPr>
       </w:pPr>
     </w:p>
     <w:p>
@@ -829,9 +823,6 @@
       <w:pPr>
         <w:ind w:leftChars="183" w:left="439" w:firstLine="480"/>
         <w:contextualSpacing/>
-        <w:rPr>
-          <w:rFonts w:hint="eastAsia"/>
-        </w:rPr>
       </w:pPr>
       <w:r>
         <w:rPr>
@@ -2042,7 +2033,7 @@
         <w:spacing w:before="180" w:after="180"/>
         <w:ind w:leftChars="158" w:left="379" w:firstLine="480"/>
         <w:rPr>
-          <w:rFonts w:ascii="宋体" w:hAnsi="宋体"/>
+          <w:rFonts w:ascii="宋体" w:hAnsi="宋体" w:hint="eastAsia"/>
           <w:bCs/>
           <w:szCs w:val="23"/>
         </w:rPr>
@@ -2297,9 +2288,6 @@
       <w:pPr>
         <w:spacing w:before="180" w:after="180"/>
         <w:ind w:firstLineChars="0"/>
-        <w:rPr>
-          <w:rFonts w:hint="eastAsia"/>
-        </w:rPr>
       </w:pPr>
       <w:r>
         <w:tab/>
@@ -2805,7 +2793,7 @@
         <w:ind w:firstLine="480"/>
         <w:contextualSpacing/>
         <w:rPr>
-          <w:rFonts w:ascii="楷体" w:hAnsi="楷体" w:cs="楷体"/>
+          <w:rFonts w:ascii="楷体" w:hAnsi="楷体" w:cs="楷体" w:hint="eastAsia"/>
           <w:color w:val="000000"/>
           <w:szCs w:val="21"/>
         </w:rPr>
@@ -2921,14 +2909,14 @@
       <w:pPr>
         <w:spacing w:before="180" w:after="180"/>
         <w:ind w:firstLine="480"/>
-        <w:rPr>
-          <w:rFonts w:hint="eastAsia"/>
-        </w:rPr>
       </w:pPr>
       <w:r>
         <w:tab/>
       </w:r>
       <w:r>
+        <w:rPr>
+          <w:noProof/>
+        </w:rPr>
         <w:drawing>
           <wp:inline distT="0" distB="0" distL="0" distR="0" wp14:anchorId="198CB3D8" wp14:editId="17A2FA90">
             <wp:extent cx="5579745" cy="4266565"/>
@@ -2971,7 +2959,6 @@
         <w:spacing w:before="180" w:after="180"/>
         <w:ind w:firstLineChars="0" w:firstLine="0"/>
         <w:rPr>
-          <w:rFonts w:hint="eastAsia"/>
           <w:b/>
           <w:bCs/>
         </w:rPr>
@@ -3193,7 +3180,6 @@
               <w:spacing w:before="180" w:after="180"/>
               <w:ind w:firstLineChars="0" w:firstLine="0"/>
               <w:rPr>
-                <w:rFonts w:hint="eastAsia"/>
                 <w:b/>
                 <w:bCs/>
               </w:rPr>
@@ -4867,7 +4853,6 @@
         <w:spacing w:before="180" w:after="180"/>
         <w:ind w:firstLineChars="300" w:firstLine="723"/>
         <w:rPr>
-          <w:rFonts w:hint="eastAsia"/>
           <w:b/>
           <w:bCs/>
         </w:rPr>
@@ -4896,7 +4881,6 @@
         <w:spacing w:before="180" w:after="180"/>
         <w:ind w:firstLineChars="0" w:firstLine="0"/>
         <w:rPr>
-          <w:rFonts w:hint="eastAsia"/>
           <w:b/>
           <w:bCs/>
         </w:rPr>
@@ -4905,6 +4889,7 @@
         <w:rPr>
           <w:b/>
           <w:bCs/>
+          <w:noProof/>
         </w:rPr>
         <w:drawing>
           <wp:inline distT="0" distB="0" distL="0" distR="0" wp14:anchorId="54438563" wp14:editId="6A76F24A">
@@ -4946,9 +4931,6 @@
     <w:p>
       <w:pPr>
         <w:ind w:firstLineChars="0" w:firstLine="0"/>
-        <w:rPr>
-          <w:rFonts w:hint="eastAsia"/>
-        </w:rPr>
       </w:pPr>
     </w:p>
     <w:p>
@@ -4956,6 +4938,9 @@
         <w:pStyle w:val="af1"/>
         <w:spacing w:before="180" w:after="180"/>
         <w:ind w:firstLine="482"/>
+        <w:rPr>
+          <w:rFonts w:hint="eastAsia"/>
+        </w:rPr>
       </w:pPr>
       <w:r>
         <w:rPr>
@@ -4986,13 +4971,16 @@
         <w:pStyle w:val="af1"/>
         <w:spacing w:before="180" w:after="180"/>
         <w:ind w:firstLine="482"/>
+        <w:rPr>
+          <w:rFonts w:hint="eastAsia"/>
+        </w:rPr>
       </w:pPr>
       <w:r>
         <w:drawing>
-          <wp:inline distT="0" distB="0" distL="0" distR="0" wp14:anchorId="43678FF9" wp14:editId="165E42B8">
-            <wp:extent cx="5579745" cy="2854960"/>
-            <wp:effectExtent l="0" t="0" r="1905" b="2540"/>
-            <wp:docPr id="1654768326" name="图片 1"/>
+          <wp:inline distT="0" distB="0" distL="0" distR="0" wp14:anchorId="331C619F" wp14:editId="084E5A44">
+            <wp:extent cx="5579745" cy="3039745"/>
+            <wp:effectExtent l="0" t="0" r="1905" b="8255"/>
+            <wp:docPr id="1815973366" name="图片 1"/>
             <wp:cNvGraphicFramePr>
               <a:graphicFrameLocks xmlns:a="http://schemas.openxmlformats.org/drawingml/2006/main" noChangeAspect="1"/>
             </wp:cNvGraphicFramePr>
@@ -5000,7 +4988,7 @@
               <a:graphicData uri="http://schemas.openxmlformats.org/drawingml/2006/picture">
                 <pic:pic xmlns:pic="http://schemas.openxmlformats.org/drawingml/2006/picture">
                   <pic:nvPicPr>
-                    <pic:cNvPr id="1654768326" name=""/>
+                    <pic:cNvPr id="1815973366" name=""/>
                     <pic:cNvPicPr/>
                   </pic:nvPicPr>
                   <pic:blipFill>
@@ -5012,7 +5000,7 @@
                   <pic:spPr>
                     <a:xfrm>
                       <a:off x="0" y="0"/>
-                      <a:ext cx="5579745" cy="2854960"/>
+                      <a:ext cx="5579745" cy="3039745"/>
                     </a:xfrm>
                     <a:prstGeom prst="rect">
                       <a:avLst/>
@@ -5052,10 +5040,10 @@
       </w:pPr>
       <w:r>
         <w:drawing>
-          <wp:inline distT="0" distB="0" distL="0" distR="0" wp14:anchorId="6D5C529A" wp14:editId="5DB476C7">
-            <wp:extent cx="5579745" cy="3121025"/>
-            <wp:effectExtent l="0" t="0" r="1905" b="3175"/>
-            <wp:docPr id="31787449" name="图片 1"/>
+          <wp:inline distT="0" distB="0" distL="0" distR="0" wp14:anchorId="55AC53B9" wp14:editId="01C2CAB1">
+            <wp:extent cx="5579745" cy="3220085"/>
+            <wp:effectExtent l="0" t="0" r="1905" b="0"/>
+            <wp:docPr id="139824998" name="图片 1"/>
             <wp:cNvGraphicFramePr>
               <a:graphicFrameLocks xmlns:a="http://schemas.openxmlformats.org/drawingml/2006/main" noChangeAspect="1"/>
             </wp:cNvGraphicFramePr>
@@ -5063,7 +5051,7 @@
               <a:graphicData uri="http://schemas.openxmlformats.org/drawingml/2006/picture">
                 <pic:pic xmlns:pic="http://schemas.openxmlformats.org/drawingml/2006/picture">
                   <pic:nvPicPr>
-                    <pic:cNvPr id="31787449" name=""/>
+                    <pic:cNvPr id="139824998" name=""/>
                     <pic:cNvPicPr/>
                   </pic:nvPicPr>
                   <pic:blipFill>
@@ -5075,7 +5063,7 @@
                   <pic:spPr>
                     <a:xfrm>
                       <a:off x="0" y="0"/>
-                      <a:ext cx="5579745" cy="3121025"/>
+                      <a:ext cx="5579745" cy="3220085"/>
                     </a:xfrm>
                     <a:prstGeom prst="rect">
                       <a:avLst/>
@@ -5093,6 +5081,9 @@
         <w:pStyle w:val="af"/>
         <w:spacing w:before="180" w:after="180"/>
         <w:ind w:firstLine="562"/>
+        <w:rPr>
+          <w:rFonts w:hint="eastAsia"/>
+        </w:rPr>
       </w:pPr>
       <w:r>
         <w:rPr>
@@ -5104,11 +5095,11 @@
     <w:p>
       <w:pPr>
         <w:ind w:firstLine="480"/>
-        <w:rPr>
-          <w:rFonts w:hint="eastAsia"/>
-        </w:rPr>
-      </w:pPr>
-      <w:r>
+      </w:pPr>
+      <w:r>
+        <w:rPr>
+          <w:noProof/>
+        </w:rPr>
         <w:lastRenderedPageBreak/>
         <w:drawing>
           <wp:inline distT="0" distB="0" distL="0" distR="0" wp14:anchorId="47D02403" wp14:editId="4B69380E">
@@ -21066,6 +21057,7 @@
   <w:style w:type="character" w:default="1" w:styleId="a0">
     <w:name w:val="Default Paragraph Font"/>
     <w:uiPriority w:val="1"/>
+    <w:semiHidden/>
     <w:unhideWhenUsed/>
   </w:style>
   <w:style w:type="table" w:default="1" w:styleId="a1">

--- a/选修/软件工程/软件工程设计/document/软件需求规格说明书 - 大模型交叉咨询系统.docx
+++ b/选修/软件工程/软件工程设计/document/软件需求规格说明书 - 大模型交叉咨询系统.docx
@@ -2914,14 +2914,11 @@
         <w:tab/>
       </w:r>
       <w:r>
-        <w:rPr>
-          <w:noProof/>
-        </w:rPr>
         <w:drawing>
-          <wp:inline distT="0" distB="0" distL="0" distR="0" wp14:anchorId="198CB3D8" wp14:editId="17A2FA90">
-            <wp:extent cx="5579745" cy="4266565"/>
+          <wp:inline distT="0" distB="0" distL="0" distR="0" wp14:anchorId="102376FD" wp14:editId="3ABD61E3">
+            <wp:extent cx="5579745" cy="4095115"/>
             <wp:effectExtent l="0" t="0" r="1905" b="635"/>
-            <wp:docPr id="2035552994" name="图片 1"/>
+            <wp:docPr id="1671906283" name="图片 1"/>
             <wp:cNvGraphicFramePr>
               <a:graphicFrameLocks xmlns:a="http://schemas.openxmlformats.org/drawingml/2006/main" noChangeAspect="1"/>
             </wp:cNvGraphicFramePr>
@@ -2929,7 +2926,7 @@
               <a:graphicData uri="http://schemas.openxmlformats.org/drawingml/2006/picture">
                 <pic:pic xmlns:pic="http://schemas.openxmlformats.org/drawingml/2006/picture">
                   <pic:nvPicPr>
-                    <pic:cNvPr id="2035552994" name=""/>
+                    <pic:cNvPr id="1671906283" name=""/>
                     <pic:cNvPicPr/>
                   </pic:nvPicPr>
                   <pic:blipFill>
@@ -2941,7 +2938,7 @@
                   <pic:spPr>
                     <a:xfrm>
                       <a:off x="0" y="0"/>
-                      <a:ext cx="5579745" cy="4266565"/>
+                      <a:ext cx="5579745" cy="4095115"/>
                     </a:xfrm>
                     <a:prstGeom prst="rect">
                       <a:avLst/>
@@ -4963,7 +4960,13 @@
         <w:rPr>
           <w:rFonts w:hint="eastAsia"/>
         </w:rPr>
-        <w:t>登录系统账户管理顺序图</w:t>
+        <w:t>API存储控制</w:t>
+      </w:r>
+      <w:r>
+        <w:rPr>
+          <w:rFonts w:hint="eastAsia"/>
+        </w:rPr>
+        <w:t>顺序图</w:t>
       </w:r>
     </w:p>
     <w:p>
@@ -4977,10 +4980,10 @@
       </w:pPr>
       <w:r>
         <w:drawing>
-          <wp:inline distT="0" distB="0" distL="0" distR="0" wp14:anchorId="331C619F" wp14:editId="084E5A44">
-            <wp:extent cx="5579745" cy="3039745"/>
-            <wp:effectExtent l="0" t="0" r="1905" b="8255"/>
-            <wp:docPr id="1815973366" name="图片 1"/>
+          <wp:inline distT="0" distB="0" distL="0" distR="0" wp14:anchorId="41BA95F5" wp14:editId="0216E2AE">
+            <wp:extent cx="5579745" cy="3065780"/>
+            <wp:effectExtent l="0" t="0" r="1905" b="1270"/>
+            <wp:docPr id="1252555589" name="图片 1"/>
             <wp:cNvGraphicFramePr>
               <a:graphicFrameLocks xmlns:a="http://schemas.openxmlformats.org/drawingml/2006/main" noChangeAspect="1"/>
             </wp:cNvGraphicFramePr>
@@ -4988,7 +4991,7 @@
               <a:graphicData uri="http://schemas.openxmlformats.org/drawingml/2006/picture">
                 <pic:pic xmlns:pic="http://schemas.openxmlformats.org/drawingml/2006/picture">
                   <pic:nvPicPr>
-                    <pic:cNvPr id="1815973366" name=""/>
+                    <pic:cNvPr id="1252555589" name=""/>
                     <pic:cNvPicPr/>
                   </pic:nvPicPr>
                   <pic:blipFill>
@@ -5000,7 +5003,7 @@
                   <pic:spPr>
                     <a:xfrm>
                       <a:off x="0" y="0"/>
-                      <a:ext cx="5579745" cy="3039745"/>
+                      <a:ext cx="5579745" cy="3065780"/>
                     </a:xfrm>
                     <a:prstGeom prst="rect">
                       <a:avLst/>
@@ -5039,6 +5042,9 @@
         </w:rPr>
       </w:pPr>
       <w:r>
+        <w:rPr>
+          <w:noProof/>
+        </w:rPr>
         <w:drawing>
           <wp:inline distT="0" distB="0" distL="0" distR="0" wp14:anchorId="55AC53B9" wp14:editId="01C2CAB1">
             <wp:extent cx="5579745" cy="3220085"/>

--- a/选修/软件工程/软件工程设计/document/软件需求规格说明书 - 大模型交叉咨询系统.docx
+++ b/选修/软件工程/软件工程设计/document/软件需求规格说明书 - 大模型交叉咨询系统.docx
@@ -2914,6 +2914,9 @@
         <w:tab/>
       </w:r>
       <w:r>
+        <w:rPr>
+          <w:noProof/>
+        </w:rPr>
         <w:drawing>
           <wp:inline distT="0" distB="0" distL="0" distR="0" wp14:anchorId="102376FD" wp14:editId="3ABD61E3">
             <wp:extent cx="5579745" cy="4095115"/>
@@ -4235,7 +4238,7 @@
                 <w:b/>
                 <w:bCs/>
               </w:rPr>
-              <w:t>管理员</w:t>
+              <w:t>用户</w:t>
             </w:r>
           </w:p>
         </w:tc>
@@ -4979,6 +4982,9 @@
         </w:rPr>
       </w:pPr>
       <w:r>
+        <w:rPr>
+          <w:noProof/>
+        </w:rPr>
         <w:drawing>
           <wp:inline distT="0" distB="0" distL="0" distR="0" wp14:anchorId="41BA95F5" wp14:editId="0216E2AE">
             <wp:extent cx="5579745" cy="3065780"/>

--- a/选修/软件工程/软件工程设计/document/软件需求规格说明书 - 大模型交叉咨询系统.docx
+++ b/选修/软件工程/软件工程设计/document/软件需求规格说明书 - 大模型交叉咨询系统.docx
@@ -217,9 +217,11 @@
         </w:rPr>
         <w:t>，豆包，</w:t>
       </w:r>
+      <w:proofErr w:type="spellStart"/>
       <w:r>
         <w:t>deepseek</w:t>
       </w:r>
+      <w:proofErr w:type="spellEnd"/>
       <w:r>
         <w:rPr>
           <w:rFonts w:hint="eastAsia"/>
@@ -434,7 +436,13 @@
         <w:rPr>
           <w:rFonts w:hint="eastAsia"/>
         </w:rPr>
-        <w:t>智能记账理财软件系统的设计细节，包括系统架构，模块设计，数据模型，接口设计等，为系统开发和测试提供详细的指导。</w:t>
+        <w:t>大模型交叉编辑</w:t>
+      </w:r>
+      <w:r>
+        <w:rPr>
+          <w:rFonts w:hint="eastAsia"/>
+        </w:rPr>
+        <w:t>系统的设计细节，包括系统架构，模块设计，数据模型，接口设计等，为系统开发和测试提供详细的指导。</w:t>
       </w:r>
     </w:p>
     <w:p>
@@ -620,6 +628,7 @@
         </w:rPr>
         <w:t xml:space="preserve">[2] </w:t>
       </w:r>
+      <w:proofErr w:type="spellStart"/>
       <w:r>
         <w:rPr>
           <w:rFonts w:hint="eastAsia"/>
@@ -636,7 +645,14 @@
         <w:rPr>
           <w:rFonts w:hint="eastAsia"/>
         </w:rPr>
-        <w:t>Daniel Liang</w:t>
+        <w:t>Daniel</w:t>
+      </w:r>
+      <w:proofErr w:type="spellEnd"/>
+      <w:r>
+        <w:rPr>
+          <w:rFonts w:hint="eastAsia"/>
+        </w:rPr>
+        <w:t xml:space="preserve"> Liang</w:t>
       </w:r>
       <w:r>
         <w:rPr>
@@ -1597,7 +1613,25 @@
           <w:bCs/>
           <w:szCs w:val="23"/>
         </w:rPr>
-        <w:t>描述：用户通过移动设备（如手机，平板）使用系统系统。</w:t>
+        <w:t>描述：用户通过移动设备（如手机，平板）使用系统</w:t>
+      </w:r>
+      <w:proofErr w:type="gramStart"/>
+      <w:r>
+        <w:rPr>
+          <w:rFonts w:ascii="宋体" w:hAnsi="宋体" w:hint="eastAsia"/>
+          <w:bCs/>
+          <w:szCs w:val="23"/>
+        </w:rPr>
+        <w:t>系统</w:t>
+      </w:r>
+      <w:proofErr w:type="gramEnd"/>
+      <w:r>
+        <w:rPr>
+          <w:rFonts w:ascii="宋体" w:hAnsi="宋体" w:hint="eastAsia"/>
+          <w:bCs/>
+          <w:szCs w:val="23"/>
+        </w:rPr>
+        <w:t>。</w:t>
       </w:r>
     </w:p>
     <w:p>
@@ -2495,8 +2529,16 @@
         <w:rPr>
           <w:rFonts w:hint="eastAsia"/>
         </w:rPr>
-        <w:t>Windows xp</w:t>
-      </w:r>
+        <w:t xml:space="preserve">Windows </w:t>
+      </w:r>
+      <w:proofErr w:type="spellStart"/>
+      <w:r>
+        <w:rPr>
+          <w:rFonts w:hint="eastAsia"/>
+        </w:rPr>
+        <w:t>xp</w:t>
+      </w:r>
+      <w:proofErr w:type="spellEnd"/>
       <w:r>
         <w:rPr>
           <w:rFonts w:hint="eastAsia"/>
@@ -2548,11 +2590,19 @@
         </w:rPr>
         <w:t xml:space="preserve">Intel </w:t>
       </w:r>
-      <w:r>
-        <w:rPr>
-          <w:rFonts w:hint="eastAsia"/>
-        </w:rPr>
-        <w:t>双核心处理器：支持多线程</w:t>
+      <w:proofErr w:type="gramStart"/>
+      <w:r>
+        <w:rPr>
+          <w:rFonts w:hint="eastAsia"/>
+        </w:rPr>
+        <w:t>双核心</w:t>
+      </w:r>
+      <w:proofErr w:type="gramEnd"/>
+      <w:r>
+        <w:rPr>
+          <w:rFonts w:hint="eastAsia"/>
+        </w:rPr>
+        <w:t>处理器：支持多线程</w:t>
       </w:r>
       <w:r>
         <w:rPr>
@@ -5317,7 +5367,27 @@
           <w:color w:val="000000"/>
           <w:szCs w:val="21"/>
         </w:rPr>
-        <w:t>记录的完整性和可追溯性。</w:t>
+        <w:t>记录的完整性和</w:t>
+      </w:r>
+      <w:proofErr w:type="gramStart"/>
+      <w:r>
+        <w:rPr>
+          <w:rFonts w:ascii="楷体" w:hAnsi="楷体" w:cs="楷体" w:hint="eastAsia"/>
+          <w:bCs/>
+          <w:color w:val="000000"/>
+          <w:szCs w:val="21"/>
+        </w:rPr>
+        <w:t>可</w:t>
+      </w:r>
+      <w:proofErr w:type="gramEnd"/>
+      <w:r>
+        <w:rPr>
+          <w:rFonts w:ascii="楷体" w:hAnsi="楷体" w:cs="楷体" w:hint="eastAsia"/>
+          <w:bCs/>
+          <w:color w:val="000000"/>
+          <w:szCs w:val="21"/>
+        </w:rPr>
+        <w:t>追溯性。</w:t>
       </w:r>
     </w:p>
     <w:p>
@@ -5968,7 +6038,21 @@
         <w:rPr>
           <w:rFonts w:hint="eastAsia"/>
         </w:rPr>
-        <w:t>名称：第三方服务接口</w:t>
+        <w:t>名称：第三</w:t>
+      </w:r>
+      <w:proofErr w:type="gramStart"/>
+      <w:r>
+        <w:rPr>
+          <w:rFonts w:hint="eastAsia"/>
+        </w:rPr>
+        <w:t>方服务</w:t>
+      </w:r>
+      <w:proofErr w:type="gramEnd"/>
+      <w:r>
+        <w:rPr>
+          <w:rFonts w:hint="eastAsia"/>
+        </w:rPr>
+        <w:t>接口</w:t>
       </w:r>
     </w:p>
     <w:p>
@@ -6064,8 +6148,16 @@
         <w:rPr>
           <w:rFonts w:hint="eastAsia"/>
         </w:rPr>
-        <w:t>固定接口特性：第三方服务</w:t>
-      </w:r>
+        <w:t>固定接口特性：第三</w:t>
+      </w:r>
+      <w:proofErr w:type="gramStart"/>
+      <w:r>
+        <w:rPr>
+          <w:rFonts w:hint="eastAsia"/>
+        </w:rPr>
+        <w:t>方服务</w:t>
+      </w:r>
+      <w:proofErr w:type="gramEnd"/>
       <w:r>
         <w:rPr>
           <w:rFonts w:hint="eastAsia"/>
@@ -6497,19 +6589,47 @@
         <w:rPr>
           <w:rFonts w:hint="eastAsia"/>
         </w:rPr>
-        <w:t>支持与第三方服务的集成，如支付系统、身份验证服务等。</w:t>
-      </w:r>
-    </w:p>
-    <w:p>
-      <w:pPr>
-        <w:ind w:firstLine="480"/>
-        <w:contextualSpacing/>
-      </w:pPr>
-      <w:r>
-        <w:rPr>
-          <w:rFonts w:hint="eastAsia"/>
-        </w:rPr>
-        <w:t>接口应符合第三方服务提供的</w:t>
+        <w:t>支持与第三</w:t>
+      </w:r>
+      <w:proofErr w:type="gramStart"/>
+      <w:r>
+        <w:rPr>
+          <w:rFonts w:hint="eastAsia"/>
+        </w:rPr>
+        <w:t>方服务</w:t>
+      </w:r>
+      <w:proofErr w:type="gramEnd"/>
+      <w:r>
+        <w:rPr>
+          <w:rFonts w:hint="eastAsia"/>
+        </w:rPr>
+        <w:t>的集成，如支付系统、身份验证服务等。</w:t>
+      </w:r>
+    </w:p>
+    <w:p>
+      <w:pPr>
+        <w:ind w:firstLine="480"/>
+        <w:contextualSpacing/>
+      </w:pPr>
+      <w:r>
+        <w:rPr>
+          <w:rFonts w:hint="eastAsia"/>
+        </w:rPr>
+        <w:t>接口应符合第三</w:t>
+      </w:r>
+      <w:proofErr w:type="gramStart"/>
+      <w:r>
+        <w:rPr>
+          <w:rFonts w:hint="eastAsia"/>
+        </w:rPr>
+        <w:t>方服务</w:t>
+      </w:r>
+      <w:proofErr w:type="gramEnd"/>
+      <w:r>
+        <w:rPr>
+          <w:rFonts w:hint="eastAsia"/>
+        </w:rPr>
+        <w:t>提供的</w:t>
       </w:r>
       <w:r>
         <w:rPr>
@@ -6624,7 +6744,21 @@
         <w:rPr>
           <w:rFonts w:hint="eastAsia"/>
         </w:rPr>
-        <w:t>提供网络连接状态监测和错误处理机制，确保用户能够正常访问系统。</w:t>
+        <w:t>提供网络连接状态监测和错误处理机制，确保用户能够</w:t>
+      </w:r>
+      <w:proofErr w:type="gramStart"/>
+      <w:r>
+        <w:rPr>
+          <w:rFonts w:hint="eastAsia"/>
+        </w:rPr>
+        <w:t>正常访问</w:t>
+      </w:r>
+      <w:proofErr w:type="gramEnd"/>
+      <w:r>
+        <w:rPr>
+          <w:rFonts w:hint="eastAsia"/>
+        </w:rPr>
+        <w:t>系统。</w:t>
       </w:r>
     </w:p>
     <w:p>
@@ -6814,8 +6948,13 @@
         <w:contextualSpacing/>
       </w:pPr>
       <w:r>
-        <w:t>c) User_Name</w:t>
-      </w:r>
+        <w:t xml:space="preserve">c) </w:t>
+      </w:r>
+      <w:proofErr w:type="spellStart"/>
+      <w:r>
+        <w:t>User_Name</w:t>
+      </w:r>
+      <w:proofErr w:type="spellEnd"/>
     </w:p>
     <w:p>
       <w:pPr>
@@ -6873,11 +7012,19 @@
         </w:rPr>
         <w:t xml:space="preserve"> 20 </w:t>
       </w:r>
-      <w:r>
-        <w:rPr>
-          <w:rFonts w:hint="eastAsia"/>
-        </w:rPr>
-        <w:t>个字符，允许使用空格、连字符和下划线。</w:t>
+      <w:proofErr w:type="gramStart"/>
+      <w:r>
+        <w:rPr>
+          <w:rFonts w:hint="eastAsia"/>
+        </w:rPr>
+        <w:t>个</w:t>
+      </w:r>
+      <w:proofErr w:type="gramEnd"/>
+      <w:r>
+        <w:rPr>
+          <w:rFonts w:hint="eastAsia"/>
+        </w:rPr>
+        <w:t>字符，允许使用空格、连字符和下划线。</w:t>
       </w:r>
     </w:p>
     <w:p>
@@ -7052,8 +7199,13 @@
         <w:contextualSpacing/>
       </w:pPr>
       <w:r>
-        <w:t>c) User_Info</w:t>
-      </w:r>
+        <w:t xml:space="preserve">c) </w:t>
+      </w:r>
+      <w:proofErr w:type="spellStart"/>
+      <w:r>
+        <w:t>User_Info</w:t>
+      </w:r>
+      <w:proofErr w:type="spellEnd"/>
     </w:p>
     <w:p>
       <w:pPr>
@@ -7443,7 +7595,21 @@
         <w:rPr>
           <w:rFonts w:hint="eastAsia"/>
         </w:rPr>
-        <w:t>协议栈。</w:t>
+        <w:t>协议</w:t>
+      </w:r>
+      <w:proofErr w:type="gramStart"/>
+      <w:r>
+        <w:rPr>
+          <w:rFonts w:hint="eastAsia"/>
+        </w:rPr>
+        <w:t>栈</w:t>
+      </w:r>
+      <w:proofErr w:type="gramEnd"/>
+      <w:r>
+        <w:rPr>
+          <w:rFonts w:hint="eastAsia"/>
+        </w:rPr>
+        <w:t>。</w:t>
       </w:r>
     </w:p>
     <w:p>
@@ -7537,7 +7703,7 @@
         <w:rPr>
           <w:rFonts w:hint="eastAsia"/>
         </w:rPr>
-        <w:t>3.5.3 硬件接口（HW_ID001）</w:t>
+        <w:t>3.5.4 软件接口（SW_ID001）</w:t>
       </w:r>
     </w:p>
     <w:p>
@@ -7567,7 +7733,21 @@
         <w:rPr>
           <w:rFonts w:hint="eastAsia"/>
         </w:rPr>
-        <w:t>高优先级，确保系统稳定运行。</w:t>
+        <w:t>高优先级，确保与第三</w:t>
+      </w:r>
+      <w:proofErr w:type="gramStart"/>
+      <w:r>
+        <w:rPr>
+          <w:rFonts w:hint="eastAsia"/>
+        </w:rPr>
+        <w:t>方服务</w:t>
+      </w:r>
+      <w:proofErr w:type="gramEnd"/>
+      <w:r>
+        <w:rPr>
+          <w:rFonts w:hint="eastAsia"/>
+        </w:rPr>
+        <w:t>的无缝集成。</w:t>
       </w:r>
     </w:p>
     <w:p>
@@ -7597,19 +7777,19 @@
         <w:rPr>
           <w:rFonts w:hint="eastAsia"/>
         </w:rPr>
-        <w:t>实时数据处理和存储。</w:t>
-      </w:r>
-    </w:p>
-    <w:p>
-      <w:pPr>
-        <w:ind w:firstLine="480"/>
-        <w:contextualSpacing/>
-      </w:pPr>
-      <w:r>
-        <w:rPr>
-          <w:rFonts w:hint="eastAsia"/>
-        </w:rPr>
-        <w:t>高速数据传输，支持大规模并发用户访问。</w:t>
+        <w:t>实时数据交换，支持支付和身份验证服务的即时响应。</w:t>
+      </w:r>
+    </w:p>
+    <w:p>
+      <w:pPr>
+        <w:ind w:firstLine="480"/>
+        <w:contextualSpacing/>
+      </w:pPr>
+      <w:r>
+        <w:rPr>
+          <w:rFonts w:hint="eastAsia"/>
+        </w:rPr>
+        <w:t>数据的加密传输，确保安全性和隐私保护。</w:t>
       </w:r>
     </w:p>
     <w:p>
@@ -7627,6 +7807,1030 @@
         <w:rPr>
           <w:rFonts w:hint="eastAsia"/>
         </w:rPr>
+        <w:t>单个数据元素的特性：</w:t>
+      </w:r>
+    </w:p>
+    <w:p>
+      <w:pPr>
+        <w:ind w:firstLine="480"/>
+        <w:contextualSpacing/>
+      </w:pPr>
+      <w:r>
+        <w:rPr>
+          <w:rFonts w:hint="eastAsia"/>
+        </w:rPr>
+        <w:lastRenderedPageBreak/>
+        <w:t>名称</w:t>
+      </w:r>
+      <w:r>
+        <w:rPr>
+          <w:rFonts w:hint="eastAsia"/>
+        </w:rPr>
+        <w:t>/</w:t>
+      </w:r>
+      <w:r>
+        <w:rPr>
+          <w:rFonts w:hint="eastAsia"/>
+        </w:rPr>
+        <w:t>标识符：</w:t>
+      </w:r>
+    </w:p>
+    <w:p>
+      <w:pPr>
+        <w:ind w:firstLine="480"/>
+        <w:contextualSpacing/>
+      </w:pPr>
+      <w:r>
+        <w:t>a) APIElement_001</w:t>
+      </w:r>
+    </w:p>
+    <w:p>
+      <w:pPr>
+        <w:ind w:firstLine="480"/>
+        <w:contextualSpacing/>
+      </w:pPr>
+      <w:r>
+        <w:rPr>
+          <w:rFonts w:hint="eastAsia"/>
+        </w:rPr>
+        <w:t xml:space="preserve">b) </w:t>
+      </w:r>
+      <w:r>
+        <w:rPr>
+          <w:rFonts w:hint="eastAsia"/>
+        </w:rPr>
+        <w:t>支付令牌</w:t>
+      </w:r>
+    </w:p>
+    <w:p>
+      <w:pPr>
+        <w:ind w:firstLine="480"/>
+        <w:contextualSpacing/>
+      </w:pPr>
+      <w:r>
+        <w:t xml:space="preserve">c) </w:t>
+      </w:r>
+      <w:proofErr w:type="spellStart"/>
+      <w:r>
+        <w:t>Payment_Token</w:t>
+      </w:r>
+      <w:proofErr w:type="spellEnd"/>
+    </w:p>
+    <w:p>
+      <w:pPr>
+        <w:ind w:firstLine="480"/>
+        <w:contextualSpacing/>
+      </w:pPr>
+      <w:r>
+        <w:t xml:space="preserve">d) </w:t>
+      </w:r>
+      <w:proofErr w:type="spellStart"/>
+      <w:r>
+        <w:t>payment_token</w:t>
+      </w:r>
+      <w:proofErr w:type="spellEnd"/>
+    </w:p>
+    <w:p>
+      <w:pPr>
+        <w:ind w:firstLine="480"/>
+        <w:contextualSpacing/>
+      </w:pPr>
+      <w:r>
+        <w:rPr>
+          <w:rFonts w:hint="eastAsia"/>
+        </w:rPr>
+        <w:t xml:space="preserve">e) </w:t>
+      </w:r>
+      <w:r>
+        <w:rPr>
+          <w:rFonts w:hint="eastAsia"/>
+        </w:rPr>
+        <w:t>无</w:t>
+      </w:r>
+    </w:p>
+    <w:p>
+      <w:pPr>
+        <w:ind w:firstLine="480"/>
+        <w:contextualSpacing/>
+      </w:pPr>
+      <w:r>
+        <w:rPr>
+          <w:rFonts w:hint="eastAsia"/>
+        </w:rPr>
+        <w:t>数据类型：字符串。</w:t>
+      </w:r>
+    </w:p>
+    <w:p>
+      <w:pPr>
+        <w:ind w:firstLine="480"/>
+        <w:contextualSpacing/>
+      </w:pPr>
+      <w:r>
+        <w:rPr>
+          <w:rFonts w:hint="eastAsia"/>
+        </w:rPr>
+        <w:t>大小和格式：遵循第三</w:t>
+      </w:r>
+      <w:proofErr w:type="gramStart"/>
+      <w:r>
+        <w:rPr>
+          <w:rFonts w:hint="eastAsia"/>
+        </w:rPr>
+        <w:t>方服务</w:t>
+      </w:r>
+      <w:proofErr w:type="gramEnd"/>
+      <w:r>
+        <w:rPr>
+          <w:rFonts w:hint="eastAsia"/>
+        </w:rPr>
+        <w:t xml:space="preserve"> API </w:t>
+      </w:r>
+      <w:r>
+        <w:rPr>
+          <w:rFonts w:hint="eastAsia"/>
+        </w:rPr>
+        <w:t>规范。</w:t>
+      </w:r>
+    </w:p>
+    <w:p>
+      <w:pPr>
+        <w:ind w:firstLine="480"/>
+        <w:contextualSpacing/>
+      </w:pPr>
+      <w:r>
+        <w:rPr>
+          <w:rFonts w:hint="eastAsia"/>
+        </w:rPr>
+        <w:t>范围或可能值的枚举：无限制，但必须有效。</w:t>
+      </w:r>
+    </w:p>
+    <w:p>
+      <w:pPr>
+        <w:ind w:firstLine="480"/>
+        <w:contextualSpacing/>
+      </w:pPr>
+      <w:r>
+        <w:rPr>
+          <w:rFonts w:hint="eastAsia"/>
+        </w:rPr>
+        <w:t>准确度与精度：精确匹配，确保数据一致性。</w:t>
+      </w:r>
+    </w:p>
+    <w:p>
+      <w:pPr>
+        <w:ind w:firstLine="480"/>
+        <w:contextualSpacing/>
+      </w:pPr>
+      <w:r>
+        <w:rPr>
+          <w:rFonts w:hint="eastAsia"/>
+        </w:rPr>
+        <w:t>约束条件：必填字段，不可更新。</w:t>
+      </w:r>
+    </w:p>
+    <w:p>
+      <w:pPr>
+        <w:ind w:firstLine="480"/>
+        <w:contextualSpacing/>
+      </w:pPr>
+      <w:r>
+        <w:rPr>
+          <w:rFonts w:hint="eastAsia"/>
+        </w:rPr>
+        <w:t>保密性和私密性约束：加密传输和存储。</w:t>
+      </w:r>
+    </w:p>
+    <w:p>
+      <w:pPr>
+        <w:ind w:firstLine="480"/>
+        <w:contextualSpacing/>
+      </w:pPr>
+      <w:r>
+        <w:rPr>
+          <w:rFonts w:hint="eastAsia"/>
+        </w:rPr>
+        <w:t>来源：第三方服务。</w:t>
+      </w:r>
+    </w:p>
+    <w:p>
+      <w:pPr>
+        <w:ind w:firstLine="480"/>
+        <w:contextualSpacing/>
+      </w:pPr>
+      <w:r>
+        <w:rPr>
+          <w:rFonts w:hint="eastAsia"/>
+        </w:rPr>
+        <w:t>接收者：</w:t>
+      </w:r>
+      <w:r>
+        <w:rPr>
+          <w:rFonts w:hint="eastAsia"/>
+        </w:rPr>
+        <w:t xml:space="preserve">CSCI </w:t>
+      </w:r>
+      <w:r>
+        <w:rPr>
+          <w:rFonts w:hint="eastAsia"/>
+        </w:rPr>
+        <w:t>系统。</w:t>
+      </w:r>
+    </w:p>
+    <w:p>
+      <w:pPr>
+        <w:spacing w:before="180" w:after="180"/>
+        <w:ind w:firstLine="480"/>
+      </w:pPr>
+      <w:r>
+        <w:rPr>
+          <w:rFonts w:hint="eastAsia"/>
+        </w:rPr>
+        <w:t xml:space="preserve">4. </w:t>
+      </w:r>
+      <w:r>
+        <w:rPr>
+          <w:rFonts w:hint="eastAsia"/>
+        </w:rPr>
+        <w:t>数据元素集合体的特性：</w:t>
+      </w:r>
+    </w:p>
+    <w:p>
+      <w:pPr>
+        <w:ind w:firstLine="480"/>
+        <w:contextualSpacing/>
+      </w:pPr>
+      <w:r>
+        <w:rPr>
+          <w:rFonts w:hint="eastAsia"/>
+        </w:rPr>
+        <w:t>名称</w:t>
+      </w:r>
+      <w:r>
+        <w:rPr>
+          <w:rFonts w:hint="eastAsia"/>
+        </w:rPr>
+        <w:t>/</w:t>
+      </w:r>
+      <w:r>
+        <w:rPr>
+          <w:rFonts w:hint="eastAsia"/>
+        </w:rPr>
+        <w:t>标识符：</w:t>
+      </w:r>
+    </w:p>
+    <w:p>
+      <w:pPr>
+        <w:ind w:firstLine="480"/>
+        <w:contextualSpacing/>
+      </w:pPr>
+      <w:r>
+        <w:t>a) APIRecord_001</w:t>
+      </w:r>
+    </w:p>
+    <w:p>
+      <w:pPr>
+        <w:ind w:firstLine="480"/>
+        <w:contextualSpacing/>
+      </w:pPr>
+      <w:r>
+        <w:rPr>
+          <w:rFonts w:hint="eastAsia"/>
+        </w:rPr>
+        <w:t xml:space="preserve">b) </w:t>
+      </w:r>
+      <w:r>
+        <w:rPr>
+          <w:rFonts w:hint="eastAsia"/>
+        </w:rPr>
+        <w:t>支付信息</w:t>
+      </w:r>
+    </w:p>
+    <w:p>
+      <w:pPr>
+        <w:ind w:firstLine="480"/>
+        <w:contextualSpacing/>
+      </w:pPr>
+      <w:r>
+        <w:t xml:space="preserve">c) </w:t>
+      </w:r>
+      <w:proofErr w:type="spellStart"/>
+      <w:r>
+        <w:t>Payment_Info</w:t>
+      </w:r>
+      <w:proofErr w:type="spellEnd"/>
+    </w:p>
+    <w:p>
+      <w:pPr>
+        <w:ind w:firstLine="480"/>
+        <w:contextualSpacing/>
+      </w:pPr>
+      <w:r>
+        <w:rPr>
+          <w:rFonts w:hint="eastAsia"/>
+        </w:rPr>
+        <w:t xml:space="preserve">d) </w:t>
+      </w:r>
+      <w:r>
+        <w:rPr>
+          <w:rFonts w:hint="eastAsia"/>
+        </w:rPr>
+        <w:t>无</w:t>
+      </w:r>
+    </w:p>
+    <w:p>
+      <w:pPr>
+        <w:ind w:firstLine="480"/>
+        <w:contextualSpacing/>
+      </w:pPr>
+      <w:r>
+        <w:rPr>
+          <w:rFonts w:hint="eastAsia"/>
+        </w:rPr>
+        <w:t>数据元素及其结构：支付令牌、交易</w:t>
+      </w:r>
+      <w:r>
+        <w:rPr>
+          <w:rFonts w:hint="eastAsia"/>
+        </w:rPr>
+        <w:t xml:space="preserve"> ID</w:t>
+      </w:r>
+      <w:r>
+        <w:rPr>
+          <w:rFonts w:hint="eastAsia"/>
+        </w:rPr>
+        <w:t>、金额、交易日期。</w:t>
+      </w:r>
+    </w:p>
+    <w:p>
+      <w:pPr>
+        <w:ind w:firstLine="480"/>
+        <w:contextualSpacing/>
+      </w:pPr>
+      <w:r>
+        <w:rPr>
+          <w:rFonts w:hint="eastAsia"/>
+        </w:rPr>
+        <w:t>媒体和结构：通过</w:t>
+      </w:r>
+      <w:r>
+        <w:rPr>
+          <w:rFonts w:hint="eastAsia"/>
+        </w:rPr>
+        <w:t xml:space="preserve"> API </w:t>
+      </w:r>
+      <w:r>
+        <w:rPr>
+          <w:rFonts w:hint="eastAsia"/>
+        </w:rPr>
+        <w:t>调用传输，遵循</w:t>
+      </w:r>
+      <w:r>
+        <w:rPr>
+          <w:rFonts w:hint="eastAsia"/>
+        </w:rPr>
+        <w:t xml:space="preserve"> JSON </w:t>
+      </w:r>
+      <w:r>
+        <w:rPr>
+          <w:rFonts w:hint="eastAsia"/>
+        </w:rPr>
+        <w:t>格式。</w:t>
+      </w:r>
+    </w:p>
+    <w:p>
+      <w:pPr>
+        <w:ind w:firstLine="480"/>
+        <w:contextualSpacing/>
+      </w:pPr>
+      <w:r>
+        <w:rPr>
+          <w:rFonts w:hint="eastAsia"/>
+        </w:rPr>
+        <w:t>显示特性：不涉及用户界面显示。</w:t>
+      </w:r>
+    </w:p>
+    <w:p>
+      <w:pPr>
+        <w:ind w:firstLine="480"/>
+        <w:contextualSpacing/>
+      </w:pPr>
+      <w:r>
+        <w:rPr>
+          <w:rFonts w:hint="eastAsia"/>
+        </w:rPr>
+        <w:t>关系：支付信息与用户账户关联。</w:t>
+      </w:r>
+    </w:p>
+    <w:p>
+      <w:pPr>
+        <w:ind w:firstLine="480"/>
+        <w:contextualSpacing/>
+      </w:pPr>
+      <w:r>
+        <w:rPr>
+          <w:rFonts w:hint="eastAsia"/>
+        </w:rPr>
+        <w:lastRenderedPageBreak/>
+        <w:t>约束条件：支付信息不可修改，但可查询。</w:t>
+      </w:r>
+    </w:p>
+    <w:p>
+      <w:pPr>
+        <w:ind w:firstLine="480"/>
+        <w:contextualSpacing/>
+      </w:pPr>
+      <w:r>
+        <w:rPr>
+          <w:rFonts w:hint="eastAsia"/>
+        </w:rPr>
+        <w:t>保密性和私密性约束：严格加密和访问控制。</w:t>
+      </w:r>
+    </w:p>
+    <w:p>
+      <w:pPr>
+        <w:ind w:firstLine="480"/>
+        <w:contextualSpacing/>
+      </w:pPr>
+      <w:r>
+        <w:rPr>
+          <w:rFonts w:hint="eastAsia"/>
+        </w:rPr>
+        <w:t>来源：</w:t>
+      </w:r>
+      <w:r>
+        <w:rPr>
+          <w:rFonts w:hint="eastAsia"/>
+        </w:rPr>
+        <w:t xml:space="preserve">CSCI </w:t>
+      </w:r>
+      <w:r>
+        <w:rPr>
+          <w:rFonts w:hint="eastAsia"/>
+        </w:rPr>
+        <w:t>系统。</w:t>
+      </w:r>
+    </w:p>
+    <w:p>
+      <w:pPr>
+        <w:ind w:firstLine="480"/>
+        <w:contextualSpacing/>
+      </w:pPr>
+      <w:r>
+        <w:rPr>
+          <w:rFonts w:hint="eastAsia"/>
+        </w:rPr>
+        <w:t>接收者：第三方服务。</w:t>
+      </w:r>
+    </w:p>
+    <w:p>
+      <w:pPr>
+        <w:spacing w:before="180" w:after="180"/>
+        <w:ind w:firstLine="480"/>
+      </w:pPr>
+      <w:r>
+        <w:rPr>
+          <w:rFonts w:hint="eastAsia"/>
+        </w:rPr>
+        <w:t xml:space="preserve">5. </w:t>
+      </w:r>
+      <w:r>
+        <w:rPr>
+          <w:rFonts w:hint="eastAsia"/>
+        </w:rPr>
+        <w:t>通信方法特性：</w:t>
+      </w:r>
+    </w:p>
+    <w:p>
+      <w:pPr>
+        <w:ind w:firstLine="480"/>
+        <w:contextualSpacing/>
+      </w:pPr>
+      <w:r>
+        <w:rPr>
+          <w:rFonts w:hint="eastAsia"/>
+        </w:rPr>
+        <w:t>标识符：</w:t>
+      </w:r>
+      <w:r>
+        <w:rPr>
+          <w:rFonts w:hint="eastAsia"/>
+        </w:rPr>
+        <w:t>Communication_003</w:t>
+      </w:r>
+    </w:p>
+    <w:p>
+      <w:pPr>
+        <w:ind w:firstLine="480"/>
+        <w:contextualSpacing/>
+      </w:pPr>
+      <w:r>
+        <w:rPr>
+          <w:rFonts w:hint="eastAsia"/>
+        </w:rPr>
+        <w:t>通信链接：</w:t>
+      </w:r>
+      <w:r>
+        <w:rPr>
+          <w:rFonts w:hint="eastAsia"/>
+        </w:rPr>
+        <w:t>HTTPS</w:t>
+      </w:r>
+    </w:p>
+    <w:p>
+      <w:pPr>
+        <w:ind w:firstLine="480"/>
+        <w:contextualSpacing/>
+      </w:pPr>
+      <w:r>
+        <w:rPr>
+          <w:rFonts w:hint="eastAsia"/>
+        </w:rPr>
+        <w:t>消息格式化：</w:t>
+      </w:r>
+      <w:r>
+        <w:rPr>
+          <w:rFonts w:hint="eastAsia"/>
+        </w:rPr>
+        <w:t xml:space="preserve">JSON </w:t>
+      </w:r>
+      <w:r>
+        <w:rPr>
+          <w:rFonts w:hint="eastAsia"/>
+        </w:rPr>
+        <w:t>或</w:t>
+      </w:r>
+      <w:r>
+        <w:rPr>
+          <w:rFonts w:hint="eastAsia"/>
+        </w:rPr>
+        <w:t xml:space="preserve"> XML</w:t>
+      </w:r>
+      <w:r>
+        <w:rPr>
+          <w:rFonts w:hint="eastAsia"/>
+        </w:rPr>
+        <w:t>，遵循</w:t>
+      </w:r>
+      <w:r>
+        <w:rPr>
+          <w:rFonts w:hint="eastAsia"/>
+        </w:rPr>
+        <w:t xml:space="preserve"> API </w:t>
+      </w:r>
+      <w:r>
+        <w:rPr>
+          <w:rFonts w:hint="eastAsia"/>
+        </w:rPr>
+        <w:t>规范。</w:t>
+      </w:r>
+    </w:p>
+    <w:p>
+      <w:pPr>
+        <w:ind w:firstLine="480"/>
+        <w:contextualSpacing/>
+      </w:pPr>
+      <w:r>
+        <w:rPr>
+          <w:rFonts w:hint="eastAsia"/>
+        </w:rPr>
+        <w:t>流控制：通过</w:t>
+      </w:r>
+      <w:r>
+        <w:rPr>
+          <w:rFonts w:hint="eastAsia"/>
+        </w:rPr>
+        <w:t xml:space="preserve"> API </w:t>
+      </w:r>
+      <w:r>
+        <w:rPr>
+          <w:rFonts w:hint="eastAsia"/>
+        </w:rPr>
+        <w:t>调用和响应实现。</w:t>
+      </w:r>
+    </w:p>
+    <w:p>
+      <w:pPr>
+        <w:ind w:firstLine="480"/>
+        <w:contextualSpacing/>
+      </w:pPr>
+      <w:r>
+        <w:rPr>
+          <w:rFonts w:hint="eastAsia"/>
+        </w:rPr>
+        <w:t>数据传送速率：实时，非周期性。</w:t>
+      </w:r>
+    </w:p>
+    <w:p>
+      <w:pPr>
+        <w:ind w:firstLine="480"/>
+        <w:contextualSpacing/>
+      </w:pPr>
+      <w:r>
+        <w:rPr>
+          <w:rFonts w:hint="eastAsia"/>
+        </w:rPr>
+        <w:t>路由和寻址：通过</w:t>
+      </w:r>
+      <w:r>
+        <w:rPr>
+          <w:rFonts w:hint="eastAsia"/>
+        </w:rPr>
+        <w:t xml:space="preserve"> DNS </w:t>
+      </w:r>
+      <w:r>
+        <w:rPr>
+          <w:rFonts w:hint="eastAsia"/>
+        </w:rPr>
+        <w:t>服务器解析第三</w:t>
+      </w:r>
+      <w:proofErr w:type="gramStart"/>
+      <w:r>
+        <w:rPr>
+          <w:rFonts w:hint="eastAsia"/>
+        </w:rPr>
+        <w:t>方服务</w:t>
+      </w:r>
+      <w:proofErr w:type="gramEnd"/>
+      <w:r>
+        <w:rPr>
+          <w:rFonts w:hint="eastAsia"/>
+        </w:rPr>
+        <w:t>域名。</w:t>
+      </w:r>
+    </w:p>
+    <w:p>
+      <w:pPr>
+        <w:ind w:firstLine="480"/>
+        <w:contextualSpacing/>
+      </w:pPr>
+      <w:r>
+        <w:rPr>
+          <w:rFonts w:hint="eastAsia"/>
+        </w:rPr>
+        <w:t>传输服务：支持优先级队列，确保关键服务的优先级。</w:t>
+      </w:r>
+    </w:p>
+    <w:p>
+      <w:pPr>
+        <w:ind w:firstLine="480"/>
+        <w:contextualSpacing/>
+      </w:pPr>
+      <w:r>
+        <w:rPr>
+          <w:rFonts w:hint="eastAsia"/>
+        </w:rPr>
+        <w:t>安全性考虑：使用</w:t>
+      </w:r>
+      <w:r>
+        <w:rPr>
+          <w:rFonts w:hint="eastAsia"/>
+        </w:rPr>
+        <w:t xml:space="preserve"> SSL/TLS </w:t>
+      </w:r>
+      <w:r>
+        <w:rPr>
+          <w:rFonts w:hint="eastAsia"/>
+        </w:rPr>
+        <w:t>加密，通过</w:t>
+      </w:r>
+      <w:r>
+        <w:rPr>
+          <w:rFonts w:hint="eastAsia"/>
+        </w:rPr>
+        <w:t xml:space="preserve"> API </w:t>
+      </w:r>
+      <w:r>
+        <w:rPr>
+          <w:rFonts w:hint="eastAsia"/>
+        </w:rPr>
+        <w:t>密钥和签名验证。</w:t>
+      </w:r>
+    </w:p>
+    <w:p>
+      <w:pPr>
+        <w:spacing w:before="180" w:after="180"/>
+        <w:ind w:firstLine="480"/>
+      </w:pPr>
+      <w:r>
+        <w:rPr>
+          <w:rFonts w:hint="eastAsia"/>
+        </w:rPr>
+        <w:t xml:space="preserve">6. </w:t>
+      </w:r>
+      <w:r>
+        <w:rPr>
+          <w:rFonts w:hint="eastAsia"/>
+        </w:rPr>
+        <w:t>协议特性：</w:t>
+      </w:r>
+    </w:p>
+    <w:p>
+      <w:pPr>
+        <w:ind w:firstLine="480"/>
+        <w:contextualSpacing/>
+      </w:pPr>
+      <w:r>
+        <w:rPr>
+          <w:rFonts w:hint="eastAsia"/>
+        </w:rPr>
+        <w:t>标识符：</w:t>
+      </w:r>
+      <w:r>
+        <w:rPr>
+          <w:rFonts w:hint="eastAsia"/>
+        </w:rPr>
+        <w:t>Protocol_003</w:t>
+      </w:r>
+    </w:p>
+    <w:p>
+      <w:pPr>
+        <w:ind w:firstLine="480"/>
+        <w:contextualSpacing/>
+      </w:pPr>
+      <w:r>
+        <w:rPr>
+          <w:rFonts w:hint="eastAsia"/>
+        </w:rPr>
+        <w:t>协议层次：应用层协议（如</w:t>
+      </w:r>
+      <w:r>
+        <w:rPr>
+          <w:rFonts w:hint="eastAsia"/>
+        </w:rPr>
+        <w:t xml:space="preserve"> REST</w:t>
+      </w:r>
+      <w:r>
+        <w:rPr>
+          <w:rFonts w:hint="eastAsia"/>
+        </w:rPr>
+        <w:t>、</w:t>
+      </w:r>
+      <w:r>
+        <w:rPr>
+          <w:rFonts w:hint="eastAsia"/>
+        </w:rPr>
+        <w:t>SOAP</w:t>
+      </w:r>
+      <w:r>
+        <w:rPr>
+          <w:rFonts w:hint="eastAsia"/>
+        </w:rPr>
+        <w:t>）。</w:t>
+      </w:r>
+    </w:p>
+    <w:p>
+      <w:pPr>
+        <w:ind w:firstLine="480"/>
+        <w:contextualSpacing/>
+      </w:pPr>
+      <w:r>
+        <w:rPr>
+          <w:rFonts w:hint="eastAsia"/>
+        </w:rPr>
+        <w:t>分组：遵循</w:t>
+      </w:r>
+      <w:r>
+        <w:rPr>
+          <w:rFonts w:hint="eastAsia"/>
+        </w:rPr>
+        <w:t xml:space="preserve"> API </w:t>
+      </w:r>
+      <w:r>
+        <w:rPr>
+          <w:rFonts w:hint="eastAsia"/>
+        </w:rPr>
+        <w:t>规范定义的数据格式。</w:t>
+      </w:r>
+    </w:p>
+    <w:p>
+      <w:pPr>
+        <w:ind w:firstLine="480"/>
+        <w:contextualSpacing/>
+      </w:pPr>
+      <w:r>
+        <w:rPr>
+          <w:rFonts w:hint="eastAsia"/>
+        </w:rPr>
+        <w:t>合法性检查：通过</w:t>
+      </w:r>
+      <w:r>
+        <w:rPr>
+          <w:rFonts w:hint="eastAsia"/>
+        </w:rPr>
+        <w:t xml:space="preserve"> API </w:t>
+      </w:r>
+      <w:r>
+        <w:rPr>
+          <w:rFonts w:hint="eastAsia"/>
+        </w:rPr>
+        <w:t>服务器端验证。</w:t>
+      </w:r>
+    </w:p>
+    <w:p>
+      <w:pPr>
+        <w:ind w:firstLine="480"/>
+        <w:contextualSpacing/>
+      </w:pPr>
+      <w:r>
+        <w:rPr>
+          <w:rFonts w:hint="eastAsia"/>
+        </w:rPr>
+        <w:t>错误控制和恢复：使用</w:t>
+      </w:r>
+      <w:r>
+        <w:rPr>
+          <w:rFonts w:hint="eastAsia"/>
+        </w:rPr>
+        <w:t xml:space="preserve"> API </w:t>
+      </w:r>
+      <w:r>
+        <w:rPr>
+          <w:rFonts w:hint="eastAsia"/>
+        </w:rPr>
+        <w:t>提供的错误码和重试机制。</w:t>
+      </w:r>
+    </w:p>
+    <w:p>
+      <w:pPr>
+        <w:ind w:firstLine="480"/>
+        <w:contextualSpacing/>
+      </w:pPr>
+      <w:r>
+        <w:rPr>
+          <w:rFonts w:hint="eastAsia"/>
+        </w:rPr>
+        <w:t>同步：通过</w:t>
+      </w:r>
+      <w:r>
+        <w:rPr>
+          <w:rFonts w:hint="eastAsia"/>
+        </w:rPr>
+        <w:t xml:space="preserve"> API </w:t>
+      </w:r>
+      <w:r>
+        <w:rPr>
+          <w:rFonts w:hint="eastAsia"/>
+        </w:rPr>
+        <w:t>调用和响应同步。</w:t>
+      </w:r>
+    </w:p>
+    <w:p>
+      <w:pPr>
+        <w:ind w:firstLine="480"/>
+        <w:contextualSpacing/>
+      </w:pPr>
+      <w:r>
+        <w:rPr>
+          <w:rFonts w:hint="eastAsia"/>
+        </w:rPr>
+        <w:t>状态和标识：通过</w:t>
+      </w:r>
+      <w:r>
+        <w:rPr>
+          <w:rFonts w:hint="eastAsia"/>
+        </w:rPr>
+        <w:t xml:space="preserve"> API </w:t>
+      </w:r>
+      <w:r>
+        <w:rPr>
+          <w:rFonts w:hint="eastAsia"/>
+        </w:rPr>
+        <w:t>响应码和状态信息。</w:t>
+      </w:r>
+    </w:p>
+    <w:p>
+      <w:pPr>
+        <w:spacing w:before="180" w:after="180"/>
+        <w:ind w:firstLine="480"/>
+      </w:pPr>
+      <w:r>
+        <w:rPr>
+          <w:rFonts w:hint="eastAsia"/>
+        </w:rPr>
+        <w:t xml:space="preserve">7. </w:t>
+      </w:r>
+      <w:r>
+        <w:rPr>
+          <w:rFonts w:hint="eastAsia"/>
+        </w:rPr>
+        <w:t>其他特性：</w:t>
+      </w:r>
+    </w:p>
+    <w:p>
+      <w:pPr>
+        <w:ind w:firstLine="480"/>
+        <w:contextualSpacing/>
+        <w:rPr>
+          <w:rFonts w:hint="eastAsia"/>
+        </w:rPr>
+      </w:pPr>
+      <w:r>
+        <w:rPr>
+          <w:rFonts w:hint="eastAsia"/>
+        </w:rPr>
+        <w:lastRenderedPageBreak/>
+        <w:t>接口实体的物理兼容性：不涉及物理设备，但需确保服务器能够处理</w:t>
+      </w:r>
+      <w:r>
+        <w:rPr>
+          <w:rFonts w:hint="eastAsia"/>
+        </w:rPr>
+        <w:t xml:space="preserve"> API </w:t>
+      </w:r>
+      <w:r>
+        <w:rPr>
+          <w:rFonts w:hint="eastAsia"/>
+        </w:rPr>
+        <w:t>调用和响应。</w:t>
+      </w:r>
+    </w:p>
+    <w:p>
+      <w:pPr>
+        <w:spacing w:before="180" w:after="180"/>
+        <w:ind w:firstLine="480"/>
+      </w:pPr>
+      <w:r>
+        <w:rPr>
+          <w:rFonts w:hint="eastAsia"/>
+        </w:rPr>
+        <w:t xml:space="preserve">1. </w:t>
+      </w:r>
+      <w:r>
+        <w:rPr>
+          <w:rFonts w:hint="eastAsia"/>
+        </w:rPr>
+        <w:t>优先级：</w:t>
+      </w:r>
+    </w:p>
+    <w:p>
+      <w:pPr>
+        <w:ind w:firstLine="480"/>
+        <w:contextualSpacing/>
+      </w:pPr>
+      <w:r>
+        <w:rPr>
+          <w:rFonts w:hint="eastAsia"/>
+        </w:rPr>
+        <w:t>高优先级，确保网络通信的稳定性和可靠性。</w:t>
+      </w:r>
+    </w:p>
+    <w:p>
+      <w:pPr>
+        <w:spacing w:before="180" w:after="180"/>
+        <w:ind w:firstLine="480"/>
+      </w:pPr>
+      <w:r>
+        <w:rPr>
+          <w:rFonts w:hint="eastAsia"/>
+        </w:rPr>
+        <w:t xml:space="preserve">2. </w:t>
+      </w:r>
+      <w:r>
+        <w:rPr>
+          <w:rFonts w:hint="eastAsia"/>
+        </w:rPr>
+        <w:t>接口类型需求：</w:t>
+      </w:r>
+    </w:p>
+    <w:p>
+      <w:pPr>
+        <w:ind w:firstLine="480"/>
+        <w:contextualSpacing/>
+      </w:pPr>
+      <w:r>
+        <w:rPr>
+          <w:rFonts w:hint="eastAsia"/>
+        </w:rPr>
+        <w:t>实时数据传输，支持用户请求和响应的即时处理。</w:t>
+      </w:r>
+    </w:p>
+    <w:p>
+      <w:pPr>
+        <w:ind w:firstLine="480"/>
+        <w:contextualSpacing/>
+      </w:pPr>
+      <w:r>
+        <w:rPr>
+          <w:rFonts w:hint="eastAsia"/>
+        </w:rPr>
+        <w:t>数据的加密传输，确保通信安全。</w:t>
+      </w:r>
+    </w:p>
+    <w:p>
+      <w:pPr>
+        <w:spacing w:before="180" w:after="180"/>
+        <w:ind w:firstLine="480"/>
+      </w:pPr>
+      <w:r>
+        <w:rPr>
+          <w:rFonts w:hint="eastAsia"/>
+        </w:rPr>
+        <w:t xml:space="preserve">3. </w:t>
+      </w:r>
+      <w:r>
+        <w:rPr>
+          <w:rFonts w:hint="eastAsia"/>
+        </w:rPr>
         <w:t>数据元素的特性：</w:t>
       </w:r>
     </w:p>
@@ -7639,8 +8843,428 @@
         <w:rPr>
           <w:rFonts w:hint="eastAsia"/>
         </w:rPr>
+        <w:t>主要涉及网络协议相关的数据元素，如</w:t>
+      </w:r>
+      <w:r>
+        <w:rPr>
+          <w:rFonts w:hint="eastAsia"/>
+        </w:rPr>
+        <w:t xml:space="preserve"> IP </w:t>
+      </w:r>
+      <w:r>
+        <w:rPr>
+          <w:rFonts w:hint="eastAsia"/>
+        </w:rPr>
+        <w:t>地址、端口号、协议类型等。</w:t>
+      </w:r>
+    </w:p>
+    <w:p>
+      <w:pPr>
+        <w:ind w:firstLine="480"/>
+        <w:contextualSpacing/>
+      </w:pPr>
+      <w:r>
+        <w:rPr>
+          <w:rFonts w:hint="eastAsia"/>
+        </w:rPr>
+        <w:t>这些数据元素通过网络配置和管理工具进行设置和查看。</w:t>
+      </w:r>
+    </w:p>
+    <w:p>
+      <w:pPr>
+        <w:spacing w:before="180" w:after="180"/>
+        <w:ind w:firstLine="480"/>
+      </w:pPr>
+      <w:r>
+        <w:rPr>
+          <w:rFonts w:hint="eastAsia"/>
+        </w:rPr>
+        <w:t xml:space="preserve">4. </w:t>
+      </w:r>
+      <w:r>
+        <w:rPr>
+          <w:rFonts w:hint="eastAsia"/>
+        </w:rPr>
+        <w:t>数据元素集合体的特性：</w:t>
+      </w:r>
+    </w:p>
+    <w:p>
+      <w:pPr>
+        <w:ind w:firstLine="480"/>
+        <w:contextualSpacing/>
+      </w:pPr>
+      <w:r>
+        <w:rPr>
+          <w:rFonts w:hint="eastAsia"/>
+        </w:rPr>
+        <w:t>主要涉及网络数据包的结构和内容，遵循</w:t>
+      </w:r>
+      <w:r>
+        <w:rPr>
+          <w:rFonts w:hint="eastAsia"/>
+        </w:rPr>
+        <w:t xml:space="preserve"> TCP/IP </w:t>
+      </w:r>
+      <w:r>
+        <w:rPr>
+          <w:rFonts w:hint="eastAsia"/>
+        </w:rPr>
+        <w:t>协议</w:t>
+      </w:r>
+      <w:proofErr w:type="gramStart"/>
+      <w:r>
+        <w:rPr>
+          <w:rFonts w:hint="eastAsia"/>
+        </w:rPr>
+        <w:t>栈</w:t>
+      </w:r>
+      <w:proofErr w:type="gramEnd"/>
+      <w:r>
+        <w:rPr>
+          <w:rFonts w:hint="eastAsia"/>
+        </w:rPr>
+        <w:t>定义。</w:t>
+      </w:r>
+    </w:p>
+    <w:p>
+      <w:pPr>
+        <w:ind w:firstLine="480"/>
+        <w:contextualSpacing/>
+      </w:pPr>
+      <w:r>
+        <w:rPr>
+          <w:rFonts w:hint="eastAsia"/>
+        </w:rPr>
+        <w:t>包括数据包的头部信息、数据载荷、校验和等。</w:t>
+      </w:r>
+    </w:p>
+    <w:p>
+      <w:pPr>
+        <w:spacing w:before="180" w:after="180"/>
+        <w:ind w:firstLine="480"/>
+      </w:pPr>
+      <w:r>
+        <w:rPr>
+          <w:rFonts w:hint="eastAsia"/>
+        </w:rPr>
+        <w:t xml:space="preserve">5. </w:t>
+      </w:r>
+      <w:r>
+        <w:rPr>
+          <w:rFonts w:hint="eastAsia"/>
+        </w:rPr>
+        <w:t>通信方法特性：</w:t>
+      </w:r>
+    </w:p>
+    <w:p>
+      <w:pPr>
+        <w:ind w:firstLine="480"/>
+        <w:contextualSpacing/>
+      </w:pPr>
+      <w:r>
+        <w:rPr>
+          <w:rFonts w:hint="eastAsia"/>
+        </w:rPr>
+        <w:t>标识符：</w:t>
+      </w:r>
+      <w:r>
+        <w:rPr>
+          <w:rFonts w:hint="eastAsia"/>
+        </w:rPr>
+        <w:t>Communication_004</w:t>
+      </w:r>
+    </w:p>
+    <w:p>
+      <w:pPr>
+        <w:ind w:firstLine="480"/>
+        <w:contextualSpacing/>
+      </w:pPr>
+      <w:r>
+        <w:rPr>
+          <w:rFonts w:hint="eastAsia"/>
+        </w:rPr>
+        <w:t>通信链接：支持多种网络协议（如</w:t>
+      </w:r>
+      <w:r>
+        <w:rPr>
+          <w:rFonts w:hint="eastAsia"/>
+        </w:rPr>
+        <w:t xml:space="preserve"> TCP/IP</w:t>
+      </w:r>
+      <w:r>
+        <w:rPr>
+          <w:rFonts w:hint="eastAsia"/>
+        </w:rPr>
+        <w:t>、</w:t>
+      </w:r>
+      <w:r>
+        <w:rPr>
+          <w:rFonts w:hint="eastAsia"/>
+        </w:rPr>
+        <w:t>UDP</w:t>
+      </w:r>
+      <w:r>
+        <w:rPr>
+          <w:rFonts w:hint="eastAsia"/>
+        </w:rPr>
+        <w:t>、</w:t>
+      </w:r>
+      <w:r>
+        <w:rPr>
+          <w:rFonts w:hint="eastAsia"/>
+        </w:rPr>
+        <w:t>HTTPS</w:t>
+      </w:r>
+      <w:r>
+        <w:rPr>
+          <w:rFonts w:hint="eastAsia"/>
+        </w:rPr>
+        <w:t>）。</w:t>
+      </w:r>
+    </w:p>
+    <w:p>
+      <w:pPr>
+        <w:ind w:firstLine="480"/>
+        <w:contextualSpacing/>
+      </w:pPr>
+      <w:r>
+        <w:rPr>
+          <w:rFonts w:hint="eastAsia"/>
+        </w:rPr>
+        <w:t>消息格式化：遵循网络协议规范。</w:t>
+      </w:r>
+    </w:p>
+    <w:p>
+      <w:pPr>
+        <w:ind w:firstLine="480"/>
+        <w:contextualSpacing/>
+      </w:pPr>
+      <w:r>
+        <w:rPr>
+          <w:rFonts w:hint="eastAsia"/>
+        </w:rPr>
+        <w:t>流控制：通过</w:t>
+      </w:r>
+      <w:r>
+        <w:rPr>
+          <w:rFonts w:hint="eastAsia"/>
+        </w:rPr>
+        <w:t xml:space="preserve"> TCP/IP </w:t>
+      </w:r>
+      <w:r>
+        <w:rPr>
+          <w:rFonts w:hint="eastAsia"/>
+        </w:rPr>
+        <w:t>协议</w:t>
+      </w:r>
+      <w:proofErr w:type="gramStart"/>
+      <w:r>
+        <w:rPr>
+          <w:rFonts w:hint="eastAsia"/>
+        </w:rPr>
+        <w:t>栈</w:t>
+      </w:r>
+      <w:proofErr w:type="gramEnd"/>
+      <w:r>
+        <w:rPr>
+          <w:rFonts w:hint="eastAsia"/>
+        </w:rPr>
+        <w:t>实现。</w:t>
+      </w:r>
+    </w:p>
+    <w:p>
+      <w:pPr>
+        <w:ind w:firstLine="480"/>
+        <w:contextualSpacing/>
+      </w:pPr>
+      <w:r>
+        <w:rPr>
+          <w:rFonts w:hint="eastAsia"/>
+        </w:rPr>
+        <w:t>数据传送速率：根据实际网络带宽和负载动态调整。</w:t>
+      </w:r>
+    </w:p>
+    <w:p>
+      <w:pPr>
+        <w:ind w:firstLine="480"/>
+        <w:contextualSpacing/>
+      </w:pPr>
+      <w:r>
+        <w:rPr>
+          <w:rFonts w:hint="eastAsia"/>
+        </w:rPr>
+        <w:t>路由和寻址：通过路由器和交换机实现。</w:t>
+      </w:r>
+    </w:p>
+    <w:p>
+      <w:pPr>
+        <w:ind w:firstLine="480"/>
+        <w:contextualSpacing/>
+      </w:pPr>
+      <w:r>
+        <w:rPr>
+          <w:rFonts w:hint="eastAsia"/>
+        </w:rPr>
+        <w:t>传输服务：支持优先级队列，确保关键数据的优先传输。</w:t>
+      </w:r>
+    </w:p>
+    <w:p>
+      <w:pPr>
+        <w:ind w:firstLine="480"/>
+        <w:contextualSpacing/>
+      </w:pPr>
+      <w:r>
+        <w:rPr>
+          <w:rFonts w:hint="eastAsia"/>
+        </w:rPr>
+        <w:t>安全性考虑：使用网络加密协议（如</w:t>
+      </w:r>
+      <w:r>
+        <w:rPr>
+          <w:rFonts w:hint="eastAsia"/>
+        </w:rPr>
+        <w:t xml:space="preserve"> SSL/TLS</w:t>
+      </w:r>
+      <w:r>
+        <w:rPr>
+          <w:rFonts w:hint="eastAsia"/>
+        </w:rPr>
+        <w:t>）、防火墙和入侵检测系统。</w:t>
+      </w:r>
+    </w:p>
+    <w:p>
+      <w:pPr>
+        <w:spacing w:before="180" w:after="180"/>
+        <w:ind w:firstLine="480"/>
+      </w:pPr>
+      <w:r>
+        <w:rPr>
+          <w:rFonts w:hint="eastAsia"/>
+        </w:rPr>
         <w:lastRenderedPageBreak/>
-        <w:t>由于硬件接口主要涉及物理连接和配置，此部分不适用。</w:t>
+        <w:t xml:space="preserve">6. </w:t>
+      </w:r>
+      <w:r>
+        <w:rPr>
+          <w:rFonts w:hint="eastAsia"/>
+        </w:rPr>
+        <w:t>协议特性：</w:t>
+      </w:r>
+    </w:p>
+    <w:p>
+      <w:pPr>
+        <w:ind w:firstLine="480"/>
+        <w:contextualSpacing/>
+      </w:pPr>
+      <w:r>
+        <w:rPr>
+          <w:rFonts w:hint="eastAsia"/>
+        </w:rPr>
+        <w:t>标识符：</w:t>
+      </w:r>
+      <w:r>
+        <w:rPr>
+          <w:rFonts w:hint="eastAsia"/>
+        </w:rPr>
+        <w:t>Protocol_004</w:t>
+      </w:r>
+    </w:p>
+    <w:p>
+      <w:pPr>
+        <w:ind w:firstLine="480"/>
+        <w:contextualSpacing/>
+      </w:pPr>
+      <w:r>
+        <w:rPr>
+          <w:rFonts w:hint="eastAsia"/>
+        </w:rPr>
+        <w:t>协议层次：网络层和数据链路层协议（如</w:t>
+      </w:r>
+      <w:r>
+        <w:rPr>
+          <w:rFonts w:hint="eastAsia"/>
+        </w:rPr>
+        <w:t xml:space="preserve"> TCP/IP</w:t>
+      </w:r>
+      <w:r>
+        <w:rPr>
+          <w:rFonts w:hint="eastAsia"/>
+        </w:rPr>
+        <w:t>、以太网）。</w:t>
+      </w:r>
+    </w:p>
+    <w:p>
+      <w:pPr>
+        <w:ind w:firstLine="480"/>
+        <w:contextualSpacing/>
+      </w:pPr>
+      <w:r>
+        <w:rPr>
+          <w:rFonts w:hint="eastAsia"/>
+        </w:rPr>
+        <w:t>分组：遵循网络协议</w:t>
+      </w:r>
+      <w:proofErr w:type="gramStart"/>
+      <w:r>
+        <w:rPr>
+          <w:rFonts w:hint="eastAsia"/>
+        </w:rPr>
+        <w:t>栈</w:t>
+      </w:r>
+      <w:proofErr w:type="gramEnd"/>
+      <w:r>
+        <w:rPr>
+          <w:rFonts w:hint="eastAsia"/>
+        </w:rPr>
+        <w:t>定义的分组规则。</w:t>
+      </w:r>
+    </w:p>
+    <w:p>
+      <w:pPr>
+        <w:ind w:firstLine="480"/>
+        <w:contextualSpacing/>
+      </w:pPr>
+      <w:r>
+        <w:rPr>
+          <w:rFonts w:hint="eastAsia"/>
+        </w:rPr>
+        <w:t>合法性检查：通过网络设备验证。</w:t>
+      </w:r>
+    </w:p>
+    <w:p>
+      <w:pPr>
+        <w:ind w:firstLine="480"/>
+        <w:contextualSpacing/>
+      </w:pPr>
+      <w:r>
+        <w:rPr>
+          <w:rFonts w:hint="eastAsia"/>
+        </w:rPr>
+        <w:t>错误控制和恢复：使用网络协议提供的错误检测和恢复机制。</w:t>
+      </w:r>
+    </w:p>
+    <w:p>
+      <w:pPr>
+        <w:ind w:firstLine="480"/>
+        <w:contextualSpacing/>
+      </w:pPr>
+      <w:r>
+        <w:rPr>
+          <w:rFonts w:hint="eastAsia"/>
+        </w:rPr>
+        <w:t>同步：通过网络同步协议。</w:t>
+      </w:r>
+    </w:p>
+    <w:p>
+      <w:pPr>
+        <w:ind w:firstLine="480"/>
+        <w:contextualSpacing/>
+      </w:pPr>
+      <w:r>
+        <w:rPr>
+          <w:rFonts w:hint="eastAsia"/>
+        </w:rPr>
+        <w:t>状态和标识：通过网络监控工具查看。</w:t>
       </w:r>
     </w:p>
     <w:p>
@@ -7652,49 +9276,25 @@
         <w:rPr>
           <w:rFonts w:hint="eastAsia"/>
         </w:rPr>
-        <w:t xml:space="preserve">4. </w:t>
-      </w:r>
-      <w:r>
-        <w:rPr>
-          <w:rFonts w:hint="eastAsia"/>
-        </w:rPr>
-        <w:t>数据元素集合体的特性：</w:t>
-      </w:r>
-    </w:p>
-    <w:p>
-      <w:pPr>
-        <w:ind w:firstLine="480"/>
-        <w:contextualSpacing/>
-      </w:pPr>
-      <w:r>
-        <w:rPr>
-          <w:rFonts w:hint="eastAsia"/>
-        </w:rPr>
-        <w:t>主要涉及服务器硬件配置信息，如</w:t>
-      </w:r>
-      <w:r>
-        <w:rPr>
-          <w:rFonts w:hint="eastAsia"/>
-        </w:rPr>
-        <w:t xml:space="preserve"> CPU </w:t>
-      </w:r>
-      <w:r>
-        <w:rPr>
-          <w:rFonts w:hint="eastAsia"/>
-        </w:rPr>
-        <w:t>型号、内存容量、存储设备规格等。</w:t>
-      </w:r>
-    </w:p>
-    <w:p>
-      <w:pPr>
-        <w:ind w:firstLine="480"/>
-        <w:contextualSpacing/>
-      </w:pPr>
-      <w:r>
-        <w:rPr>
-          <w:rFonts w:hint="eastAsia"/>
-        </w:rPr>
-        <w:t>这些信息通过服务器管理界面或系统监控工具进行配置和查看。</w:t>
+        <w:t xml:space="preserve">7. </w:t>
+      </w:r>
+      <w:r>
+        <w:rPr>
+          <w:rFonts w:hint="eastAsia"/>
+        </w:rPr>
+        <w:t>其他特性：</w:t>
+      </w:r>
+    </w:p>
+    <w:p>
+      <w:pPr>
+        <w:ind w:firstLine="480"/>
+        <w:contextualSpacing/>
+      </w:pPr>
+      <w:r>
+        <w:rPr>
+          <w:rFonts w:hint="eastAsia"/>
+        </w:rPr>
+        <w:t>物理兼容性：支持主流网络设备和协议，确保网络连接的稳定性和可靠性。</w:t>
       </w:r>
     </w:p>
     <w:p>
@@ -7702,1858 +9302,262 @@
         <w:spacing w:before="180" w:after="180"/>
         <w:ind w:firstLine="480"/>
       </w:pPr>
-      <w:r>
-        <w:rPr>
-          <w:rFonts w:hint="eastAsia"/>
-        </w:rPr>
-        <w:t xml:space="preserve">5. </w:t>
-      </w:r>
-      <w:r>
-        <w:rPr>
-          <w:rFonts w:hint="eastAsia"/>
-        </w:rPr>
-        <w:t>通信方法特性：</w:t>
-      </w:r>
-    </w:p>
-    <w:p>
-      <w:pPr>
-        <w:ind w:firstLine="480"/>
-        <w:contextualSpacing/>
-      </w:pPr>
-      <w:r>
-        <w:rPr>
-          <w:rFonts w:hint="eastAsia"/>
-        </w:rPr>
-        <w:t>标识符：</w:t>
-      </w:r>
-      <w:r>
-        <w:rPr>
-          <w:rFonts w:hint="eastAsia"/>
-        </w:rPr>
-        <w:t>Communication_002</w:t>
-      </w:r>
-    </w:p>
-    <w:p>
-      <w:pPr>
-        <w:ind w:firstLine="480"/>
-        <w:contextualSpacing/>
-      </w:pPr>
-      <w:r>
-        <w:rPr>
-          <w:rFonts w:hint="eastAsia"/>
-        </w:rPr>
-        <w:t>通信链接：通过内部网络连接。</w:t>
-      </w:r>
-    </w:p>
-    <w:p>
-      <w:pPr>
-        <w:ind w:firstLine="480"/>
-        <w:contextualSpacing/>
-      </w:pPr>
-      <w:r>
-        <w:rPr>
-          <w:rFonts w:hint="eastAsia"/>
-        </w:rPr>
-        <w:t>消息格式化：遵循服务器硬件接口协议。</w:t>
-      </w:r>
-    </w:p>
-    <w:p>
-      <w:pPr>
-        <w:ind w:firstLine="480"/>
-        <w:contextualSpacing/>
-      </w:pPr>
-      <w:r>
-        <w:rPr>
-          <w:rFonts w:hint="eastAsia"/>
-        </w:rPr>
-        <w:t>流控制：通过服务器硬件和网络设备的配置实现。</w:t>
-      </w:r>
-    </w:p>
-    <w:p>
-      <w:pPr>
-        <w:ind w:firstLine="480"/>
-        <w:contextualSpacing/>
-      </w:pPr>
-      <w:r>
-        <w:rPr>
-          <w:rFonts w:hint="eastAsia"/>
-        </w:rPr>
-        <w:t>数据传送速率：高速，支持千兆或更高网络带宽。</w:t>
-      </w:r>
-    </w:p>
-    <w:p>
-      <w:pPr>
-        <w:ind w:firstLine="480"/>
-        <w:contextualSpacing/>
-      </w:pPr>
-      <w:r>
-        <w:rPr>
-          <w:rFonts w:hint="eastAsia"/>
-        </w:rPr>
-        <w:t>路由和寻址：内部网络路由。</w:t>
-      </w:r>
-    </w:p>
-    <w:p>
-      <w:pPr>
-        <w:ind w:firstLine="480"/>
-        <w:contextualSpacing/>
-      </w:pPr>
-      <w:r>
-        <w:rPr>
-          <w:rFonts w:hint="eastAsia"/>
-        </w:rPr>
-        <w:t>传输服务：无特定优先级，确保稳定性。</w:t>
-      </w:r>
-    </w:p>
-    <w:p>
-      <w:pPr>
-        <w:ind w:firstLine="480"/>
-        <w:contextualSpacing/>
-      </w:pPr>
-      <w:r>
-        <w:rPr>
-          <w:rFonts w:hint="eastAsia"/>
-        </w:rPr>
-        <w:t>安全性考虑：通过防火墙和网络隔离实现。</w:t>
-      </w:r>
-    </w:p>
-    <w:p>
-      <w:pPr>
-        <w:spacing w:before="180" w:after="180"/>
-        <w:ind w:firstLine="480"/>
-      </w:pPr>
-      <w:r>
-        <w:rPr>
-          <w:rFonts w:hint="eastAsia"/>
-        </w:rPr>
-        <w:t xml:space="preserve">6. </w:t>
-      </w:r>
-      <w:r>
-        <w:rPr>
-          <w:rFonts w:hint="eastAsia"/>
-        </w:rPr>
-        <w:t>协议特性：</w:t>
-      </w:r>
-    </w:p>
-    <w:p>
-      <w:pPr>
-        <w:ind w:firstLine="480"/>
-        <w:contextualSpacing/>
-      </w:pPr>
-      <w:r>
-        <w:rPr>
-          <w:rFonts w:hint="eastAsia"/>
-        </w:rPr>
-        <w:t>标识符：</w:t>
-      </w:r>
-      <w:r>
-        <w:rPr>
-          <w:rFonts w:hint="eastAsia"/>
-        </w:rPr>
-        <w:t>Protocol_002</w:t>
-      </w:r>
-    </w:p>
-    <w:p>
-      <w:pPr>
-        <w:ind w:firstLine="480"/>
-        <w:contextualSpacing/>
-      </w:pPr>
-      <w:r>
-        <w:rPr>
-          <w:rFonts w:hint="eastAsia"/>
-        </w:rPr>
-        <w:t>协议层次：网络层和数据链路层协议（如</w:t>
-      </w:r>
-      <w:r>
-        <w:rPr>
-          <w:rFonts w:hint="eastAsia"/>
-        </w:rPr>
-        <w:t xml:space="preserve"> TCP/IP</w:t>
-      </w:r>
-      <w:r>
-        <w:rPr>
-          <w:rFonts w:hint="eastAsia"/>
-        </w:rPr>
-        <w:t>、以太网）。</w:t>
-      </w:r>
-    </w:p>
-    <w:p>
-      <w:pPr>
-        <w:ind w:firstLine="480"/>
-        <w:contextualSpacing/>
-      </w:pPr>
-      <w:r>
-        <w:rPr>
-          <w:rFonts w:hint="eastAsia"/>
-        </w:rPr>
-        <w:t>分组：遵循网络协议栈。</w:t>
-      </w:r>
-    </w:p>
-    <w:p>
-      <w:pPr>
-        <w:ind w:firstLine="480"/>
-        <w:contextualSpacing/>
-      </w:pPr>
-      <w:r>
-        <w:rPr>
-          <w:rFonts w:hint="eastAsia"/>
-        </w:rPr>
-        <w:t>合法性检查：通过硬件和软件验证。</w:t>
-      </w:r>
-    </w:p>
-    <w:p>
-      <w:pPr>
-        <w:ind w:firstLine="480"/>
-        <w:contextualSpacing/>
-      </w:pPr>
-      <w:r>
-        <w:rPr>
-          <w:rFonts w:hint="eastAsia"/>
-        </w:rPr>
-        <w:t>错误控制和恢复：使用网络设备提供的冗余和故障转移机制。</w:t>
-      </w:r>
-    </w:p>
-    <w:p>
-      <w:pPr>
-        <w:ind w:firstLine="480"/>
-        <w:contextualSpacing/>
-      </w:pPr>
-      <w:r>
-        <w:rPr>
-          <w:rFonts w:hint="eastAsia"/>
-        </w:rPr>
-        <w:t>同步：通过网络同步协议。</w:t>
-      </w:r>
-    </w:p>
-    <w:p>
-      <w:pPr>
-        <w:ind w:firstLine="480"/>
-        <w:contextualSpacing/>
-      </w:pPr>
-      <w:r>
-        <w:rPr>
-          <w:rFonts w:hint="eastAsia"/>
-        </w:rPr>
-        <w:t>状态和标识：通过系统监控工具查看。</w:t>
-      </w:r>
-    </w:p>
-    <w:p>
-      <w:pPr>
-        <w:spacing w:before="180" w:after="180"/>
-        <w:ind w:firstLine="480"/>
-      </w:pPr>
-      <w:r>
-        <w:rPr>
-          <w:rFonts w:hint="eastAsia"/>
-        </w:rPr>
-        <w:t xml:space="preserve">7. </w:t>
-      </w:r>
-      <w:r>
-        <w:rPr>
-          <w:rFonts w:hint="eastAsia"/>
-        </w:rPr>
-        <w:t>其他特性：</w:t>
-      </w:r>
-    </w:p>
-    <w:p>
-      <w:pPr>
-        <w:ind w:firstLine="480"/>
-        <w:contextualSpacing/>
-      </w:pPr>
-      <w:r>
-        <w:rPr>
-          <w:rFonts w:hint="eastAsia"/>
-        </w:rPr>
-        <w:lastRenderedPageBreak/>
-        <w:t>物理兼容性：服务器硬件应符合标准服务器规格，支持主流网络接口和设备。</w:t>
-      </w:r>
-    </w:p>
-    <w:p>
-      <w:pPr>
-        <w:pStyle w:val="af1"/>
-        <w:spacing w:before="180" w:after="180"/>
-        <w:ind w:firstLine="482"/>
-        <w:rPr>
-          <w:rFonts w:hint="eastAsia"/>
-        </w:rPr>
-      </w:pPr>
-      <w:r>
-        <w:rPr>
-          <w:rFonts w:hint="eastAsia"/>
-        </w:rPr>
-        <w:t>3.5.4 软件接口（SW_ID001）</w:t>
-      </w:r>
-    </w:p>
-    <w:p>
-      <w:pPr>
-        <w:spacing w:before="180" w:after="180"/>
-        <w:ind w:firstLine="480"/>
-      </w:pPr>
-      <w:r>
-        <w:rPr>
-          <w:rFonts w:hint="eastAsia"/>
-        </w:rPr>
-        <w:t xml:space="preserve">1. </w:t>
-      </w:r>
-      <w:r>
-        <w:rPr>
-          <w:rFonts w:hint="eastAsia"/>
-        </w:rPr>
-        <w:t>优先级：</w:t>
-      </w:r>
-    </w:p>
-    <w:p>
-      <w:pPr>
-        <w:ind w:firstLine="480"/>
-        <w:contextualSpacing/>
-      </w:pPr>
-      <w:r>
-        <w:rPr>
-          <w:rFonts w:hint="eastAsia"/>
-        </w:rPr>
-        <w:t>高优先级，确保与第三方服务的无缝集成。</w:t>
-      </w:r>
-    </w:p>
-    <w:p>
-      <w:pPr>
-        <w:spacing w:before="180" w:after="180"/>
-        <w:ind w:firstLine="480"/>
-      </w:pPr>
-      <w:r>
-        <w:rPr>
-          <w:rFonts w:hint="eastAsia"/>
-        </w:rPr>
-        <w:t xml:space="preserve">2. </w:t>
-      </w:r>
-      <w:r>
-        <w:rPr>
-          <w:rFonts w:hint="eastAsia"/>
-        </w:rPr>
-        <w:t>接口类型需求：</w:t>
-      </w:r>
-    </w:p>
-    <w:p>
-      <w:pPr>
-        <w:ind w:firstLine="480"/>
-        <w:contextualSpacing/>
-      </w:pPr>
-      <w:r>
-        <w:rPr>
-          <w:rFonts w:hint="eastAsia"/>
-        </w:rPr>
-        <w:t>实时数据交换，支持支付和身份验证服务的即时响应。</w:t>
-      </w:r>
-    </w:p>
-    <w:p>
-      <w:pPr>
-        <w:ind w:firstLine="480"/>
-        <w:contextualSpacing/>
-      </w:pPr>
-      <w:r>
-        <w:rPr>
-          <w:rFonts w:hint="eastAsia"/>
-        </w:rPr>
-        <w:t>数据的加密传输，确保安全性和隐私保护。</w:t>
-      </w:r>
-    </w:p>
-    <w:p>
-      <w:pPr>
-        <w:spacing w:before="180" w:after="180"/>
-        <w:ind w:firstLine="480"/>
-      </w:pPr>
-      <w:r>
-        <w:rPr>
-          <w:rFonts w:hint="eastAsia"/>
-        </w:rPr>
-        <w:t xml:space="preserve">3. </w:t>
-      </w:r>
-      <w:r>
-        <w:rPr>
-          <w:rFonts w:hint="eastAsia"/>
-        </w:rPr>
-        <w:t>单个数据元素的特性：</w:t>
-      </w:r>
-    </w:p>
-    <w:p>
-      <w:pPr>
-        <w:ind w:firstLine="480"/>
-        <w:contextualSpacing/>
-      </w:pPr>
-      <w:r>
-        <w:rPr>
-          <w:rFonts w:hint="eastAsia"/>
-        </w:rPr>
-        <w:t>名称</w:t>
-      </w:r>
-      <w:r>
-        <w:rPr>
-          <w:rFonts w:hint="eastAsia"/>
-        </w:rPr>
-        <w:t>/</w:t>
-      </w:r>
-      <w:r>
-        <w:rPr>
-          <w:rFonts w:hint="eastAsia"/>
-        </w:rPr>
-        <w:t>标识符：</w:t>
-      </w:r>
-    </w:p>
-    <w:p>
-      <w:pPr>
-        <w:ind w:firstLine="480"/>
-        <w:contextualSpacing/>
-      </w:pPr>
-      <w:r>
-        <w:t>a) APIElement_001</w:t>
-      </w:r>
-    </w:p>
-    <w:p>
-      <w:pPr>
-        <w:ind w:firstLine="480"/>
-        <w:contextualSpacing/>
-      </w:pPr>
-      <w:r>
-        <w:rPr>
-          <w:rFonts w:hint="eastAsia"/>
-        </w:rPr>
-        <w:t xml:space="preserve">b) </w:t>
-      </w:r>
-      <w:r>
-        <w:rPr>
-          <w:rFonts w:hint="eastAsia"/>
-        </w:rPr>
-        <w:t>支付令牌</w:t>
-      </w:r>
-    </w:p>
-    <w:p>
-      <w:pPr>
-        <w:ind w:firstLine="480"/>
-        <w:contextualSpacing/>
-      </w:pPr>
-      <w:r>
-        <w:t>c) Payment_Token</w:t>
-      </w:r>
-    </w:p>
-    <w:p>
-      <w:pPr>
-        <w:ind w:firstLine="480"/>
-        <w:contextualSpacing/>
-      </w:pPr>
-      <w:r>
-        <w:t>d) payment_token</w:t>
-      </w:r>
-    </w:p>
-    <w:p>
-      <w:pPr>
-        <w:ind w:firstLine="480"/>
-        <w:contextualSpacing/>
-      </w:pPr>
-      <w:r>
-        <w:rPr>
-          <w:rFonts w:hint="eastAsia"/>
-        </w:rPr>
-        <w:t xml:space="preserve">e) </w:t>
-      </w:r>
-      <w:r>
-        <w:rPr>
-          <w:rFonts w:hint="eastAsia"/>
-        </w:rPr>
-        <w:t>无</w:t>
-      </w:r>
-    </w:p>
-    <w:p>
-      <w:pPr>
-        <w:ind w:firstLine="480"/>
-        <w:contextualSpacing/>
-      </w:pPr>
-      <w:r>
-        <w:rPr>
-          <w:rFonts w:hint="eastAsia"/>
-        </w:rPr>
-        <w:t>数据类型：字符串。</w:t>
-      </w:r>
-    </w:p>
-    <w:p>
-      <w:pPr>
-        <w:ind w:firstLine="480"/>
-        <w:contextualSpacing/>
-      </w:pPr>
-      <w:r>
-        <w:rPr>
-          <w:rFonts w:hint="eastAsia"/>
-        </w:rPr>
-        <w:t>大小和格式：遵循第三方服务</w:t>
-      </w:r>
-      <w:r>
-        <w:rPr>
-          <w:rFonts w:hint="eastAsia"/>
-        </w:rPr>
-        <w:t xml:space="preserve"> API </w:t>
-      </w:r>
-      <w:r>
-        <w:rPr>
-          <w:rFonts w:hint="eastAsia"/>
-        </w:rPr>
-        <w:t>规范。</w:t>
-      </w:r>
-    </w:p>
-    <w:p>
-      <w:pPr>
-        <w:ind w:firstLine="480"/>
-        <w:contextualSpacing/>
-      </w:pPr>
-      <w:r>
-        <w:rPr>
-          <w:rFonts w:hint="eastAsia"/>
-        </w:rPr>
-        <w:t>范围或可能值的枚举：无限制，但必须有效。</w:t>
-      </w:r>
-    </w:p>
-    <w:p>
-      <w:pPr>
-        <w:ind w:firstLine="480"/>
-        <w:contextualSpacing/>
-      </w:pPr>
-      <w:r>
-        <w:rPr>
-          <w:rFonts w:hint="eastAsia"/>
-        </w:rPr>
-        <w:t>准确度与精度：精确匹配，确保数据一致性。</w:t>
-      </w:r>
-    </w:p>
-    <w:p>
-      <w:pPr>
-        <w:ind w:firstLine="480"/>
-        <w:contextualSpacing/>
-      </w:pPr>
-      <w:r>
-        <w:rPr>
-          <w:rFonts w:hint="eastAsia"/>
-        </w:rPr>
-        <w:t>约束条件：必填字段，不可更新。</w:t>
-      </w:r>
-    </w:p>
-    <w:p>
-      <w:pPr>
-        <w:ind w:firstLine="480"/>
-        <w:contextualSpacing/>
-      </w:pPr>
-      <w:r>
-        <w:rPr>
-          <w:rFonts w:hint="eastAsia"/>
-        </w:rPr>
-        <w:t>保密性和私密性约束：加密传输和存储。</w:t>
-      </w:r>
-    </w:p>
-    <w:p>
-      <w:pPr>
-        <w:ind w:firstLine="480"/>
-        <w:contextualSpacing/>
-      </w:pPr>
-      <w:r>
-        <w:rPr>
-          <w:rFonts w:hint="eastAsia"/>
-        </w:rPr>
-        <w:t>来源：第三方服务。</w:t>
-      </w:r>
-    </w:p>
-    <w:p>
-      <w:pPr>
-        <w:ind w:firstLine="480"/>
-        <w:contextualSpacing/>
-      </w:pPr>
-      <w:r>
-        <w:rPr>
-          <w:rFonts w:hint="eastAsia"/>
-        </w:rPr>
-        <w:t>接收者：</w:t>
-      </w:r>
-      <w:r>
-        <w:rPr>
-          <w:rFonts w:hint="eastAsia"/>
-        </w:rPr>
-        <w:t xml:space="preserve">CSCI </w:t>
-      </w:r>
-      <w:r>
-        <w:rPr>
-          <w:rFonts w:hint="eastAsia"/>
-        </w:rPr>
-        <w:t>系统。</w:t>
-      </w:r>
-    </w:p>
-    <w:p>
-      <w:pPr>
-        <w:spacing w:before="180" w:after="180"/>
-        <w:ind w:firstLine="480"/>
-      </w:pPr>
-      <w:r>
-        <w:rPr>
-          <w:rFonts w:hint="eastAsia"/>
-        </w:rPr>
-        <w:lastRenderedPageBreak/>
-        <w:t xml:space="preserve">4. </w:t>
-      </w:r>
-      <w:r>
-        <w:rPr>
-          <w:rFonts w:hint="eastAsia"/>
-        </w:rPr>
-        <w:t>数据元素集合体的特性：</w:t>
-      </w:r>
-    </w:p>
-    <w:p>
-      <w:pPr>
-        <w:ind w:firstLine="480"/>
-        <w:contextualSpacing/>
-      </w:pPr>
-      <w:r>
-        <w:rPr>
-          <w:rFonts w:hint="eastAsia"/>
-        </w:rPr>
-        <w:t>名称</w:t>
-      </w:r>
-      <w:r>
-        <w:rPr>
-          <w:rFonts w:hint="eastAsia"/>
-        </w:rPr>
-        <w:t>/</w:t>
-      </w:r>
-      <w:r>
-        <w:rPr>
-          <w:rFonts w:hint="eastAsia"/>
-        </w:rPr>
-        <w:t>标识符：</w:t>
-      </w:r>
-    </w:p>
-    <w:p>
-      <w:pPr>
-        <w:ind w:firstLine="480"/>
-        <w:contextualSpacing/>
-      </w:pPr>
-      <w:r>
-        <w:t>a) APIRecord_001</w:t>
-      </w:r>
-    </w:p>
-    <w:p>
-      <w:pPr>
-        <w:ind w:firstLine="480"/>
-        <w:contextualSpacing/>
-      </w:pPr>
-      <w:r>
-        <w:rPr>
-          <w:rFonts w:hint="eastAsia"/>
-        </w:rPr>
-        <w:t xml:space="preserve">b) </w:t>
-      </w:r>
-      <w:r>
-        <w:rPr>
-          <w:rFonts w:hint="eastAsia"/>
-        </w:rPr>
-        <w:t>支付信息</w:t>
-      </w:r>
-    </w:p>
-    <w:p>
-      <w:pPr>
-        <w:ind w:firstLine="480"/>
-        <w:contextualSpacing/>
-      </w:pPr>
-      <w:r>
-        <w:t>c) Payment_Info</w:t>
-      </w:r>
-    </w:p>
-    <w:p>
-      <w:pPr>
-        <w:ind w:firstLine="480"/>
-        <w:contextualSpacing/>
-      </w:pPr>
-      <w:r>
-        <w:rPr>
-          <w:rFonts w:hint="eastAsia"/>
-        </w:rPr>
-        <w:t xml:space="preserve">d) </w:t>
-      </w:r>
-      <w:r>
-        <w:rPr>
-          <w:rFonts w:hint="eastAsia"/>
-        </w:rPr>
-        <w:t>无</w:t>
-      </w:r>
-    </w:p>
-    <w:p>
-      <w:pPr>
-        <w:ind w:firstLine="480"/>
-        <w:contextualSpacing/>
-      </w:pPr>
-      <w:r>
-        <w:rPr>
-          <w:rFonts w:hint="eastAsia"/>
-        </w:rPr>
-        <w:t>数据元素及其结构：支付令牌、交易</w:t>
-      </w:r>
-      <w:r>
-        <w:rPr>
-          <w:rFonts w:hint="eastAsia"/>
-        </w:rPr>
-        <w:t xml:space="preserve"> ID</w:t>
-      </w:r>
-      <w:r>
-        <w:rPr>
-          <w:rFonts w:hint="eastAsia"/>
-        </w:rPr>
-        <w:t>、金额、交易日期。</w:t>
-      </w:r>
-    </w:p>
-    <w:p>
-      <w:pPr>
-        <w:ind w:firstLine="480"/>
-        <w:contextualSpacing/>
-      </w:pPr>
-      <w:r>
-        <w:rPr>
-          <w:rFonts w:hint="eastAsia"/>
-        </w:rPr>
-        <w:t>媒体和结构：通过</w:t>
-      </w:r>
-      <w:r>
-        <w:rPr>
-          <w:rFonts w:hint="eastAsia"/>
-        </w:rPr>
-        <w:t xml:space="preserve"> API </w:t>
-      </w:r>
-      <w:r>
-        <w:rPr>
-          <w:rFonts w:hint="eastAsia"/>
-        </w:rPr>
-        <w:t>调用传输，遵循</w:t>
-      </w:r>
-      <w:r>
-        <w:rPr>
-          <w:rFonts w:hint="eastAsia"/>
-        </w:rPr>
-        <w:t xml:space="preserve"> JSON </w:t>
-      </w:r>
-      <w:r>
-        <w:rPr>
-          <w:rFonts w:hint="eastAsia"/>
-        </w:rPr>
-        <w:t>格式。</w:t>
-      </w:r>
-    </w:p>
-    <w:p>
-      <w:pPr>
-        <w:ind w:firstLine="480"/>
-        <w:contextualSpacing/>
-      </w:pPr>
-      <w:r>
-        <w:rPr>
-          <w:rFonts w:hint="eastAsia"/>
-        </w:rPr>
-        <w:t>显示特性：不涉及用户界面显示。</w:t>
-      </w:r>
-    </w:p>
-    <w:p>
-      <w:pPr>
-        <w:ind w:firstLine="480"/>
-        <w:contextualSpacing/>
-      </w:pPr>
-      <w:r>
-        <w:rPr>
-          <w:rFonts w:hint="eastAsia"/>
-        </w:rPr>
-        <w:t>关系：支付信息与用户账户关联。</w:t>
-      </w:r>
-    </w:p>
-    <w:p>
-      <w:pPr>
-        <w:ind w:firstLine="480"/>
-        <w:contextualSpacing/>
-      </w:pPr>
-      <w:r>
-        <w:rPr>
-          <w:rFonts w:hint="eastAsia"/>
-        </w:rPr>
-        <w:t>约束条件：支付信息不可修改，但可查询。</w:t>
-      </w:r>
-    </w:p>
-    <w:p>
-      <w:pPr>
-        <w:ind w:firstLine="480"/>
-        <w:contextualSpacing/>
-      </w:pPr>
-      <w:r>
-        <w:rPr>
-          <w:rFonts w:hint="eastAsia"/>
-        </w:rPr>
-        <w:t>保密性和私密性约束：严格加密和访问控制。</w:t>
-      </w:r>
-    </w:p>
-    <w:p>
-      <w:pPr>
-        <w:ind w:firstLine="480"/>
-        <w:contextualSpacing/>
-      </w:pPr>
-      <w:r>
-        <w:rPr>
-          <w:rFonts w:hint="eastAsia"/>
-        </w:rPr>
-        <w:t>来源：</w:t>
-      </w:r>
-      <w:r>
-        <w:rPr>
-          <w:rFonts w:hint="eastAsia"/>
-        </w:rPr>
-        <w:t xml:space="preserve">CSCI </w:t>
-      </w:r>
-      <w:r>
-        <w:rPr>
-          <w:rFonts w:hint="eastAsia"/>
-        </w:rPr>
-        <w:t>系统。</w:t>
-      </w:r>
-    </w:p>
-    <w:p>
-      <w:pPr>
-        <w:ind w:firstLine="480"/>
-        <w:contextualSpacing/>
-      </w:pPr>
-      <w:r>
-        <w:rPr>
-          <w:rFonts w:hint="eastAsia"/>
-        </w:rPr>
-        <w:t>接收者：第三方服务。</w:t>
-      </w:r>
-    </w:p>
-    <w:p>
-      <w:pPr>
-        <w:spacing w:before="180" w:after="180"/>
-        <w:ind w:firstLine="480"/>
-      </w:pPr>
-      <w:r>
-        <w:rPr>
-          <w:rFonts w:hint="eastAsia"/>
-        </w:rPr>
-        <w:t xml:space="preserve">5. </w:t>
-      </w:r>
-      <w:r>
-        <w:rPr>
-          <w:rFonts w:hint="eastAsia"/>
-        </w:rPr>
-        <w:t>通信方法特性：</w:t>
-      </w:r>
-    </w:p>
-    <w:p>
-      <w:pPr>
-        <w:ind w:firstLine="480"/>
-        <w:contextualSpacing/>
-      </w:pPr>
-      <w:r>
-        <w:rPr>
-          <w:rFonts w:hint="eastAsia"/>
-        </w:rPr>
-        <w:t>标识符：</w:t>
-      </w:r>
-      <w:r>
-        <w:rPr>
-          <w:rFonts w:hint="eastAsia"/>
-        </w:rPr>
-        <w:t>Communication_003</w:t>
-      </w:r>
-    </w:p>
-    <w:p>
-      <w:pPr>
-        <w:ind w:firstLine="480"/>
-        <w:contextualSpacing/>
-      </w:pPr>
-      <w:r>
-        <w:rPr>
-          <w:rFonts w:hint="eastAsia"/>
-        </w:rPr>
-        <w:t>通信链接：</w:t>
-      </w:r>
-      <w:r>
-        <w:rPr>
-          <w:rFonts w:hint="eastAsia"/>
-        </w:rPr>
-        <w:t>HTTPS</w:t>
-      </w:r>
-    </w:p>
-    <w:p>
-      <w:pPr>
-        <w:ind w:firstLine="480"/>
-        <w:contextualSpacing/>
-      </w:pPr>
-      <w:r>
-        <w:rPr>
-          <w:rFonts w:hint="eastAsia"/>
-        </w:rPr>
-        <w:t>消息格式化：</w:t>
-      </w:r>
-      <w:r>
-        <w:rPr>
-          <w:rFonts w:hint="eastAsia"/>
-        </w:rPr>
-        <w:t xml:space="preserve">JSON </w:t>
-      </w:r>
-      <w:r>
-        <w:rPr>
-          <w:rFonts w:hint="eastAsia"/>
-        </w:rPr>
-        <w:t>或</w:t>
-      </w:r>
-      <w:r>
-        <w:rPr>
-          <w:rFonts w:hint="eastAsia"/>
-        </w:rPr>
-        <w:t xml:space="preserve"> XML</w:t>
-      </w:r>
-      <w:r>
-        <w:rPr>
-          <w:rFonts w:hint="eastAsia"/>
-        </w:rPr>
-        <w:t>，遵循</w:t>
-      </w:r>
-      <w:r>
-        <w:rPr>
-          <w:rFonts w:hint="eastAsia"/>
-        </w:rPr>
-        <w:t xml:space="preserve"> API </w:t>
-      </w:r>
-      <w:r>
-        <w:rPr>
-          <w:rFonts w:hint="eastAsia"/>
-        </w:rPr>
-        <w:t>规范。</w:t>
-      </w:r>
-    </w:p>
-    <w:p>
-      <w:pPr>
-        <w:ind w:firstLine="480"/>
-        <w:contextualSpacing/>
-      </w:pPr>
-      <w:r>
-        <w:rPr>
-          <w:rFonts w:hint="eastAsia"/>
-        </w:rPr>
-        <w:t>流控制：通过</w:t>
-      </w:r>
-      <w:r>
-        <w:rPr>
-          <w:rFonts w:hint="eastAsia"/>
-        </w:rPr>
-        <w:t xml:space="preserve"> API </w:t>
-      </w:r>
-      <w:r>
-        <w:rPr>
-          <w:rFonts w:hint="eastAsia"/>
-        </w:rPr>
-        <w:t>调用和响应实现。</w:t>
-      </w:r>
-    </w:p>
-    <w:p>
-      <w:pPr>
-        <w:ind w:firstLine="480"/>
-        <w:contextualSpacing/>
-      </w:pPr>
-      <w:r>
-        <w:rPr>
-          <w:rFonts w:hint="eastAsia"/>
-        </w:rPr>
-        <w:t>数据传送速率：实时，非周期性。</w:t>
-      </w:r>
-    </w:p>
-    <w:p>
-      <w:pPr>
-        <w:ind w:firstLine="480"/>
-        <w:contextualSpacing/>
-      </w:pPr>
-      <w:r>
-        <w:rPr>
-          <w:rFonts w:hint="eastAsia"/>
-        </w:rPr>
-        <w:t>路由和寻址：通过</w:t>
-      </w:r>
-      <w:r>
-        <w:rPr>
-          <w:rFonts w:hint="eastAsia"/>
-        </w:rPr>
-        <w:t xml:space="preserve"> DNS </w:t>
-      </w:r>
-      <w:r>
-        <w:rPr>
-          <w:rFonts w:hint="eastAsia"/>
-        </w:rPr>
-        <w:t>服务器解析第三方服务域名。</w:t>
-      </w:r>
-    </w:p>
-    <w:p>
-      <w:pPr>
-        <w:ind w:firstLine="480"/>
-        <w:contextualSpacing/>
-      </w:pPr>
-      <w:r>
-        <w:rPr>
-          <w:rFonts w:hint="eastAsia"/>
-        </w:rPr>
-        <w:t>传输服务：支持优先级队列，确保关键服务的优先级。</w:t>
-      </w:r>
-    </w:p>
-    <w:p>
-      <w:pPr>
-        <w:ind w:firstLine="480"/>
-        <w:contextualSpacing/>
-      </w:pPr>
-      <w:r>
-        <w:rPr>
-          <w:rFonts w:hint="eastAsia"/>
-        </w:rPr>
-        <w:t>安全性考虑：使用</w:t>
-      </w:r>
-      <w:r>
-        <w:rPr>
-          <w:rFonts w:hint="eastAsia"/>
-        </w:rPr>
-        <w:t xml:space="preserve"> SSL/TLS </w:t>
-      </w:r>
-      <w:r>
-        <w:rPr>
-          <w:rFonts w:hint="eastAsia"/>
-        </w:rPr>
-        <w:t>加密，通过</w:t>
-      </w:r>
-      <w:r>
-        <w:rPr>
-          <w:rFonts w:hint="eastAsia"/>
-        </w:rPr>
-        <w:t xml:space="preserve"> API </w:t>
-      </w:r>
-      <w:r>
-        <w:rPr>
-          <w:rFonts w:hint="eastAsia"/>
-        </w:rPr>
-        <w:t>密钥和签名验证。</w:t>
-      </w:r>
-    </w:p>
-    <w:p>
-      <w:pPr>
-        <w:spacing w:before="180" w:after="180"/>
-        <w:ind w:firstLine="480"/>
-      </w:pPr>
-      <w:r>
-        <w:rPr>
-          <w:rFonts w:hint="eastAsia"/>
-        </w:rPr>
-        <w:t xml:space="preserve">6. </w:t>
-      </w:r>
-      <w:r>
-        <w:rPr>
-          <w:rFonts w:hint="eastAsia"/>
-        </w:rPr>
-        <w:t>协议特性：</w:t>
-      </w:r>
-    </w:p>
-    <w:p>
-      <w:pPr>
-        <w:ind w:firstLine="480"/>
-        <w:contextualSpacing/>
-      </w:pPr>
-      <w:r>
-        <w:rPr>
-          <w:rFonts w:hint="eastAsia"/>
-        </w:rPr>
-        <w:lastRenderedPageBreak/>
-        <w:t>标识符：</w:t>
-      </w:r>
-      <w:r>
-        <w:rPr>
-          <w:rFonts w:hint="eastAsia"/>
-        </w:rPr>
-        <w:t>Protocol_003</w:t>
-      </w:r>
-    </w:p>
-    <w:p>
-      <w:pPr>
-        <w:ind w:firstLine="480"/>
-        <w:contextualSpacing/>
-      </w:pPr>
-      <w:r>
-        <w:rPr>
-          <w:rFonts w:hint="eastAsia"/>
-        </w:rPr>
-        <w:t>协议层次：应用层协议（如</w:t>
-      </w:r>
-      <w:r>
-        <w:rPr>
-          <w:rFonts w:hint="eastAsia"/>
-        </w:rPr>
-        <w:t xml:space="preserve"> REST</w:t>
-      </w:r>
-      <w:r>
-        <w:rPr>
-          <w:rFonts w:hint="eastAsia"/>
-        </w:rPr>
-        <w:t>、</w:t>
-      </w:r>
-      <w:r>
-        <w:rPr>
-          <w:rFonts w:hint="eastAsia"/>
-        </w:rPr>
-        <w:t>SOAP</w:t>
-      </w:r>
-      <w:r>
-        <w:rPr>
-          <w:rFonts w:hint="eastAsia"/>
-        </w:rPr>
-        <w:t>）。</w:t>
-      </w:r>
-    </w:p>
-    <w:p>
-      <w:pPr>
-        <w:ind w:firstLine="480"/>
-        <w:contextualSpacing/>
-      </w:pPr>
-      <w:r>
-        <w:rPr>
-          <w:rFonts w:hint="eastAsia"/>
-        </w:rPr>
-        <w:t>分组：遵循</w:t>
-      </w:r>
-      <w:r>
-        <w:rPr>
-          <w:rFonts w:hint="eastAsia"/>
-        </w:rPr>
-        <w:t xml:space="preserve"> API </w:t>
-      </w:r>
-      <w:r>
-        <w:rPr>
-          <w:rFonts w:hint="eastAsia"/>
-        </w:rPr>
-        <w:t>规范定义的数据格式。</w:t>
-      </w:r>
-    </w:p>
-    <w:p>
-      <w:pPr>
-        <w:ind w:firstLine="480"/>
-        <w:contextualSpacing/>
-      </w:pPr>
-      <w:r>
-        <w:rPr>
-          <w:rFonts w:hint="eastAsia"/>
-        </w:rPr>
-        <w:t>合法性检查：通过</w:t>
-      </w:r>
-      <w:r>
-        <w:rPr>
-          <w:rFonts w:hint="eastAsia"/>
-        </w:rPr>
-        <w:t xml:space="preserve"> API </w:t>
-      </w:r>
-      <w:r>
-        <w:rPr>
-          <w:rFonts w:hint="eastAsia"/>
-        </w:rPr>
-        <w:t>服务器端验证。</w:t>
-      </w:r>
-    </w:p>
-    <w:p>
-      <w:pPr>
-        <w:ind w:firstLine="480"/>
-        <w:contextualSpacing/>
-      </w:pPr>
-      <w:r>
-        <w:rPr>
-          <w:rFonts w:hint="eastAsia"/>
-        </w:rPr>
-        <w:t>错误控制和恢复：使用</w:t>
-      </w:r>
-      <w:r>
-        <w:rPr>
-          <w:rFonts w:hint="eastAsia"/>
-        </w:rPr>
-        <w:t xml:space="preserve"> API </w:t>
-      </w:r>
-      <w:r>
-        <w:rPr>
-          <w:rFonts w:hint="eastAsia"/>
-        </w:rPr>
-        <w:t>提供的错误码和重试机制。</w:t>
-      </w:r>
-    </w:p>
-    <w:p>
-      <w:pPr>
-        <w:ind w:firstLine="480"/>
-        <w:contextualSpacing/>
-      </w:pPr>
-      <w:r>
-        <w:rPr>
-          <w:rFonts w:hint="eastAsia"/>
-        </w:rPr>
-        <w:t>同步：通过</w:t>
-      </w:r>
-      <w:r>
-        <w:rPr>
-          <w:rFonts w:hint="eastAsia"/>
-        </w:rPr>
-        <w:t xml:space="preserve"> API </w:t>
-      </w:r>
-      <w:r>
-        <w:rPr>
-          <w:rFonts w:hint="eastAsia"/>
-        </w:rPr>
-        <w:t>调用和响应同步。</w:t>
-      </w:r>
-    </w:p>
-    <w:p>
-      <w:pPr>
-        <w:ind w:firstLine="480"/>
-        <w:contextualSpacing/>
-      </w:pPr>
-      <w:r>
-        <w:rPr>
-          <w:rFonts w:hint="eastAsia"/>
-        </w:rPr>
-        <w:t>状态和标识：通过</w:t>
-      </w:r>
-      <w:r>
-        <w:rPr>
-          <w:rFonts w:hint="eastAsia"/>
-        </w:rPr>
-        <w:t xml:space="preserve"> API </w:t>
-      </w:r>
-      <w:r>
-        <w:rPr>
-          <w:rFonts w:hint="eastAsia"/>
-        </w:rPr>
-        <w:t>响应码和状态信息。</w:t>
-      </w:r>
-    </w:p>
-    <w:p>
-      <w:pPr>
-        <w:spacing w:before="180" w:after="180"/>
-        <w:ind w:firstLine="480"/>
-      </w:pPr>
-      <w:r>
-        <w:rPr>
-          <w:rFonts w:hint="eastAsia"/>
-        </w:rPr>
-        <w:t xml:space="preserve">7. </w:t>
-      </w:r>
-      <w:r>
-        <w:rPr>
-          <w:rFonts w:hint="eastAsia"/>
-        </w:rPr>
-        <w:t>其他特性：</w:t>
-      </w:r>
-    </w:p>
-    <w:p>
-      <w:pPr>
-        <w:ind w:firstLine="480"/>
-        <w:contextualSpacing/>
-      </w:pPr>
-      <w:r>
-        <w:rPr>
-          <w:rFonts w:hint="eastAsia"/>
-        </w:rPr>
-        <w:t>接口实体的物理兼容性：不涉及物理设备，但需确保服务器能够处理</w:t>
-      </w:r>
-      <w:r>
-        <w:rPr>
-          <w:rFonts w:hint="eastAsia"/>
-        </w:rPr>
-        <w:t xml:space="preserve"> API </w:t>
-      </w:r>
-      <w:r>
-        <w:rPr>
-          <w:rFonts w:hint="eastAsia"/>
-        </w:rPr>
-        <w:t>调用和响应。</w:t>
-      </w:r>
-    </w:p>
-    <w:p>
-      <w:pPr>
-        <w:pStyle w:val="af1"/>
-        <w:ind w:firstLine="482"/>
-        <w:rPr>
-          <w:rFonts w:hint="eastAsia"/>
-        </w:rPr>
-      </w:pPr>
-      <w:r>
-        <w:rPr>
-          <w:rFonts w:hint="eastAsia"/>
-        </w:rPr>
-        <w:t>3.5.5 通信接口（COMM_ID001）</w:t>
-      </w:r>
-    </w:p>
-    <w:p>
-      <w:pPr>
-        <w:spacing w:before="180" w:after="180"/>
-        <w:ind w:firstLine="480"/>
-      </w:pPr>
-      <w:r>
-        <w:rPr>
-          <w:rFonts w:hint="eastAsia"/>
-        </w:rPr>
-        <w:t xml:space="preserve">1. </w:t>
-      </w:r>
-      <w:r>
-        <w:rPr>
-          <w:rFonts w:hint="eastAsia"/>
-        </w:rPr>
-        <w:t>优先级：</w:t>
-      </w:r>
-    </w:p>
-    <w:p>
-      <w:pPr>
-        <w:ind w:firstLine="480"/>
-        <w:contextualSpacing/>
-      </w:pPr>
-      <w:r>
-        <w:rPr>
-          <w:rFonts w:hint="eastAsia"/>
-        </w:rPr>
-        <w:t>高优先级，确保网络通信的稳定性和可靠性。</w:t>
-      </w:r>
-    </w:p>
-    <w:p>
-      <w:pPr>
-        <w:spacing w:before="180" w:after="180"/>
-        <w:ind w:firstLine="480"/>
-      </w:pPr>
-      <w:r>
-        <w:rPr>
-          <w:rFonts w:hint="eastAsia"/>
-        </w:rPr>
-        <w:t xml:space="preserve">2. </w:t>
-      </w:r>
-      <w:r>
-        <w:rPr>
-          <w:rFonts w:hint="eastAsia"/>
-        </w:rPr>
-        <w:t>接口类型需求：</w:t>
-      </w:r>
-    </w:p>
-    <w:p>
-      <w:pPr>
-        <w:ind w:firstLine="480"/>
-        <w:contextualSpacing/>
-      </w:pPr>
-      <w:r>
-        <w:rPr>
-          <w:rFonts w:hint="eastAsia"/>
-        </w:rPr>
-        <w:t>实时数据传输，支持用户请求和响应的即时处理。</w:t>
-      </w:r>
-    </w:p>
-    <w:p>
-      <w:pPr>
-        <w:ind w:firstLine="480"/>
-        <w:contextualSpacing/>
-      </w:pPr>
-      <w:r>
-        <w:rPr>
-          <w:rFonts w:hint="eastAsia"/>
-        </w:rPr>
-        <w:t>数据的加密传输，确保通信安全。</w:t>
-      </w:r>
-    </w:p>
-    <w:p>
-      <w:pPr>
-        <w:spacing w:before="180" w:after="180"/>
-        <w:ind w:firstLine="480"/>
-      </w:pPr>
-      <w:r>
-        <w:rPr>
-          <w:rFonts w:hint="eastAsia"/>
-        </w:rPr>
-        <w:t xml:space="preserve">3. </w:t>
-      </w:r>
-      <w:r>
-        <w:rPr>
-          <w:rFonts w:hint="eastAsia"/>
-        </w:rPr>
-        <w:t>数据元素的特性：</w:t>
-      </w:r>
-    </w:p>
-    <w:p>
-      <w:pPr>
-        <w:ind w:firstLine="480"/>
-        <w:contextualSpacing/>
-      </w:pPr>
-      <w:r>
-        <w:rPr>
-          <w:rFonts w:hint="eastAsia"/>
-        </w:rPr>
-        <w:t>主要涉及网络协议相关的数据元素，如</w:t>
-      </w:r>
-      <w:r>
-        <w:rPr>
-          <w:rFonts w:hint="eastAsia"/>
-        </w:rPr>
-        <w:t xml:space="preserve"> IP </w:t>
-      </w:r>
-      <w:r>
-        <w:rPr>
-          <w:rFonts w:hint="eastAsia"/>
-        </w:rPr>
-        <w:t>地址、端口号、协议类型等。</w:t>
-      </w:r>
-    </w:p>
-    <w:p>
-      <w:pPr>
-        <w:ind w:firstLine="480"/>
-        <w:contextualSpacing/>
-      </w:pPr>
-      <w:r>
-        <w:rPr>
-          <w:rFonts w:hint="eastAsia"/>
-        </w:rPr>
-        <w:t>这些数据元素通过网络配置和管理工具进行设置和查看。</w:t>
-      </w:r>
-    </w:p>
-    <w:p>
-      <w:pPr>
-        <w:spacing w:before="180" w:after="180"/>
-        <w:ind w:firstLine="480"/>
-      </w:pPr>
-      <w:r>
-        <w:rPr>
-          <w:rFonts w:hint="eastAsia"/>
-        </w:rPr>
-        <w:t xml:space="preserve">4. </w:t>
-      </w:r>
-      <w:r>
-        <w:rPr>
-          <w:rFonts w:hint="eastAsia"/>
-        </w:rPr>
-        <w:t>数据元素集合体的特性：</w:t>
-      </w:r>
-    </w:p>
-    <w:p>
-      <w:pPr>
-        <w:ind w:firstLine="480"/>
-        <w:contextualSpacing/>
-      </w:pPr>
-      <w:r>
-        <w:rPr>
-          <w:rFonts w:hint="eastAsia"/>
-        </w:rPr>
-        <w:t>主要涉及网络数据包的结构和内容，遵循</w:t>
-      </w:r>
-      <w:r>
-        <w:rPr>
-          <w:rFonts w:hint="eastAsia"/>
-        </w:rPr>
-        <w:t xml:space="preserve"> TCP/IP </w:t>
-      </w:r>
-      <w:r>
-        <w:rPr>
-          <w:rFonts w:hint="eastAsia"/>
-        </w:rPr>
-        <w:t>协议栈定义。</w:t>
-      </w:r>
-    </w:p>
-    <w:p>
-      <w:pPr>
-        <w:ind w:firstLine="480"/>
-        <w:contextualSpacing/>
-      </w:pPr>
-      <w:r>
-        <w:rPr>
-          <w:rFonts w:hint="eastAsia"/>
-        </w:rPr>
-        <w:t>包括数据包的头部信息、数据载荷、校验和等。</w:t>
-      </w:r>
-    </w:p>
-    <w:p>
-      <w:pPr>
-        <w:spacing w:before="180" w:after="180"/>
-        <w:ind w:firstLine="480"/>
-      </w:pPr>
-      <w:r>
-        <w:rPr>
-          <w:rFonts w:hint="eastAsia"/>
-        </w:rPr>
-        <w:lastRenderedPageBreak/>
-        <w:t xml:space="preserve">5. </w:t>
-      </w:r>
-      <w:r>
-        <w:rPr>
-          <w:rFonts w:hint="eastAsia"/>
-        </w:rPr>
-        <w:t>通信方法特性：</w:t>
-      </w:r>
-    </w:p>
-    <w:p>
-      <w:pPr>
-        <w:ind w:firstLine="480"/>
-        <w:contextualSpacing/>
-      </w:pPr>
-      <w:r>
-        <w:rPr>
-          <w:rFonts w:hint="eastAsia"/>
-        </w:rPr>
-        <w:t>标识符：</w:t>
-      </w:r>
-      <w:r>
-        <w:rPr>
-          <w:rFonts w:hint="eastAsia"/>
-        </w:rPr>
-        <w:t>Communication_004</w:t>
-      </w:r>
-    </w:p>
-    <w:p>
-      <w:pPr>
-        <w:ind w:firstLine="480"/>
-        <w:contextualSpacing/>
-      </w:pPr>
-      <w:r>
-        <w:rPr>
-          <w:rFonts w:hint="eastAsia"/>
-        </w:rPr>
-        <w:t>通信链接：支持多种网络协议（如</w:t>
-      </w:r>
-      <w:r>
-        <w:rPr>
-          <w:rFonts w:hint="eastAsia"/>
-        </w:rPr>
-        <w:t xml:space="preserve"> TCP/IP</w:t>
-      </w:r>
-      <w:r>
-        <w:rPr>
-          <w:rFonts w:hint="eastAsia"/>
-        </w:rPr>
-        <w:t>、</w:t>
-      </w:r>
-      <w:r>
-        <w:rPr>
-          <w:rFonts w:hint="eastAsia"/>
-        </w:rPr>
-        <w:t>UDP</w:t>
-      </w:r>
-      <w:r>
-        <w:rPr>
-          <w:rFonts w:hint="eastAsia"/>
-        </w:rPr>
-        <w:t>、</w:t>
-      </w:r>
-      <w:r>
-        <w:rPr>
-          <w:rFonts w:hint="eastAsia"/>
-        </w:rPr>
-        <w:t>HTTPS</w:t>
-      </w:r>
-      <w:r>
-        <w:rPr>
-          <w:rFonts w:hint="eastAsia"/>
-        </w:rPr>
-        <w:t>）。</w:t>
-      </w:r>
-    </w:p>
-    <w:p>
-      <w:pPr>
-        <w:ind w:firstLine="480"/>
-        <w:contextualSpacing/>
-      </w:pPr>
-      <w:r>
-        <w:rPr>
-          <w:rFonts w:hint="eastAsia"/>
-        </w:rPr>
-        <w:t>消息格式化：遵循网络协议规范。</w:t>
-      </w:r>
-    </w:p>
-    <w:p>
-      <w:pPr>
-        <w:ind w:firstLine="480"/>
-        <w:contextualSpacing/>
-      </w:pPr>
-      <w:r>
-        <w:rPr>
-          <w:rFonts w:hint="eastAsia"/>
-        </w:rPr>
-        <w:t>流控制：通过</w:t>
-      </w:r>
-      <w:r>
-        <w:rPr>
-          <w:rFonts w:hint="eastAsia"/>
-        </w:rPr>
-        <w:t xml:space="preserve"> TCP/IP </w:t>
-      </w:r>
-      <w:r>
-        <w:rPr>
-          <w:rFonts w:hint="eastAsia"/>
-        </w:rPr>
-        <w:t>协议栈实现。</w:t>
-      </w:r>
-    </w:p>
-    <w:p>
-      <w:pPr>
-        <w:ind w:firstLine="480"/>
-        <w:contextualSpacing/>
-      </w:pPr>
-      <w:r>
-        <w:rPr>
-          <w:rFonts w:hint="eastAsia"/>
-        </w:rPr>
-        <w:t>数据传送速率：根据实际网络带宽和负载动态调整。</w:t>
-      </w:r>
-    </w:p>
-    <w:p>
-      <w:pPr>
-        <w:ind w:firstLine="480"/>
-        <w:contextualSpacing/>
-      </w:pPr>
-      <w:r>
-        <w:rPr>
-          <w:rFonts w:hint="eastAsia"/>
-        </w:rPr>
-        <w:t>路由和寻址：通过路由器和交换机实现。</w:t>
-      </w:r>
-    </w:p>
-    <w:p>
-      <w:pPr>
-        <w:ind w:firstLine="480"/>
-        <w:contextualSpacing/>
-      </w:pPr>
-      <w:r>
-        <w:rPr>
-          <w:rFonts w:hint="eastAsia"/>
-        </w:rPr>
-        <w:t>传输服务：支持优先级队列，确保关键数据的优先传输。</w:t>
-      </w:r>
-    </w:p>
-    <w:p>
-      <w:pPr>
-        <w:ind w:firstLine="480"/>
-        <w:contextualSpacing/>
-      </w:pPr>
-      <w:r>
-        <w:rPr>
-          <w:rFonts w:hint="eastAsia"/>
-        </w:rPr>
-        <w:t>安全性考虑：使用网络加密协议（如</w:t>
-      </w:r>
-      <w:r>
-        <w:rPr>
-          <w:rFonts w:hint="eastAsia"/>
-        </w:rPr>
-        <w:t xml:space="preserve"> SSL/TLS</w:t>
-      </w:r>
-      <w:r>
-        <w:rPr>
-          <w:rFonts w:hint="eastAsia"/>
-        </w:rPr>
-        <w:t>）、防火墙和入侵检测系统。</w:t>
-      </w:r>
-    </w:p>
-    <w:p>
-      <w:pPr>
-        <w:spacing w:before="180" w:after="180"/>
-        <w:ind w:firstLine="480"/>
-      </w:pPr>
-      <w:r>
-        <w:rPr>
-          <w:rFonts w:hint="eastAsia"/>
-        </w:rPr>
-        <w:t xml:space="preserve">6. </w:t>
-      </w:r>
-      <w:r>
-        <w:rPr>
-          <w:rFonts w:hint="eastAsia"/>
-        </w:rPr>
-        <w:t>协议特性：</w:t>
-      </w:r>
-    </w:p>
-    <w:p>
-      <w:pPr>
-        <w:ind w:firstLine="480"/>
-        <w:contextualSpacing/>
-      </w:pPr>
-      <w:r>
-        <w:rPr>
-          <w:rFonts w:hint="eastAsia"/>
-        </w:rPr>
-        <w:t>标识符：</w:t>
-      </w:r>
-      <w:r>
-        <w:rPr>
-          <w:rFonts w:hint="eastAsia"/>
-        </w:rPr>
-        <w:t>Protocol_004</w:t>
-      </w:r>
-    </w:p>
-    <w:p>
-      <w:pPr>
-        <w:ind w:firstLine="480"/>
-        <w:contextualSpacing/>
-      </w:pPr>
-      <w:r>
-        <w:rPr>
-          <w:rFonts w:hint="eastAsia"/>
-        </w:rPr>
-        <w:t>协议层次：网络层和数据链路层协议（如</w:t>
-      </w:r>
-      <w:r>
-        <w:rPr>
-          <w:rFonts w:hint="eastAsia"/>
-        </w:rPr>
-        <w:t xml:space="preserve"> TCP/IP</w:t>
-      </w:r>
-      <w:r>
-        <w:rPr>
-          <w:rFonts w:hint="eastAsia"/>
-        </w:rPr>
-        <w:t>、以太网）。</w:t>
-      </w:r>
-    </w:p>
-    <w:p>
-      <w:pPr>
-        <w:ind w:firstLine="480"/>
-        <w:contextualSpacing/>
-      </w:pPr>
-      <w:r>
-        <w:rPr>
-          <w:rFonts w:hint="eastAsia"/>
-        </w:rPr>
-        <w:t>分组：遵循网络协议栈定义的分组规则。</w:t>
-      </w:r>
-    </w:p>
-    <w:p>
-      <w:pPr>
-        <w:ind w:firstLine="480"/>
-        <w:contextualSpacing/>
-      </w:pPr>
-      <w:r>
-        <w:rPr>
-          <w:rFonts w:hint="eastAsia"/>
-        </w:rPr>
-        <w:t>合法性检查：通过网络设备验证。</w:t>
-      </w:r>
-    </w:p>
-    <w:p>
-      <w:pPr>
-        <w:ind w:firstLine="480"/>
-        <w:contextualSpacing/>
-      </w:pPr>
-      <w:r>
-        <w:rPr>
-          <w:rFonts w:hint="eastAsia"/>
-        </w:rPr>
-        <w:t>错误控制和恢复：使用网络协议提供的错误检测和恢复机制。</w:t>
-      </w:r>
-    </w:p>
-    <w:p>
-      <w:pPr>
-        <w:ind w:firstLine="480"/>
-        <w:contextualSpacing/>
-      </w:pPr>
-      <w:r>
-        <w:rPr>
-          <w:rFonts w:hint="eastAsia"/>
-        </w:rPr>
-        <w:t>同步：通过网络同步协议。</w:t>
-      </w:r>
-    </w:p>
-    <w:p>
-      <w:pPr>
-        <w:ind w:firstLine="480"/>
-        <w:contextualSpacing/>
-      </w:pPr>
-      <w:r>
-        <w:rPr>
-          <w:rFonts w:hint="eastAsia"/>
-        </w:rPr>
-        <w:t>状态和标识：通过网络监控工具查看。</w:t>
-      </w:r>
-    </w:p>
-    <w:p>
-      <w:pPr>
-        <w:spacing w:before="180" w:after="180"/>
-        <w:ind w:firstLine="480"/>
-      </w:pPr>
-      <w:r>
-        <w:rPr>
-          <w:rFonts w:hint="eastAsia"/>
-        </w:rPr>
-        <w:t xml:space="preserve">7. </w:t>
-      </w:r>
-      <w:r>
-        <w:rPr>
-          <w:rFonts w:hint="eastAsia"/>
-        </w:rPr>
-        <w:t>其他特性：</w:t>
-      </w:r>
-    </w:p>
-    <w:p>
-      <w:pPr>
-        <w:ind w:firstLine="480"/>
-        <w:contextualSpacing/>
-      </w:pPr>
-      <w:r>
-        <w:rPr>
-          <w:rFonts w:hint="eastAsia"/>
-        </w:rPr>
-        <w:t>物理兼容性：支持主流网络设备和协议，确保网络连接的稳定性和可靠性。</w:t>
-      </w:r>
-    </w:p>
-    <w:p>
-      <w:pPr>
-        <w:spacing w:before="180" w:after="180"/>
-        <w:ind w:firstLine="480"/>
-      </w:pPr>
+    </w:p>
+    <w:p>
+      <w:pPr>
+        <w:pStyle w:val="af"/>
+        <w:ind w:firstLineChars="0" w:firstLine="0"/>
+        <w:rPr>
+          <w:rFonts w:ascii="宋体" w:hAnsi="宋体" w:hint="eastAsia"/>
+        </w:rPr>
+      </w:pPr>
+      <w:r>
+        <w:rPr>
+          <w:rFonts w:hint="eastAsia"/>
+        </w:rPr>
+        <w:t>3.8</w:t>
+      </w:r>
+      <w:r>
+        <w:rPr>
+          <w:rFonts w:hint="eastAsia"/>
+        </w:rPr>
+        <w:t>适应性需求</w:t>
+      </w:r>
+    </w:p>
+    <w:p>
+      <w:pPr>
+        <w:ind w:firstLine="480"/>
+        <w:contextualSpacing/>
+        <w:rPr>
+          <w:rFonts w:ascii="宋体" w:hAnsi="宋体" w:hint="eastAsia"/>
+        </w:rPr>
+      </w:pPr>
+      <w:r>
+        <w:rPr>
+          <w:rFonts w:hint="eastAsia"/>
+        </w:rPr>
+        <w:t>本系统利用</w:t>
+      </w:r>
+      <w:r>
+        <w:rPr>
+          <w:rFonts w:hint="eastAsia"/>
+        </w:rPr>
+        <w:t>JAVA</w:t>
+      </w:r>
+      <w:r>
+        <w:rPr>
+          <w:rFonts w:hint="eastAsia"/>
+        </w:rPr>
+        <w:t>开发，运行于</w:t>
+      </w:r>
+      <w:r>
+        <w:rPr>
+          <w:rFonts w:hint="eastAsia"/>
+        </w:rPr>
+        <w:t>Windows</w:t>
+      </w:r>
+      <w:r>
+        <w:rPr>
+          <w:rFonts w:hint="eastAsia"/>
+        </w:rPr>
+        <w:t>平台，只要相应的平台提供了</w:t>
+      </w:r>
+      <w:r>
+        <w:rPr>
+          <w:rFonts w:hint="eastAsia"/>
+        </w:rPr>
+        <w:t xml:space="preserve">JAVA </w:t>
+      </w:r>
+      <w:r>
+        <w:rPr>
+          <w:rFonts w:hint="eastAsia"/>
+        </w:rPr>
+        <w:t>运行环境。并且内部形成网络，就能够运行，但是服务器还需要提供</w:t>
+      </w:r>
+      <w:r>
+        <w:rPr>
+          <w:rFonts w:hint="eastAsia"/>
+        </w:rPr>
+        <w:t>Microsoft Server 2000</w:t>
+      </w:r>
+      <w:r>
+        <w:rPr>
+          <w:rFonts w:hint="eastAsia"/>
+        </w:rPr>
+        <w:t>以上的数据库以及</w:t>
+      </w:r>
+      <w:r>
+        <w:rPr>
+          <w:rFonts w:hint="eastAsia"/>
+        </w:rPr>
+        <w:t>JDBC</w:t>
+      </w:r>
+      <w:r>
+        <w:rPr>
+          <w:rFonts w:hint="eastAsia"/>
+        </w:rPr>
+        <w:t>接口</w:t>
+      </w:r>
+      <w:r>
+        <w:rPr>
+          <w:rFonts w:hint="eastAsia"/>
+        </w:rPr>
+        <w:t>.</w:t>
+      </w:r>
+      <w:r>
+        <w:rPr>
+          <w:rFonts w:hint="eastAsia"/>
+        </w:rPr>
+        <w:t>网络必须支持</w:t>
+      </w:r>
+      <w:r>
+        <w:rPr>
+          <w:rFonts w:hint="eastAsia"/>
+        </w:rPr>
+        <w:t>TCP/IP</w:t>
+      </w:r>
+      <w:r>
+        <w:rPr>
+          <w:rFonts w:hint="eastAsia"/>
+        </w:rPr>
+        <w:t>协议。</w:t>
+      </w:r>
     </w:p>
     <w:p>
       <w:pPr>
         <w:pStyle w:val="af"/>
         <w:ind w:firstLine="562"/>
         <w:rPr>
-          <w:rFonts w:hint="eastAsia"/>
-        </w:rPr>
-      </w:pPr>
-      <w:r>
-        <w:rPr>
-          <w:rFonts w:hint="eastAsia"/>
-        </w:rPr>
-        <w:t>3.6 CSCI</w:t>
-      </w:r>
-      <w:r>
-        <w:rPr>
-          <w:rFonts w:hint="eastAsia"/>
-        </w:rPr>
-        <w:t>内部接口需求</w:t>
-      </w:r>
-    </w:p>
-    <w:p>
-      <w:pPr>
-        <w:pStyle w:val="af"/>
-        <w:ind w:firstLine="562"/>
-        <w:rPr>
-          <w:rFonts w:ascii="宋体" w:hAnsi="宋体" w:hint="eastAsia"/>
-        </w:rPr>
-      </w:pPr>
-      <w:r>
-        <w:rPr>
-          <w:rFonts w:hint="eastAsia"/>
-        </w:rPr>
-        <w:t>3.7 CSCI</w:t>
-      </w:r>
-      <w:r>
-        <w:rPr>
-          <w:rFonts w:hint="eastAsia"/>
-        </w:rPr>
-        <w:t>内部数据需求</w:t>
-      </w:r>
-    </w:p>
-    <w:p>
-      <w:pPr>
-        <w:ind w:firstLine="480"/>
-        <w:rPr>
-          <w:rFonts w:ascii="宋体" w:hAnsi="宋体" w:hint="eastAsia"/>
-        </w:rPr>
-      </w:pPr>
-      <w:r>
-        <w:rPr>
-          <w:rFonts w:hint="eastAsia"/>
-        </w:rPr>
-        <w:lastRenderedPageBreak/>
-        <w:t>在设计系统的实现体时</w:t>
+          <w:rFonts w:ascii="宋体" w:hAnsi="宋体" w:hint="eastAsia"/>
+        </w:rPr>
+      </w:pPr>
+      <w:r>
+        <w:rPr>
+          <w:rFonts w:hint="eastAsia"/>
+        </w:rPr>
+        <w:t>3.11 CSCI</w:t>
+      </w:r>
+      <w:r>
+        <w:rPr>
+          <w:rFonts w:hint="eastAsia"/>
+        </w:rPr>
+        <w:t>环境需求</w:t>
+      </w:r>
+    </w:p>
+    <w:p>
+      <w:pPr>
+        <w:ind w:firstLine="480"/>
+        <w:rPr>
+          <w:rFonts w:ascii="宋体" w:hAnsi="宋体" w:hint="eastAsia"/>
+        </w:rPr>
+      </w:pPr>
+      <w:r>
+        <w:rPr>
+          <w:rFonts w:hint="eastAsia"/>
+        </w:rPr>
+        <w:t>Microsoft 2003</w:t>
+      </w:r>
+      <w:r>
+        <w:rPr>
+          <w:rFonts w:hint="eastAsia"/>
+        </w:rPr>
+        <w:t>或者以上</w:t>
+      </w:r>
+    </w:p>
+    <w:p>
+      <w:pPr>
+        <w:ind w:firstLine="480"/>
+        <w:rPr>
+          <w:rFonts w:ascii="宋体" w:hAnsi="宋体" w:hint="eastAsia"/>
+        </w:rPr>
+      </w:pPr>
+      <w:r>
+        <w:rPr>
+          <w:rFonts w:hint="eastAsia"/>
+        </w:rPr>
+        <w:t>1G HZ</w:t>
+      </w:r>
+      <w:r>
+        <w:rPr>
+          <w:rFonts w:hint="eastAsia"/>
+        </w:rPr>
+        <w:t>或更高主频的相容</w:t>
+      </w:r>
+      <w:r>
+        <w:rPr>
+          <w:rFonts w:hint="eastAsia"/>
+        </w:rPr>
+        <w:t xml:space="preserve">CPU </w:t>
+      </w:r>
+      <w:r>
+        <w:rPr>
+          <w:rFonts w:hint="eastAsia"/>
+        </w:rPr>
+        <w:br/>
+      </w:r>
+      <w:r>
+        <w:rPr>
+          <w:rFonts w:hint="eastAsia"/>
+        </w:rPr>
+        <w:t>推荐最小内存为</w:t>
+      </w:r>
+      <w:r>
+        <w:rPr>
+          <w:rFonts w:hint="eastAsia"/>
+        </w:rPr>
+        <w:t>2G</w:t>
+      </w:r>
+      <w:r>
+        <w:rPr>
+          <w:rFonts w:hint="eastAsia"/>
+        </w:rPr>
+        <w:br/>
+      </w:r>
+      <w:r>
+        <w:rPr>
+          <w:rFonts w:hint="eastAsia"/>
+        </w:rPr>
+        <w:t>至少有</w:t>
+      </w:r>
+      <w:r>
+        <w:rPr>
+          <w:rFonts w:hint="eastAsia"/>
+        </w:rPr>
+        <w:t>500GB</w:t>
+      </w:r>
+      <w:r>
+        <w:rPr>
+          <w:rFonts w:hint="eastAsia"/>
+        </w:rPr>
+        <w:t>可用磁盘空间的硬盘</w:t>
+      </w:r>
+    </w:p>
+    <w:p>
+      <w:pPr>
+        <w:ind w:firstLine="480"/>
+        <w:rPr>
+          <w:rFonts w:ascii="宋体" w:hAnsi="宋体" w:hint="eastAsia"/>
+        </w:rPr>
+      </w:pPr>
+      <w:r>
+        <w:rPr>
+          <w:rFonts w:hint="eastAsia"/>
+        </w:rPr>
+        <w:t>主机含有网卡</w:t>
+      </w:r>
+    </w:p>
+    <w:p>
+      <w:pPr>
+        <w:ind w:firstLine="480"/>
+        <w:rPr>
+          <w:rFonts w:ascii="宋体" w:hAnsi="宋体" w:hint="eastAsia"/>
+        </w:rPr>
+      </w:pPr>
+      <w:r>
+        <w:rPr>
+          <w:rFonts w:hint="eastAsia"/>
+        </w:rPr>
+        <w:t>电源：有内置电源以及外置电源</w:t>
       </w:r>
       <w:r>
         <w:rPr>
@@ -9565,628 +9569,7 @@
         <w:rPr>
           <w:rFonts w:hint="eastAsia"/>
         </w:rPr>
-        <w:t>会将需求分析出来的数据表作为参考</w:t>
-      </w:r>
-      <w:r>
-        <w:rPr>
-          <w:rFonts w:hint="eastAsia"/>
-        </w:rPr>
-        <w:t>,</w:t>
-      </w:r>
-      <w:r>
-        <w:rPr>
-          <w:rFonts w:hint="eastAsia"/>
-        </w:rPr>
-        <w:t>如进入系统所需的账号，密码是内部接口，它们作为进入系统的验证前提，需要给它们相应的函数名称</w:t>
-      </w:r>
-      <w:r>
-        <w:rPr>
-          <w:rFonts w:hint="eastAsia"/>
-        </w:rPr>
-        <w:t>,</w:t>
-      </w:r>
-      <w:r>
-        <w:rPr>
-          <w:rFonts w:hint="eastAsia"/>
-        </w:rPr>
-        <w:t>这样就可以实现相应的功能</w:t>
-      </w:r>
-      <w:r>
-        <w:rPr>
-          <w:rFonts w:hint="eastAsia"/>
-        </w:rPr>
-        <w:t>.</w:t>
-      </w:r>
-      <w:r>
-        <w:rPr>
-          <w:rFonts w:hint="eastAsia"/>
-        </w:rPr>
-        <w:t>每一个相关数据库中的数据表的成员都是整个</w:t>
-      </w:r>
-      <w:r>
-        <w:rPr>
-          <w:rFonts w:hint="eastAsia"/>
-        </w:rPr>
-        <w:t>账目</w:t>
-      </w:r>
-      <w:r>
-        <w:rPr>
-          <w:rFonts w:hint="eastAsia"/>
-        </w:rPr>
-        <w:t>管理系统的内部接口</w:t>
-      </w:r>
-      <w:r>
-        <w:rPr>
-          <w:rFonts w:hint="eastAsia"/>
-        </w:rPr>
-        <w:t>,</w:t>
-      </w:r>
-      <w:r>
-        <w:rPr>
-          <w:rFonts w:hint="eastAsia"/>
-        </w:rPr>
-        <w:t>它们都是与外部接口存在一定联系的。</w:t>
-      </w:r>
-    </w:p>
-    <w:p>
-      <w:pPr>
-        <w:pStyle w:val="af"/>
-        <w:ind w:firstLine="562"/>
-        <w:rPr>
-          <w:rFonts w:ascii="宋体" w:hAnsi="宋体" w:hint="eastAsia"/>
-        </w:rPr>
-      </w:pPr>
-      <w:r>
-        <w:rPr>
-          <w:rFonts w:hint="eastAsia"/>
-        </w:rPr>
-        <w:t>3.8</w:t>
-      </w:r>
-      <w:r>
-        <w:rPr>
-          <w:rFonts w:hint="eastAsia"/>
-        </w:rPr>
-        <w:t>适应性需求</w:t>
-      </w:r>
-    </w:p>
-    <w:p>
-      <w:pPr>
-        <w:ind w:firstLine="480"/>
-        <w:contextualSpacing/>
-        <w:rPr>
-          <w:rFonts w:ascii="宋体" w:hAnsi="宋体" w:hint="eastAsia"/>
-        </w:rPr>
-      </w:pPr>
-      <w:r>
-        <w:rPr>
-          <w:rFonts w:hint="eastAsia"/>
-        </w:rPr>
-        <w:t>本系统利用</w:t>
-      </w:r>
-      <w:r>
-        <w:rPr>
-          <w:rFonts w:hint="eastAsia"/>
-        </w:rPr>
-        <w:t>JAVA</w:t>
-      </w:r>
-      <w:r>
-        <w:rPr>
-          <w:rFonts w:hint="eastAsia"/>
-        </w:rPr>
-        <w:t>开发，运行于</w:t>
-      </w:r>
-      <w:r>
-        <w:rPr>
-          <w:rFonts w:hint="eastAsia"/>
-        </w:rPr>
-        <w:t>Windows</w:t>
-      </w:r>
-      <w:r>
-        <w:rPr>
-          <w:rFonts w:hint="eastAsia"/>
-        </w:rPr>
-        <w:t>平台，只要相应的平台提供了</w:t>
-      </w:r>
-      <w:r>
-        <w:rPr>
-          <w:rFonts w:hint="eastAsia"/>
-        </w:rPr>
-        <w:t xml:space="preserve">JAVA </w:t>
-      </w:r>
-      <w:r>
-        <w:rPr>
-          <w:rFonts w:hint="eastAsia"/>
-        </w:rPr>
-        <w:t>运行环境。并且内部形成网络，就能够运行，但是服务器还需要提供</w:t>
-      </w:r>
-      <w:r>
-        <w:rPr>
-          <w:rFonts w:hint="eastAsia"/>
-        </w:rPr>
-        <w:t>Microsoft Server 2000</w:t>
-      </w:r>
-      <w:r>
-        <w:rPr>
-          <w:rFonts w:hint="eastAsia"/>
-        </w:rPr>
-        <w:t>以上的数据库以及</w:t>
-      </w:r>
-      <w:r>
-        <w:rPr>
-          <w:rFonts w:hint="eastAsia"/>
-        </w:rPr>
-        <w:t>JDBC</w:t>
-      </w:r>
-      <w:r>
-        <w:rPr>
-          <w:rFonts w:hint="eastAsia"/>
-        </w:rPr>
-        <w:t>接口</w:t>
-      </w:r>
-      <w:r>
-        <w:rPr>
-          <w:rFonts w:hint="eastAsia"/>
-        </w:rPr>
-        <w:t>.</w:t>
-      </w:r>
-      <w:r>
-        <w:rPr>
-          <w:rFonts w:hint="eastAsia"/>
-        </w:rPr>
-        <w:t>网络必须支持</w:t>
-      </w:r>
-      <w:r>
-        <w:rPr>
-          <w:rFonts w:hint="eastAsia"/>
-        </w:rPr>
-        <w:t>TCP/IP</w:t>
-      </w:r>
-      <w:r>
-        <w:rPr>
-          <w:rFonts w:hint="eastAsia"/>
-        </w:rPr>
-        <w:t>协议。</w:t>
-      </w:r>
-    </w:p>
-    <w:p>
-      <w:pPr>
-        <w:pStyle w:val="af"/>
-        <w:ind w:firstLine="562"/>
-        <w:rPr>
-          <w:rFonts w:ascii="宋体" w:hAnsi="宋体" w:hint="eastAsia"/>
-        </w:rPr>
-      </w:pPr>
-      <w:r>
-        <w:rPr>
-          <w:rFonts w:hint="eastAsia"/>
-        </w:rPr>
-        <w:t>3.9</w:t>
-      </w:r>
-      <w:r>
-        <w:rPr>
-          <w:rFonts w:hint="eastAsia"/>
-        </w:rPr>
-        <w:t>保密性需求</w:t>
-      </w:r>
-    </w:p>
-    <w:p>
-      <w:pPr>
-        <w:spacing w:before="180" w:after="180"/>
-        <w:ind w:firstLine="482"/>
-        <w:rPr>
-          <w:rFonts w:ascii="宋体" w:hAnsi="宋体" w:cs="宋体" w:hint="eastAsia"/>
-          <w:szCs w:val="21"/>
-        </w:rPr>
-      </w:pPr>
-      <w:r>
-        <w:rPr>
-          <w:rFonts w:ascii="楷体" w:hAnsi="楷体" w:cs="楷体" w:hint="eastAsia"/>
-          <w:b/>
-          <w:color w:val="000000"/>
-          <w:szCs w:val="21"/>
-        </w:rPr>
-        <w:t>安全措施：</w:t>
-      </w:r>
-    </w:p>
-    <w:p>
-      <w:pPr>
-        <w:ind w:firstLine="480"/>
-        <w:rPr>
-          <w:rFonts w:ascii="宋体" w:hAnsi="宋体" w:hint="eastAsia"/>
-        </w:rPr>
-      </w:pPr>
-      <w:r>
-        <w:rPr>
-          <w:rFonts w:hint="eastAsia"/>
-        </w:rPr>
-        <w:t xml:space="preserve">   </w:t>
-      </w:r>
-      <w:r>
-        <w:rPr>
-          <w:rFonts w:hint="eastAsia"/>
-        </w:rPr>
-        <w:t>在用户登录的时候，如果账户或密码无效的情况下</w:t>
-      </w:r>
-      <w:r>
-        <w:rPr>
-          <w:rFonts w:hint="eastAsia"/>
-        </w:rPr>
-        <w:t>,</w:t>
-      </w:r>
-      <w:r>
-        <w:rPr>
-          <w:rFonts w:hint="eastAsia"/>
-        </w:rPr>
-        <w:t>提供一个“密码找回”功能</w:t>
-      </w:r>
-      <w:r>
-        <w:rPr>
-          <w:rFonts w:hint="eastAsia"/>
-        </w:rPr>
-        <w:t>,</w:t>
-      </w:r>
-      <w:r>
-        <w:rPr>
-          <w:rFonts w:hint="eastAsia"/>
-        </w:rPr>
-        <w:t>系统通过之前认证或是用户提供的找回密码途径，系统用户可以修改密码</w:t>
-      </w:r>
-      <w:r>
-        <w:rPr>
-          <w:rFonts w:hint="eastAsia"/>
-        </w:rPr>
-        <w:t>;</w:t>
-      </w:r>
-      <w:r>
-        <w:rPr>
-          <w:rFonts w:hint="eastAsia"/>
-        </w:rPr>
-        <w:t>反之，由于系统数据库的用户表中没有此用户名</w:t>
-      </w:r>
-      <w:r>
-        <w:rPr>
-          <w:rFonts w:hint="eastAsia"/>
-        </w:rPr>
-        <w:t>,</w:t>
-      </w:r>
-      <w:r>
-        <w:rPr>
-          <w:rFonts w:hint="eastAsia"/>
-        </w:rPr>
-        <w:t>非法用户无法通过认证，也就无法完成最终的系统登录</w:t>
-      </w:r>
-      <w:r>
-        <w:rPr>
-          <w:rFonts w:hint="eastAsia"/>
-        </w:rPr>
-        <w:t>.</w:t>
-      </w:r>
-      <w:r>
-        <w:rPr>
-          <w:rFonts w:hint="eastAsia"/>
-        </w:rPr>
-        <w:t>这个功能的增加，解决了以前教务管理系统中</w:t>
-      </w:r>
-      <w:r>
-        <w:rPr>
-          <w:rFonts w:hint="eastAsia"/>
-        </w:rPr>
-        <w:t>,</w:t>
-      </w:r>
-      <w:r>
-        <w:rPr>
-          <w:rFonts w:hint="eastAsia"/>
-        </w:rPr>
-        <w:t>用户一旦丢失密码，在没有“密码</w:t>
-      </w:r>
-      <w:r>
-        <w:rPr>
-          <w:rFonts w:hint="eastAsia"/>
-        </w:rPr>
-        <w:t>"</w:t>
-      </w:r>
-      <w:r>
-        <w:rPr>
-          <w:rFonts w:hint="eastAsia"/>
-        </w:rPr>
-        <w:t>找回功能的系统中</w:t>
-      </w:r>
-      <w:r>
-        <w:rPr>
-          <w:rFonts w:hint="eastAsia"/>
-        </w:rPr>
-        <w:t>,</w:t>
-      </w:r>
-      <w:r>
-        <w:rPr>
-          <w:rFonts w:hint="eastAsia"/>
-        </w:rPr>
-        <w:t>无法及时处理的情况</w:t>
-      </w:r>
-      <w:r>
-        <w:rPr>
-          <w:rFonts w:hint="eastAsia"/>
-        </w:rPr>
-        <w:t>.</w:t>
-      </w:r>
-    </w:p>
-    <w:p>
-      <w:pPr>
-        <w:ind w:firstLine="480"/>
-        <w:rPr>
-          <w:rFonts w:ascii="宋体" w:hAnsi="宋体" w:hint="eastAsia"/>
-        </w:rPr>
-      </w:pPr>
-      <w:r>
-        <w:rPr>
-          <w:rFonts w:hint="eastAsia"/>
-        </w:rPr>
-        <w:t xml:space="preserve">   </w:t>
-      </w:r>
-      <w:r>
-        <w:rPr>
-          <w:rFonts w:hint="eastAsia"/>
-        </w:rPr>
-        <w:t>不仅是系统的安全保密是重要的</w:t>
-      </w:r>
-      <w:r>
-        <w:rPr>
-          <w:rFonts w:hint="eastAsia"/>
-        </w:rPr>
-        <w:t>,</w:t>
-      </w:r>
-      <w:r>
-        <w:rPr>
-          <w:rFonts w:hint="eastAsia"/>
-        </w:rPr>
-        <w:t>人为的安全隐患却是无法容易解决的。因此，确保服务方自身的保密安全性也是非常重要的一环。</w:t>
-      </w:r>
-    </w:p>
-    <w:p>
-      <w:pPr>
-        <w:pStyle w:val="af"/>
-        <w:ind w:firstLine="562"/>
-        <w:rPr>
-          <w:rFonts w:ascii="宋体" w:hAnsi="宋体" w:hint="eastAsia"/>
-        </w:rPr>
-      </w:pPr>
-      <w:r>
-        <w:rPr>
-          <w:rFonts w:hint="eastAsia"/>
-        </w:rPr>
-        <w:t>3.10</w:t>
-      </w:r>
-      <w:r>
-        <w:rPr>
-          <w:rFonts w:hint="eastAsia"/>
-        </w:rPr>
-        <w:t>保密性和私密性需求</w:t>
-      </w:r>
-    </w:p>
-    <w:p>
-      <w:pPr>
-        <w:ind w:firstLine="480"/>
-        <w:rPr>
-          <w:rFonts w:ascii="宋体" w:hAnsi="宋体" w:hint="eastAsia"/>
-        </w:rPr>
-      </w:pPr>
-      <w:r>
-        <w:rPr>
-          <w:rFonts w:hint="eastAsia"/>
-        </w:rPr>
-        <w:t>用户登录后，是不允许其他客户端同时登陆这个账号的，同时当用户退出后其使用密码也是严格保密的，但是若是私自泄露密码以及本系统源码出去造成本系统出现问题</w:t>
-      </w:r>
-      <w:r>
-        <w:rPr>
-          <w:rFonts w:hint="eastAsia"/>
-        </w:rPr>
-        <w:t>,</w:t>
-      </w:r>
-      <w:r>
-        <w:rPr>
-          <w:rFonts w:hint="eastAsia"/>
-        </w:rPr>
-        <w:t>概不负责。</w:t>
-      </w:r>
-    </w:p>
-    <w:p>
-      <w:pPr>
-        <w:pStyle w:val="af"/>
-        <w:ind w:firstLine="562"/>
-        <w:rPr>
-          <w:rFonts w:ascii="宋体" w:hAnsi="宋体" w:hint="eastAsia"/>
-        </w:rPr>
-      </w:pPr>
-      <w:r>
-        <w:rPr>
-          <w:rFonts w:hint="eastAsia"/>
-        </w:rPr>
-        <w:t>3.11 CSCI</w:t>
-      </w:r>
-      <w:r>
-        <w:rPr>
-          <w:rFonts w:hint="eastAsia"/>
-        </w:rPr>
-        <w:t>环境需求</w:t>
-      </w:r>
-    </w:p>
-    <w:p>
-      <w:pPr>
-        <w:ind w:firstLine="480"/>
-        <w:rPr>
-          <w:rFonts w:ascii="宋体" w:hAnsi="宋体" w:hint="eastAsia"/>
-        </w:rPr>
-      </w:pPr>
-      <w:r>
-        <w:rPr>
-          <w:rFonts w:hint="eastAsia"/>
-        </w:rPr>
-        <w:t>Microsoft 2003</w:t>
-      </w:r>
-      <w:r>
-        <w:rPr>
-          <w:rFonts w:hint="eastAsia"/>
-        </w:rPr>
-        <w:t>或者以上</w:t>
-      </w:r>
-    </w:p>
-    <w:p>
-      <w:pPr>
-        <w:ind w:firstLine="480"/>
-        <w:rPr>
-          <w:rFonts w:ascii="宋体" w:hAnsi="宋体" w:hint="eastAsia"/>
-        </w:rPr>
-      </w:pPr>
-      <w:r>
-        <w:rPr>
-          <w:rFonts w:hint="eastAsia"/>
-        </w:rPr>
-        <w:lastRenderedPageBreak/>
-        <w:t>1G HZ</w:t>
-      </w:r>
-      <w:r>
-        <w:rPr>
-          <w:rFonts w:hint="eastAsia"/>
-        </w:rPr>
-        <w:t>或更高主频的相容</w:t>
-      </w:r>
-      <w:r>
-        <w:rPr>
-          <w:rFonts w:hint="eastAsia"/>
-        </w:rPr>
-        <w:t xml:space="preserve">CPU </w:t>
-      </w:r>
-      <w:r>
-        <w:rPr>
-          <w:rFonts w:hint="eastAsia"/>
-        </w:rPr>
-        <w:br/>
-      </w:r>
-      <w:r>
-        <w:rPr>
-          <w:rFonts w:hint="eastAsia"/>
-        </w:rPr>
-        <w:t>推荐最小内存为</w:t>
-      </w:r>
-      <w:r>
-        <w:rPr>
-          <w:rFonts w:hint="eastAsia"/>
-        </w:rPr>
-        <w:t>2G</w:t>
-      </w:r>
-      <w:r>
-        <w:rPr>
-          <w:rFonts w:hint="eastAsia"/>
-        </w:rPr>
-        <w:br/>
-      </w:r>
-      <w:r>
-        <w:rPr>
-          <w:rFonts w:hint="eastAsia"/>
-        </w:rPr>
-        <w:t>至少有</w:t>
-      </w:r>
-      <w:r>
-        <w:rPr>
-          <w:rFonts w:hint="eastAsia"/>
-        </w:rPr>
-        <w:t>500GB</w:t>
-      </w:r>
-      <w:r>
-        <w:rPr>
-          <w:rFonts w:hint="eastAsia"/>
-        </w:rPr>
-        <w:t>可用磁盘空间的硬盘</w:t>
-      </w:r>
-    </w:p>
-    <w:p>
-      <w:pPr>
-        <w:ind w:firstLine="480"/>
-        <w:rPr>
-          <w:rFonts w:ascii="宋体" w:hAnsi="宋体" w:hint="eastAsia"/>
-        </w:rPr>
-      </w:pPr>
-      <w:r>
-        <w:rPr>
-          <w:rFonts w:hint="eastAsia"/>
-        </w:rPr>
-        <w:t>主机含有网卡</w:t>
-      </w:r>
-    </w:p>
-    <w:p>
-      <w:pPr>
-        <w:ind w:firstLine="480"/>
-        <w:rPr>
-          <w:rFonts w:ascii="宋体" w:hAnsi="宋体" w:hint="eastAsia"/>
-        </w:rPr>
-      </w:pPr>
-      <w:r>
-        <w:rPr>
-          <w:rFonts w:hint="eastAsia"/>
-        </w:rPr>
-        <w:t>电源：有内置电源以及外置电源</w:t>
-      </w:r>
-      <w:r>
-        <w:rPr>
-          <w:rFonts w:hint="eastAsia"/>
-        </w:rPr>
-        <w:t>,</w:t>
-      </w:r>
-      <w:r>
-        <w:rPr>
-          <w:rFonts w:hint="eastAsia"/>
-        </w:rPr>
         <w:t>外置电源能够提供突然断电提供时间保存数据作用。</w:t>
-      </w:r>
-    </w:p>
-    <w:p>
-      <w:pPr>
-        <w:pStyle w:val="af"/>
-        <w:ind w:firstLine="562"/>
-        <w:rPr>
-          <w:rFonts w:ascii="宋体" w:hAnsi="宋体" w:hint="eastAsia"/>
-        </w:rPr>
-      </w:pPr>
-      <w:r>
-        <w:rPr>
-          <w:rFonts w:hint="eastAsia"/>
-        </w:rPr>
-        <w:t>3.12</w:t>
-      </w:r>
-      <w:r>
-        <w:rPr>
-          <w:rFonts w:hint="eastAsia"/>
-        </w:rPr>
-        <w:t>计算机资源需求</w:t>
-      </w:r>
-    </w:p>
-    <w:p>
-      <w:pPr>
-        <w:ind w:firstLine="480"/>
-        <w:rPr>
-          <w:rFonts w:ascii="宋体" w:hAnsi="宋体" w:hint="eastAsia"/>
-        </w:rPr>
-      </w:pPr>
-      <w:r>
-        <w:rPr>
-          <w:rFonts w:hint="eastAsia"/>
-        </w:rPr>
-        <w:t>本条应分以下各条进行描述。</w:t>
-      </w:r>
-    </w:p>
-    <w:p>
-      <w:pPr>
-        <w:pStyle w:val="af1"/>
-        <w:ind w:firstLine="482"/>
-        <w:rPr>
-          <w:rFonts w:hint="eastAsia"/>
-        </w:rPr>
-      </w:pPr>
-      <w:r>
-        <w:rPr>
-          <w:rFonts w:hint="eastAsia"/>
-        </w:rPr>
-        <w:t>3.12.1计算机硬件需求</w:t>
       </w:r>
     </w:p>
     <w:p>
@@ -10204,6 +9587,7 @@
           <w:color w:val="000000"/>
           <w:szCs w:val="21"/>
         </w:rPr>
+        <w:lastRenderedPageBreak/>
         <w:t>A</w:t>
       </w:r>
       <w:r>
@@ -10212,938 +9596,82 @@
           <w:color w:val="000000"/>
           <w:szCs w:val="21"/>
         </w:rPr>
-        <w:t>．服务器端</w:t>
-      </w:r>
-    </w:p>
-    <w:tbl>
-      <w:tblPr>
-        <w:tblW w:w="0" w:type="auto"/>
-        <w:jc w:val="center"/>
-        <w:tblBorders>
-          <w:top w:val="single" w:sz="4" w:space="0" w:color="auto"/>
-          <w:left w:val="single" w:sz="4" w:space="0" w:color="auto"/>
-          <w:bottom w:val="single" w:sz="4" w:space="0" w:color="auto"/>
-          <w:right w:val="single" w:sz="4" w:space="0" w:color="auto"/>
-          <w:insideH w:val="single" w:sz="4" w:space="0" w:color="auto"/>
-          <w:insideV w:val="single" w:sz="4" w:space="0" w:color="auto"/>
-        </w:tblBorders>
-        <w:tblLayout w:type="fixed"/>
-        <w:tblLook w:val="0000" w:firstRow="0" w:lastRow="0" w:firstColumn="0" w:lastColumn="0" w:noHBand="0" w:noVBand="0"/>
-      </w:tblPr>
-      <w:tblGrid>
-        <w:gridCol w:w="2926"/>
-        <w:gridCol w:w="2842"/>
-        <w:gridCol w:w="2754"/>
-      </w:tblGrid>
-      <w:tr>
-        <w:trPr>
-          <w:jc w:val="center"/>
-        </w:trPr>
-        <w:tc>
-          <w:tcPr>
-            <w:tcW w:w="2926" w:type="dxa"/>
-            <w:vAlign w:val="center"/>
-          </w:tcPr>
-          <w:p>
-            <w:pPr>
-              <w:spacing w:before="180" w:after="180"/>
-              <w:ind w:firstLine="480"/>
-              <w:rPr>
-                <w:rFonts w:ascii="宋体" w:hAnsi="宋体" w:hint="eastAsia"/>
-                <w:szCs w:val="21"/>
-              </w:rPr>
-            </w:pPr>
-            <w:r>
-              <w:rPr>
-                <w:rFonts w:ascii="楷体" w:hAnsi="楷体" w:cs="楷体" w:hint="eastAsia"/>
-                <w:color w:val="000000"/>
-                <w:szCs w:val="21"/>
-              </w:rPr>
-              <w:t>需求设备</w:t>
-            </w:r>
-          </w:p>
-        </w:tc>
-        <w:tc>
-          <w:tcPr>
-            <w:tcW w:w="2842" w:type="dxa"/>
-            <w:vAlign w:val="center"/>
-          </w:tcPr>
-          <w:p>
-            <w:pPr>
-              <w:spacing w:before="180" w:after="180"/>
-              <w:ind w:firstLine="480"/>
-              <w:rPr>
-                <w:rFonts w:ascii="宋体" w:hAnsi="宋体" w:hint="eastAsia"/>
-                <w:szCs w:val="21"/>
-              </w:rPr>
-            </w:pPr>
-            <w:r>
-              <w:rPr>
-                <w:rFonts w:ascii="楷体" w:hAnsi="楷体" w:cs="楷体" w:hint="eastAsia"/>
-                <w:color w:val="000000"/>
-                <w:szCs w:val="21"/>
-              </w:rPr>
-              <w:t>要求</w:t>
-            </w:r>
-          </w:p>
-        </w:tc>
-        <w:tc>
-          <w:tcPr>
-            <w:tcW w:w="2754" w:type="dxa"/>
-            <w:vAlign w:val="center"/>
-          </w:tcPr>
-          <w:p>
-            <w:pPr>
-              <w:spacing w:before="180" w:after="180"/>
-              <w:ind w:firstLine="480"/>
-              <w:rPr>
-                <w:rFonts w:ascii="宋体" w:hAnsi="宋体" w:hint="eastAsia"/>
-                <w:szCs w:val="21"/>
-              </w:rPr>
-            </w:pPr>
-            <w:r>
-              <w:rPr>
-                <w:rFonts w:ascii="楷体" w:hAnsi="楷体" w:cs="楷体" w:hint="eastAsia"/>
-                <w:color w:val="000000"/>
-                <w:szCs w:val="21"/>
-              </w:rPr>
-              <w:t>数量</w:t>
-            </w:r>
-          </w:p>
-        </w:tc>
-      </w:tr>
-      <w:tr>
-        <w:trPr>
-          <w:jc w:val="center"/>
-        </w:trPr>
-        <w:tc>
-          <w:tcPr>
-            <w:tcW w:w="2926" w:type="dxa"/>
-            <w:vAlign w:val="center"/>
-          </w:tcPr>
-          <w:p>
-            <w:pPr>
-              <w:spacing w:before="180" w:after="180"/>
-              <w:ind w:firstLine="480"/>
-              <w:rPr>
-                <w:rFonts w:ascii="宋体" w:hAnsi="宋体" w:hint="eastAsia"/>
-                <w:szCs w:val="21"/>
-              </w:rPr>
-            </w:pPr>
-            <w:r>
-              <w:rPr>
-                <w:rFonts w:ascii="楷体" w:hAnsi="楷体" w:cs="楷体" w:hint="eastAsia"/>
-                <w:color w:val="000000"/>
-                <w:szCs w:val="21"/>
-              </w:rPr>
-              <w:t>CPU</w:t>
-            </w:r>
-          </w:p>
-        </w:tc>
-        <w:tc>
-          <w:tcPr>
-            <w:tcW w:w="2842" w:type="dxa"/>
-            <w:vAlign w:val="center"/>
-          </w:tcPr>
-          <w:p>
-            <w:pPr>
-              <w:spacing w:before="180" w:after="180"/>
-              <w:ind w:firstLine="480"/>
-              <w:rPr>
-                <w:rFonts w:ascii="宋体" w:hAnsi="宋体" w:hint="eastAsia"/>
-                <w:szCs w:val="21"/>
-              </w:rPr>
-            </w:pPr>
-            <w:r>
-              <w:rPr>
-                <w:rFonts w:ascii="楷体" w:hAnsi="楷体" w:cs="楷体" w:hint="eastAsia"/>
-                <w:color w:val="000000"/>
-                <w:szCs w:val="21"/>
-              </w:rPr>
-              <w:t>采用双核心，标配处理器数量为</w:t>
-            </w:r>
-            <w:r>
-              <w:rPr>
-                <w:rFonts w:ascii="楷体" w:hAnsi="楷体" w:cs="楷体" w:hint="eastAsia"/>
-                <w:color w:val="000000"/>
-                <w:szCs w:val="21"/>
-              </w:rPr>
-              <w:t>1</w:t>
-            </w:r>
-            <w:r>
-              <w:rPr>
-                <w:rFonts w:ascii="楷体" w:hAnsi="楷体" w:cs="楷体" w:hint="eastAsia"/>
-                <w:color w:val="000000"/>
-                <w:szCs w:val="21"/>
-              </w:rPr>
-              <w:t>，最大处理器数量为</w:t>
-            </w:r>
-            <w:r>
-              <w:rPr>
-                <w:rFonts w:ascii="楷体" w:hAnsi="楷体" w:cs="楷体" w:hint="eastAsia"/>
-                <w:color w:val="000000"/>
-                <w:szCs w:val="21"/>
-              </w:rPr>
-              <w:t>2,</w:t>
-            </w:r>
-            <w:r>
-              <w:rPr>
-                <w:rFonts w:ascii="楷体" w:hAnsi="楷体" w:cs="楷体" w:hint="eastAsia"/>
-                <w:color w:val="000000"/>
-                <w:szCs w:val="21"/>
-              </w:rPr>
-              <w:t>并支持多线程（</w:t>
-            </w:r>
-            <w:r>
-              <w:rPr>
-                <w:rFonts w:ascii="楷体" w:hAnsi="楷体" w:cs="楷体" w:hint="eastAsia"/>
-                <w:color w:val="000000"/>
-                <w:szCs w:val="21"/>
-              </w:rPr>
-              <w:t>SMT</w:t>
-            </w:r>
-            <w:r>
-              <w:rPr>
-                <w:rFonts w:ascii="楷体" w:hAnsi="楷体" w:cs="楷体" w:hint="eastAsia"/>
-                <w:color w:val="000000"/>
-                <w:szCs w:val="21"/>
-              </w:rPr>
-              <w:t>）、对称多处理结构</w:t>
-            </w:r>
-            <w:r>
-              <w:rPr>
-                <w:rFonts w:ascii="楷体" w:hAnsi="楷体" w:cs="楷体" w:hint="eastAsia"/>
-                <w:color w:val="000000"/>
-                <w:szCs w:val="21"/>
-              </w:rPr>
-              <w:t>(SMP</w:t>
-            </w:r>
-            <w:r>
-              <w:rPr>
-                <w:rFonts w:ascii="楷体" w:hAnsi="楷体" w:cs="楷体" w:hint="eastAsia"/>
-                <w:color w:val="000000"/>
-                <w:szCs w:val="21"/>
-              </w:rPr>
-              <w:t>）的</w:t>
-            </w:r>
-            <w:r>
-              <w:rPr>
-                <w:rFonts w:ascii="楷体" w:hAnsi="楷体" w:cs="楷体" w:hint="eastAsia"/>
-                <w:color w:val="000000"/>
-                <w:szCs w:val="21"/>
-              </w:rPr>
-              <w:t>CPU</w:t>
-            </w:r>
-            <w:r>
-              <w:rPr>
-                <w:rFonts w:ascii="楷体" w:hAnsi="楷体" w:cs="楷体" w:hint="eastAsia"/>
-                <w:color w:val="000000"/>
-                <w:szCs w:val="21"/>
-              </w:rPr>
-              <w:t>，为高速的运算核心准备更多的待处理数据，减少运算核心的闲置时间。二级缓存为</w:t>
-            </w:r>
-            <w:r>
-              <w:rPr>
-                <w:rFonts w:ascii="楷体" w:hAnsi="楷体" w:cs="楷体" w:hint="eastAsia"/>
-                <w:color w:val="000000"/>
-                <w:szCs w:val="21"/>
-              </w:rPr>
-              <w:t>2MB</w:t>
-            </w:r>
-            <w:r>
-              <w:rPr>
-                <w:rFonts w:ascii="楷体" w:hAnsi="楷体" w:cs="楷体" w:hint="eastAsia"/>
-                <w:color w:val="000000"/>
-                <w:szCs w:val="21"/>
-              </w:rPr>
-              <w:t>或者</w:t>
-            </w:r>
-            <w:r>
-              <w:rPr>
-                <w:rFonts w:ascii="楷体" w:hAnsi="楷体" w:cs="楷体" w:hint="eastAsia"/>
-                <w:color w:val="000000"/>
-                <w:szCs w:val="21"/>
-              </w:rPr>
-              <w:t>4MB</w:t>
-            </w:r>
-            <w:r>
-              <w:rPr>
-                <w:rFonts w:ascii="楷体" w:hAnsi="楷体" w:cs="楷体" w:hint="eastAsia"/>
-                <w:color w:val="000000"/>
-                <w:szCs w:val="21"/>
-              </w:rPr>
-              <w:t>以避开内存直接从缓存中调用，从而加快读取</w:t>
-            </w:r>
-            <w:r>
-              <w:rPr>
-                <w:rFonts w:ascii="楷体" w:hAnsi="楷体" w:cs="楷体" w:hint="eastAsia"/>
-                <w:color w:val="000000"/>
-                <w:szCs w:val="21"/>
-              </w:rPr>
-              <w:lastRenderedPageBreak/>
-              <w:t>速度；</w:t>
-            </w:r>
-            <w:r>
-              <w:rPr>
-                <w:rFonts w:ascii="楷体" w:hAnsi="楷体" w:cs="楷体" w:hint="eastAsia"/>
-                <w:color w:val="000000"/>
-                <w:szCs w:val="21"/>
-              </w:rPr>
-              <w:t>2.8GHz</w:t>
-            </w:r>
-            <w:r>
-              <w:rPr>
-                <w:rFonts w:ascii="楷体" w:hAnsi="楷体" w:cs="楷体" w:hint="eastAsia"/>
-                <w:color w:val="000000"/>
-                <w:szCs w:val="21"/>
-              </w:rPr>
-              <w:t>的</w:t>
-            </w:r>
-            <w:r>
-              <w:rPr>
-                <w:rFonts w:ascii="楷体" w:hAnsi="楷体" w:cs="楷体" w:hint="eastAsia"/>
-                <w:color w:val="000000"/>
-                <w:szCs w:val="21"/>
-              </w:rPr>
-              <w:t>CPU</w:t>
-            </w:r>
-            <w:r>
-              <w:rPr>
-                <w:rFonts w:ascii="楷体" w:hAnsi="楷体" w:cs="楷体" w:hint="eastAsia"/>
-                <w:color w:val="000000"/>
-                <w:szCs w:val="21"/>
-              </w:rPr>
-              <w:t>，拥有</w:t>
-            </w:r>
-            <w:r>
-              <w:rPr>
-                <w:rFonts w:ascii="楷体" w:hAnsi="楷体" w:cs="楷体" w:hint="eastAsia"/>
-                <w:color w:val="000000"/>
-                <w:szCs w:val="21"/>
-              </w:rPr>
-              <w:t xml:space="preserve">800MHz </w:t>
-            </w:r>
-            <w:r>
-              <w:rPr>
-                <w:rFonts w:ascii="楷体" w:hAnsi="楷体" w:cs="楷体" w:hint="eastAsia"/>
-                <w:color w:val="000000"/>
-                <w:szCs w:val="21"/>
-              </w:rPr>
-              <w:t>前端总线</w:t>
-            </w:r>
-          </w:p>
-        </w:tc>
-        <w:tc>
-          <w:tcPr>
-            <w:tcW w:w="2754" w:type="dxa"/>
-            <w:vAlign w:val="center"/>
-          </w:tcPr>
-          <w:p>
-            <w:pPr>
-              <w:spacing w:before="180" w:after="180"/>
-              <w:ind w:firstLine="480"/>
-              <w:rPr>
-                <w:rFonts w:ascii="宋体" w:hAnsi="宋体" w:hint="eastAsia"/>
-                <w:szCs w:val="21"/>
-              </w:rPr>
-            </w:pPr>
-            <w:r>
-              <w:rPr>
-                <w:rFonts w:ascii="楷体" w:hAnsi="楷体" w:cs="楷体" w:hint="eastAsia"/>
-                <w:color w:val="000000"/>
-                <w:szCs w:val="21"/>
-              </w:rPr>
-              <w:lastRenderedPageBreak/>
-              <w:t>1</w:t>
-            </w:r>
-          </w:p>
-        </w:tc>
-      </w:tr>
-      <w:tr>
-        <w:trPr>
-          <w:jc w:val="center"/>
-        </w:trPr>
-        <w:tc>
-          <w:tcPr>
-            <w:tcW w:w="2926" w:type="dxa"/>
-            <w:vAlign w:val="center"/>
-          </w:tcPr>
-          <w:p>
-            <w:pPr>
-              <w:spacing w:before="180" w:after="180"/>
-              <w:ind w:firstLine="480"/>
-              <w:rPr>
-                <w:rFonts w:ascii="宋体" w:hAnsi="宋体" w:hint="eastAsia"/>
-                <w:szCs w:val="21"/>
-              </w:rPr>
-            </w:pPr>
-            <w:r>
-              <w:rPr>
-                <w:rFonts w:ascii="楷体" w:hAnsi="楷体" w:cs="楷体" w:hint="eastAsia"/>
-                <w:color w:val="000000"/>
-                <w:szCs w:val="21"/>
-              </w:rPr>
-              <w:t>内存</w:t>
-            </w:r>
-          </w:p>
-        </w:tc>
-        <w:tc>
-          <w:tcPr>
-            <w:tcW w:w="2842" w:type="dxa"/>
-            <w:vAlign w:val="center"/>
-          </w:tcPr>
-          <w:p>
-            <w:pPr>
-              <w:spacing w:before="180" w:after="180"/>
-              <w:ind w:firstLine="480"/>
-              <w:rPr>
-                <w:rFonts w:ascii="宋体" w:hAnsi="宋体" w:hint="eastAsia"/>
-                <w:szCs w:val="21"/>
-              </w:rPr>
-            </w:pPr>
-            <w:r>
-              <w:rPr>
-                <w:rFonts w:ascii="楷体" w:hAnsi="楷体" w:cs="楷体" w:hint="eastAsia"/>
-                <w:color w:val="000000"/>
-                <w:szCs w:val="21"/>
-              </w:rPr>
-              <w:t>标准容量</w:t>
-            </w:r>
-            <w:r>
-              <w:rPr>
-                <w:rFonts w:ascii="楷体" w:hAnsi="楷体" w:cs="楷体" w:hint="eastAsia"/>
-                <w:color w:val="000000"/>
-                <w:szCs w:val="21"/>
-              </w:rPr>
-              <w:t xml:space="preserve">2GB </w:t>
-            </w:r>
-            <w:r>
-              <w:rPr>
-                <w:rFonts w:ascii="楷体" w:hAnsi="楷体" w:cs="楷体" w:hint="eastAsia"/>
-                <w:color w:val="000000"/>
-                <w:szCs w:val="21"/>
-              </w:rPr>
-              <w:t>最大容量</w:t>
-            </w:r>
-            <w:r>
-              <w:rPr>
-                <w:rFonts w:ascii="楷体" w:hAnsi="楷体" w:cs="楷体" w:hint="eastAsia"/>
-                <w:color w:val="000000"/>
-                <w:szCs w:val="21"/>
-              </w:rPr>
-              <w:t xml:space="preserve"> 40GB</w:t>
-            </w:r>
-            <w:r>
-              <w:rPr>
-                <w:rFonts w:ascii="楷体" w:hAnsi="楷体" w:cs="楷体" w:hint="eastAsia"/>
-                <w:color w:val="000000"/>
-                <w:szCs w:val="21"/>
-              </w:rPr>
-              <w:t>支持</w:t>
-            </w:r>
-            <w:r>
-              <w:rPr>
-                <w:rFonts w:ascii="楷体" w:hAnsi="楷体" w:cs="楷体" w:hint="eastAsia"/>
-                <w:color w:val="000000"/>
-                <w:szCs w:val="21"/>
-              </w:rPr>
-              <w:t>DDR2</w:t>
-            </w:r>
-          </w:p>
-        </w:tc>
-        <w:tc>
-          <w:tcPr>
-            <w:tcW w:w="2754" w:type="dxa"/>
-            <w:vAlign w:val="center"/>
-          </w:tcPr>
-          <w:p>
-            <w:pPr>
-              <w:spacing w:before="180" w:after="180"/>
-              <w:ind w:firstLine="480"/>
-              <w:rPr>
-                <w:rFonts w:ascii="宋体" w:hAnsi="宋体" w:hint="eastAsia"/>
-                <w:szCs w:val="21"/>
-              </w:rPr>
-            </w:pPr>
-            <w:r>
-              <w:rPr>
-                <w:rFonts w:ascii="楷体" w:hAnsi="楷体" w:cs="楷体" w:hint="eastAsia"/>
-                <w:color w:val="000000"/>
-                <w:szCs w:val="21"/>
-              </w:rPr>
-              <w:t>1</w:t>
-            </w:r>
-          </w:p>
-        </w:tc>
-      </w:tr>
-      <w:tr>
-        <w:trPr>
-          <w:jc w:val="center"/>
-        </w:trPr>
-        <w:tc>
-          <w:tcPr>
-            <w:tcW w:w="2926" w:type="dxa"/>
-            <w:vAlign w:val="center"/>
-          </w:tcPr>
-          <w:p>
-            <w:pPr>
-              <w:spacing w:before="180" w:after="180"/>
-              <w:ind w:firstLine="480"/>
-              <w:rPr>
-                <w:rFonts w:ascii="宋体" w:hAnsi="宋体" w:hint="eastAsia"/>
-                <w:szCs w:val="21"/>
-              </w:rPr>
-            </w:pPr>
-            <w:r>
-              <w:rPr>
-                <w:rFonts w:ascii="楷体" w:hAnsi="楷体" w:cs="楷体" w:hint="eastAsia"/>
-                <w:color w:val="000000"/>
-                <w:szCs w:val="21"/>
-              </w:rPr>
-              <w:t>硬盘</w:t>
-            </w:r>
-          </w:p>
-        </w:tc>
-        <w:tc>
-          <w:tcPr>
-            <w:tcW w:w="2842" w:type="dxa"/>
-            <w:vAlign w:val="center"/>
-          </w:tcPr>
-          <w:p>
-            <w:pPr>
-              <w:spacing w:before="180" w:after="180"/>
-              <w:ind w:firstLine="480"/>
-              <w:rPr>
-                <w:rFonts w:ascii="宋体" w:hAnsi="宋体" w:hint="eastAsia"/>
-                <w:szCs w:val="21"/>
-              </w:rPr>
-            </w:pPr>
-            <w:r>
-              <w:rPr>
-                <w:rFonts w:ascii="楷体" w:hAnsi="楷体" w:cs="楷体" w:hint="eastAsia"/>
-                <w:color w:val="000000"/>
-                <w:szCs w:val="21"/>
-              </w:rPr>
-              <w:t>采用</w:t>
-            </w:r>
-            <w:r>
-              <w:rPr>
-                <w:rFonts w:ascii="楷体" w:hAnsi="楷体" w:cs="楷体" w:hint="eastAsia"/>
-                <w:color w:val="000000"/>
-                <w:szCs w:val="21"/>
-              </w:rPr>
-              <w:t>SCSI</w:t>
-            </w:r>
-            <w:r>
-              <w:rPr>
-                <w:rFonts w:ascii="楷体" w:hAnsi="楷体" w:cs="楷体" w:hint="eastAsia"/>
-                <w:color w:val="000000"/>
-                <w:szCs w:val="21"/>
-              </w:rPr>
-              <w:t>采用高速、稳定、安全的</w:t>
-            </w:r>
-            <w:r>
-              <w:rPr>
-                <w:rFonts w:ascii="楷体" w:hAnsi="楷体" w:cs="楷体" w:hint="eastAsia"/>
-                <w:color w:val="000000"/>
-                <w:szCs w:val="21"/>
-              </w:rPr>
-              <w:t>SCSI</w:t>
-            </w:r>
-            <w:r>
-              <w:rPr>
-                <w:rFonts w:ascii="楷体" w:hAnsi="楷体" w:cs="楷体" w:hint="eastAsia"/>
-                <w:color w:val="000000"/>
-                <w:szCs w:val="21"/>
-              </w:rPr>
-              <w:t>接口硬盘，且支持热插拔的硬盘这样就可以在服务器不停机的情况下，拔出或插入一块硬盘，操作系统自动识别硬盘的改动。这种技术对于数据不断更新的服务器来说</w:t>
-            </w:r>
-            <w:r>
-              <w:rPr>
-                <w:rFonts w:ascii="楷体" w:hAnsi="楷体" w:cs="楷体" w:hint="eastAsia"/>
-                <w:color w:val="000000"/>
-                <w:szCs w:val="21"/>
-              </w:rPr>
-              <w:t>,</w:t>
-            </w:r>
-            <w:r>
-              <w:rPr>
-                <w:rFonts w:ascii="楷体" w:hAnsi="楷体" w:cs="楷体" w:hint="eastAsia"/>
-                <w:color w:val="000000"/>
-                <w:szCs w:val="21"/>
-              </w:rPr>
-              <w:t>是非常必要的</w:t>
-            </w:r>
-            <w:r>
-              <w:rPr>
-                <w:rFonts w:ascii="楷体" w:hAnsi="楷体" w:cs="楷体" w:hint="eastAsia"/>
-                <w:color w:val="000000"/>
-                <w:szCs w:val="21"/>
-              </w:rPr>
-              <w:t>.</w:t>
-            </w:r>
-            <w:r>
-              <w:rPr>
-                <w:rFonts w:ascii="楷体" w:hAnsi="楷体" w:cs="楷体" w:hint="eastAsia"/>
-                <w:color w:val="000000"/>
-                <w:szCs w:val="21"/>
-              </w:rPr>
-              <w:t>随机容量不低于</w:t>
-            </w:r>
-            <w:r>
-              <w:rPr>
-                <w:rFonts w:ascii="楷体" w:hAnsi="楷体" w:cs="楷体" w:hint="eastAsia"/>
-                <w:color w:val="000000"/>
-                <w:szCs w:val="21"/>
-              </w:rPr>
-              <w:t>80GB</w:t>
-            </w:r>
-            <w:r>
-              <w:rPr>
-                <w:rFonts w:ascii="楷体" w:hAnsi="楷体" w:cs="楷体" w:hint="eastAsia"/>
-                <w:color w:val="000000"/>
-                <w:szCs w:val="21"/>
-              </w:rPr>
-              <w:t>。</w:t>
-            </w:r>
-          </w:p>
-          <w:p>
-            <w:pPr>
-              <w:spacing w:before="180" w:after="180"/>
-              <w:ind w:firstLine="480"/>
-              <w:rPr>
-                <w:rFonts w:ascii="宋体" w:hAnsi="宋体" w:hint="eastAsia"/>
-                <w:szCs w:val="21"/>
-              </w:rPr>
-            </w:pPr>
-          </w:p>
-        </w:tc>
-        <w:tc>
-          <w:tcPr>
-            <w:tcW w:w="2754" w:type="dxa"/>
-            <w:vAlign w:val="center"/>
-          </w:tcPr>
-          <w:p>
-            <w:pPr>
-              <w:spacing w:before="180" w:after="180"/>
-              <w:ind w:firstLine="480"/>
-              <w:rPr>
-                <w:rFonts w:ascii="宋体" w:hAnsi="宋体" w:hint="eastAsia"/>
-                <w:szCs w:val="21"/>
-              </w:rPr>
-            </w:pPr>
-            <w:r>
-              <w:rPr>
-                <w:rFonts w:ascii="楷体" w:hAnsi="楷体" w:cs="楷体" w:hint="eastAsia"/>
-                <w:color w:val="000000"/>
-                <w:szCs w:val="21"/>
-              </w:rPr>
-              <w:t>1</w:t>
-            </w:r>
-          </w:p>
-        </w:tc>
-      </w:tr>
-      <w:tr>
-        <w:trPr>
-          <w:jc w:val="center"/>
-        </w:trPr>
-        <w:tc>
-          <w:tcPr>
-            <w:tcW w:w="2926" w:type="dxa"/>
-            <w:vAlign w:val="center"/>
-          </w:tcPr>
-          <w:p>
-            <w:pPr>
-              <w:spacing w:before="180" w:after="180"/>
-              <w:ind w:firstLine="480"/>
-              <w:rPr>
-                <w:rFonts w:ascii="宋体" w:hAnsi="宋体" w:hint="eastAsia"/>
-                <w:szCs w:val="21"/>
-              </w:rPr>
-            </w:pPr>
-            <w:r>
-              <w:rPr>
-                <w:rFonts w:ascii="楷体" w:hAnsi="楷体" w:cs="楷体" w:hint="eastAsia"/>
-                <w:color w:val="000000"/>
-                <w:szCs w:val="21"/>
-              </w:rPr>
-              <w:t>服务器内置电源</w:t>
-            </w:r>
-          </w:p>
-        </w:tc>
-        <w:tc>
-          <w:tcPr>
-            <w:tcW w:w="2842" w:type="dxa"/>
-            <w:vAlign w:val="center"/>
-          </w:tcPr>
-          <w:p>
-            <w:pPr>
-              <w:spacing w:before="180" w:after="180"/>
-              <w:ind w:firstLine="480"/>
-              <w:rPr>
-                <w:rFonts w:ascii="宋体" w:hAnsi="宋体" w:hint="eastAsia"/>
-                <w:szCs w:val="21"/>
-              </w:rPr>
-            </w:pPr>
-            <w:r>
-              <w:rPr>
-                <w:rFonts w:ascii="楷体" w:hAnsi="楷体" w:cs="楷体" w:hint="eastAsia"/>
-                <w:color w:val="000000"/>
-                <w:szCs w:val="21"/>
-              </w:rPr>
-              <w:t>采用</w:t>
-            </w:r>
-            <w:r>
-              <w:rPr>
-                <w:rFonts w:ascii="楷体" w:hAnsi="楷体" w:cs="楷体" w:hint="eastAsia"/>
-                <w:color w:val="000000"/>
-                <w:szCs w:val="21"/>
-              </w:rPr>
-              <w:t>ATX</w:t>
-            </w:r>
-            <w:r>
-              <w:rPr>
-                <w:rFonts w:ascii="楷体" w:hAnsi="楷体" w:cs="楷体" w:hint="eastAsia"/>
-                <w:color w:val="000000"/>
-                <w:szCs w:val="21"/>
-              </w:rPr>
-              <w:t>或是</w:t>
-            </w:r>
-            <w:r>
-              <w:rPr>
-                <w:rFonts w:ascii="楷体" w:hAnsi="楷体" w:cs="楷体" w:hint="eastAsia"/>
-                <w:color w:val="000000"/>
-                <w:szCs w:val="21"/>
-              </w:rPr>
-              <w:t>SSI</w:t>
-            </w:r>
-            <w:r>
-              <w:rPr>
-                <w:rFonts w:ascii="楷体" w:hAnsi="楷体" w:cs="楷体" w:hint="eastAsia"/>
-                <w:color w:val="000000"/>
-                <w:szCs w:val="21"/>
-              </w:rPr>
-              <w:t>作为电源机箱电源</w:t>
-            </w:r>
-            <w:r>
-              <w:rPr>
-                <w:rFonts w:ascii="楷体" w:hAnsi="楷体" w:cs="楷体" w:hint="eastAsia"/>
-                <w:color w:val="000000"/>
-                <w:szCs w:val="21"/>
-              </w:rPr>
-              <w:t>,</w:t>
-            </w:r>
-            <w:r>
-              <w:rPr>
-                <w:rFonts w:ascii="楷体" w:hAnsi="楷体" w:cs="楷体" w:hint="eastAsia"/>
-                <w:color w:val="000000"/>
-                <w:szCs w:val="21"/>
-              </w:rPr>
-              <w:t>最好带有冗余电源，以增强硬件的可用性</w:t>
-            </w:r>
-            <w:r>
-              <w:rPr>
-                <w:rFonts w:ascii="楷体" w:hAnsi="楷体" w:cs="楷体" w:hint="eastAsia"/>
-                <w:color w:val="000000"/>
-                <w:szCs w:val="21"/>
-              </w:rPr>
-              <w:t>.</w:t>
-            </w:r>
-          </w:p>
-        </w:tc>
-        <w:tc>
-          <w:tcPr>
-            <w:tcW w:w="2754" w:type="dxa"/>
-            <w:vAlign w:val="center"/>
-          </w:tcPr>
-          <w:p>
-            <w:pPr>
-              <w:spacing w:before="180" w:after="180"/>
-              <w:ind w:firstLine="480"/>
-              <w:rPr>
-                <w:rFonts w:ascii="宋体" w:hAnsi="宋体" w:hint="eastAsia"/>
-                <w:szCs w:val="21"/>
-              </w:rPr>
-            </w:pPr>
-            <w:r>
-              <w:rPr>
-                <w:rFonts w:ascii="楷体" w:hAnsi="楷体" w:cs="楷体" w:hint="eastAsia"/>
-                <w:color w:val="000000"/>
-                <w:szCs w:val="21"/>
-              </w:rPr>
-              <w:t>1</w:t>
-            </w:r>
-          </w:p>
-        </w:tc>
-      </w:tr>
-      <w:tr>
-        <w:trPr>
-          <w:jc w:val="center"/>
-        </w:trPr>
-        <w:tc>
-          <w:tcPr>
-            <w:tcW w:w="2926" w:type="dxa"/>
-            <w:vAlign w:val="center"/>
-          </w:tcPr>
-          <w:p>
-            <w:pPr>
-              <w:spacing w:before="180" w:after="180"/>
-              <w:ind w:firstLine="480"/>
-              <w:rPr>
-                <w:rFonts w:ascii="宋体" w:hAnsi="宋体" w:hint="eastAsia"/>
-                <w:szCs w:val="21"/>
-              </w:rPr>
-            </w:pPr>
-            <w:r>
-              <w:rPr>
-                <w:rFonts w:ascii="楷体" w:hAnsi="楷体" w:cs="楷体" w:hint="eastAsia"/>
-                <w:color w:val="000000"/>
-                <w:szCs w:val="21"/>
-              </w:rPr>
-              <w:lastRenderedPageBreak/>
-              <w:t>服务器外置电源</w:t>
-            </w:r>
-          </w:p>
-        </w:tc>
-        <w:tc>
-          <w:tcPr>
-            <w:tcW w:w="2842" w:type="dxa"/>
-            <w:vAlign w:val="center"/>
-          </w:tcPr>
-          <w:p>
-            <w:pPr>
-              <w:spacing w:before="180" w:after="180"/>
-              <w:ind w:firstLine="480"/>
-              <w:rPr>
-                <w:rFonts w:ascii="宋体" w:hAnsi="宋体" w:hint="eastAsia"/>
-                <w:szCs w:val="21"/>
-              </w:rPr>
-            </w:pPr>
-            <w:r>
-              <w:rPr>
-                <w:rFonts w:ascii="楷体" w:hAnsi="楷体" w:cs="楷体" w:hint="eastAsia"/>
-                <w:color w:val="000000"/>
-                <w:szCs w:val="21"/>
-              </w:rPr>
-              <w:t>考虑到网络系统的市电电网供电环境比较稳定，系统周围无并考虑到无大型机电设备而且考虑到以后系统的扩容计划后，决定采用后备时间达</w:t>
-            </w:r>
-            <w:r>
-              <w:rPr>
-                <w:rFonts w:ascii="楷体" w:hAnsi="楷体" w:cs="楷体" w:hint="eastAsia"/>
-                <w:color w:val="000000"/>
-                <w:szCs w:val="21"/>
-              </w:rPr>
-              <w:t>7</w:t>
-            </w:r>
-            <w:r>
-              <w:rPr>
-                <w:rFonts w:ascii="楷体" w:hAnsi="楷体" w:cs="楷体" w:hint="eastAsia"/>
-                <w:color w:val="000000"/>
-                <w:szCs w:val="21"/>
-              </w:rPr>
-              <w:t>分钟，允许</w:t>
-            </w:r>
-            <w:r>
-              <w:rPr>
-                <w:rFonts w:ascii="楷体" w:hAnsi="楷体" w:cs="楷体" w:hint="eastAsia"/>
-                <w:color w:val="000000"/>
-                <w:szCs w:val="21"/>
-              </w:rPr>
-              <w:t>130%</w:t>
-            </w:r>
-            <w:r>
-              <w:rPr>
-                <w:rFonts w:ascii="楷体" w:hAnsi="楷体" w:cs="楷体" w:hint="eastAsia"/>
-                <w:color w:val="000000"/>
-                <w:szCs w:val="21"/>
-              </w:rPr>
-              <w:t>过载、切换时间小于</w:t>
-            </w:r>
-            <w:r>
-              <w:rPr>
-                <w:rFonts w:ascii="楷体" w:hAnsi="楷体" w:cs="楷体" w:hint="eastAsia"/>
-                <w:color w:val="000000"/>
-                <w:szCs w:val="21"/>
-              </w:rPr>
-              <w:t>10ms</w:t>
-            </w:r>
-            <w:r>
-              <w:rPr>
-                <w:rFonts w:ascii="楷体" w:hAnsi="楷体" w:cs="楷体" w:hint="eastAsia"/>
-                <w:color w:val="000000"/>
-                <w:szCs w:val="21"/>
-              </w:rPr>
-              <w:t>的后备式不间断电源</w:t>
-            </w:r>
-            <w:r>
-              <w:rPr>
-                <w:rFonts w:ascii="楷体" w:hAnsi="楷体" w:cs="楷体" w:hint="eastAsia"/>
-                <w:color w:val="000000"/>
-                <w:szCs w:val="21"/>
-              </w:rPr>
-              <w:t xml:space="preserve"> </w:t>
-            </w:r>
-            <w:r>
-              <w:rPr>
-                <w:rFonts w:ascii="楷体" w:hAnsi="楷体" w:cs="楷体" w:hint="eastAsia"/>
-                <w:color w:val="000000"/>
-                <w:szCs w:val="21"/>
-              </w:rPr>
-              <w:t>（</w:t>
-            </w:r>
-            <w:r>
-              <w:rPr>
-                <w:rFonts w:ascii="楷体" w:hAnsi="楷体" w:cs="楷体" w:hint="eastAsia"/>
-                <w:color w:val="000000"/>
-                <w:szCs w:val="21"/>
-              </w:rPr>
-              <w:t>UPS</w:t>
-            </w:r>
-            <w:r>
-              <w:rPr>
-                <w:rFonts w:ascii="楷体" w:hAnsi="楷体" w:cs="楷体" w:hint="eastAsia"/>
-                <w:color w:val="000000"/>
-                <w:szCs w:val="21"/>
-              </w:rPr>
-              <w:t>），起到临时供电作用，防止突然断电而因起的电脑数据丢失。</w:t>
-            </w:r>
-          </w:p>
-        </w:tc>
-        <w:tc>
-          <w:tcPr>
-            <w:tcW w:w="2754" w:type="dxa"/>
-            <w:vAlign w:val="center"/>
-          </w:tcPr>
-          <w:p>
-            <w:pPr>
-              <w:spacing w:before="180" w:after="180"/>
-              <w:ind w:firstLine="480"/>
-              <w:rPr>
-                <w:rFonts w:ascii="宋体" w:hAnsi="宋体" w:hint="eastAsia"/>
-                <w:szCs w:val="21"/>
-              </w:rPr>
-            </w:pPr>
-            <w:r>
-              <w:rPr>
-                <w:rFonts w:ascii="楷体" w:hAnsi="楷体" w:cs="楷体" w:hint="eastAsia"/>
-                <w:color w:val="000000"/>
-                <w:szCs w:val="21"/>
-              </w:rPr>
-              <w:t>1</w:t>
-            </w:r>
-          </w:p>
-        </w:tc>
-      </w:tr>
-    </w:tbl>
-    <w:p>
-      <w:pPr>
-        <w:spacing w:before="180" w:after="180"/>
-        <w:ind w:firstLine="480"/>
-        <w:rPr>
-          <w:rFonts w:ascii="宋体" w:hAnsi="宋体" w:hint="eastAsia"/>
-          <w:szCs w:val="21"/>
-        </w:rPr>
-      </w:pPr>
+        <w:t>．服务器</w:t>
+      </w:r>
+    </w:p>
+    <w:p>
+      <w:pPr>
+        <w:ind w:firstLine="480"/>
+        <w:rPr>
+          <w:rFonts w:ascii="宋体" w:hAnsi="宋体" w:hint="eastAsia"/>
+        </w:rPr>
+      </w:pPr>
+      <w:r>
+        <w:rPr>
+          <w:rFonts w:hint="eastAsia"/>
+        </w:rPr>
+        <w:t xml:space="preserve">Window </w:t>
+      </w:r>
+      <w:proofErr w:type="spellStart"/>
+      <w:r>
+        <w:rPr>
+          <w:rFonts w:hint="eastAsia"/>
+        </w:rPr>
+        <w:t>xp</w:t>
+      </w:r>
+      <w:proofErr w:type="spellEnd"/>
+      <w:r>
+        <w:rPr>
+          <w:rFonts w:hint="eastAsia"/>
+        </w:rPr>
+        <w:t>以上操作系统；</w:t>
+      </w:r>
+    </w:p>
+    <w:p>
+      <w:pPr>
+        <w:ind w:firstLine="480"/>
+        <w:rPr>
+          <w:rFonts w:ascii="宋体" w:hAnsi="宋体" w:hint="eastAsia"/>
+        </w:rPr>
+      </w:pPr>
+      <w:r>
+        <w:rPr>
+          <w:rFonts w:hint="eastAsia"/>
+        </w:rPr>
+        <w:t>Microsoft Server 2003</w:t>
+      </w:r>
+      <w:r>
+        <w:rPr>
+          <w:rFonts w:hint="eastAsia"/>
+        </w:rPr>
+        <w:t>以上数据库</w:t>
+      </w:r>
+    </w:p>
+    <w:p>
+      <w:pPr>
+        <w:ind w:firstLine="480"/>
+        <w:rPr>
+          <w:rFonts w:ascii="宋体" w:hAnsi="宋体" w:hint="eastAsia"/>
+        </w:rPr>
+      </w:pPr>
+      <w:r>
+        <w:rPr>
+          <w:rFonts w:hint="eastAsia"/>
+        </w:rPr>
+        <w:t>配备</w:t>
+      </w:r>
+      <w:r>
+        <w:rPr>
+          <w:rFonts w:hint="eastAsia"/>
+        </w:rPr>
+        <w:t>JDK1.7</w:t>
+      </w:r>
+      <w:r>
+        <w:rPr>
+          <w:rFonts w:hint="eastAsia"/>
+        </w:rPr>
+        <w:t>以上环境。</w:t>
+      </w:r>
     </w:p>
     <w:p>
       <w:pPr>
@@ -11171,517 +9699,85 @@
         <w:t>客户端</w:t>
       </w:r>
     </w:p>
-    <w:tbl>
-      <w:tblPr>
-        <w:tblW w:w="0" w:type="auto"/>
-        <w:jc w:val="center"/>
-        <w:tblBorders>
-          <w:top w:val="single" w:sz="4" w:space="0" w:color="auto"/>
-          <w:left w:val="single" w:sz="4" w:space="0" w:color="auto"/>
-          <w:bottom w:val="single" w:sz="4" w:space="0" w:color="auto"/>
-          <w:right w:val="single" w:sz="4" w:space="0" w:color="auto"/>
-          <w:insideH w:val="single" w:sz="4" w:space="0" w:color="auto"/>
-          <w:insideV w:val="single" w:sz="4" w:space="0" w:color="auto"/>
-        </w:tblBorders>
-        <w:tblLayout w:type="fixed"/>
-        <w:tblLook w:val="0000" w:firstRow="0" w:lastRow="0" w:firstColumn="0" w:lastColumn="0" w:noHBand="0" w:noVBand="0"/>
-      </w:tblPr>
-      <w:tblGrid>
-        <w:gridCol w:w="2840"/>
-        <w:gridCol w:w="2841"/>
-        <w:gridCol w:w="2841"/>
-      </w:tblGrid>
-      <w:tr>
-        <w:trPr>
-          <w:jc w:val="center"/>
-        </w:trPr>
-        <w:tc>
-          <w:tcPr>
-            <w:tcW w:w="2840" w:type="dxa"/>
-          </w:tcPr>
-          <w:p>
-            <w:pPr>
-              <w:spacing w:before="180" w:after="180"/>
-              <w:ind w:firstLine="480"/>
-              <w:rPr>
-                <w:rFonts w:ascii="宋体" w:hAnsi="宋体" w:hint="eastAsia"/>
-                <w:szCs w:val="21"/>
-              </w:rPr>
-            </w:pPr>
-            <w:r>
-              <w:rPr>
-                <w:rFonts w:ascii="楷体" w:hAnsi="楷体" w:cs="楷体" w:hint="eastAsia"/>
-                <w:color w:val="000000"/>
-                <w:szCs w:val="21"/>
-              </w:rPr>
-              <w:t>需求设备</w:t>
-            </w:r>
-          </w:p>
-        </w:tc>
-        <w:tc>
-          <w:tcPr>
-            <w:tcW w:w="2841" w:type="dxa"/>
-          </w:tcPr>
-          <w:p>
-            <w:pPr>
-              <w:spacing w:before="180" w:after="180"/>
-              <w:ind w:firstLine="480"/>
-              <w:rPr>
-                <w:rFonts w:ascii="宋体" w:hAnsi="宋体" w:hint="eastAsia"/>
-                <w:szCs w:val="21"/>
-              </w:rPr>
-            </w:pPr>
-            <w:r>
-              <w:rPr>
-                <w:rFonts w:ascii="楷体" w:hAnsi="楷体" w:cs="楷体" w:hint="eastAsia"/>
-                <w:color w:val="000000"/>
-                <w:szCs w:val="21"/>
-              </w:rPr>
-              <w:t>要求</w:t>
-            </w:r>
-          </w:p>
-        </w:tc>
-        <w:tc>
-          <w:tcPr>
-            <w:tcW w:w="2841" w:type="dxa"/>
-          </w:tcPr>
-          <w:p>
-            <w:pPr>
-              <w:spacing w:before="180" w:after="180"/>
-              <w:ind w:firstLine="480"/>
-              <w:rPr>
-                <w:rFonts w:ascii="宋体" w:hAnsi="宋体" w:hint="eastAsia"/>
-                <w:szCs w:val="21"/>
-              </w:rPr>
-            </w:pPr>
-            <w:r>
-              <w:rPr>
-                <w:rFonts w:ascii="楷体" w:hAnsi="楷体" w:cs="楷体" w:hint="eastAsia"/>
-                <w:color w:val="000000"/>
-                <w:szCs w:val="21"/>
-              </w:rPr>
-              <w:t>数量</w:t>
-            </w:r>
-          </w:p>
-        </w:tc>
-      </w:tr>
-      <w:tr>
-        <w:trPr>
-          <w:jc w:val="center"/>
-        </w:trPr>
-        <w:tc>
-          <w:tcPr>
-            <w:tcW w:w="2840" w:type="dxa"/>
-          </w:tcPr>
-          <w:p>
-            <w:pPr>
-              <w:spacing w:before="180" w:after="180"/>
-              <w:ind w:firstLine="480"/>
-              <w:rPr>
-                <w:rFonts w:ascii="宋体" w:hAnsi="宋体" w:hint="eastAsia"/>
-                <w:szCs w:val="21"/>
-              </w:rPr>
-            </w:pPr>
-            <w:r>
-              <w:rPr>
-                <w:rFonts w:ascii="楷体" w:hAnsi="楷体" w:cs="楷体" w:hint="eastAsia"/>
-                <w:color w:val="000000"/>
-                <w:szCs w:val="21"/>
-              </w:rPr>
-              <w:t>CPU</w:t>
-            </w:r>
-          </w:p>
-        </w:tc>
-        <w:tc>
-          <w:tcPr>
-            <w:tcW w:w="2841" w:type="dxa"/>
-          </w:tcPr>
-          <w:p>
-            <w:pPr>
-              <w:spacing w:before="180" w:after="180"/>
-              <w:ind w:firstLine="480"/>
-              <w:rPr>
-                <w:rFonts w:ascii="宋体" w:hAnsi="宋体" w:hint="eastAsia"/>
-                <w:szCs w:val="21"/>
-              </w:rPr>
-            </w:pPr>
-            <w:r>
-              <w:rPr>
-                <w:rFonts w:ascii="楷体" w:hAnsi="楷体" w:cs="楷体" w:hint="eastAsia"/>
-                <w:color w:val="000000"/>
-                <w:szCs w:val="21"/>
-              </w:rPr>
-              <w:t>CPU&gt;=1</w:t>
-            </w:r>
-            <w:r>
-              <w:rPr>
-                <w:rFonts w:ascii="楷体" w:hAnsi="楷体" w:cs="楷体" w:hint="eastAsia"/>
-                <w:color w:val="000000"/>
-                <w:szCs w:val="21"/>
-              </w:rPr>
-              <w:t>。</w:t>
-            </w:r>
-            <w:r>
-              <w:rPr>
-                <w:rFonts w:ascii="楷体" w:hAnsi="楷体" w:cs="楷体" w:hint="eastAsia"/>
-                <w:color w:val="000000"/>
-                <w:szCs w:val="21"/>
-              </w:rPr>
-              <w:t>5GHz</w:t>
-            </w:r>
-          </w:p>
-        </w:tc>
-        <w:tc>
-          <w:tcPr>
-            <w:tcW w:w="2841" w:type="dxa"/>
-          </w:tcPr>
-          <w:p>
-            <w:pPr>
-              <w:spacing w:before="180" w:after="180"/>
-              <w:ind w:firstLine="480"/>
-              <w:rPr>
-                <w:rFonts w:ascii="宋体" w:hAnsi="宋体" w:hint="eastAsia"/>
-                <w:szCs w:val="21"/>
-              </w:rPr>
-            </w:pPr>
-            <w:r>
-              <w:rPr>
-                <w:rFonts w:ascii="楷体" w:hAnsi="楷体" w:cs="楷体" w:hint="eastAsia"/>
-                <w:color w:val="000000"/>
-                <w:szCs w:val="21"/>
-              </w:rPr>
-              <w:t>1</w:t>
-            </w:r>
-          </w:p>
-        </w:tc>
-      </w:tr>
-      <w:tr>
-        <w:trPr>
-          <w:jc w:val="center"/>
-        </w:trPr>
-        <w:tc>
-          <w:tcPr>
-            <w:tcW w:w="2840" w:type="dxa"/>
-          </w:tcPr>
-          <w:p>
-            <w:pPr>
-              <w:spacing w:before="180" w:after="180"/>
-              <w:ind w:firstLine="480"/>
-              <w:rPr>
-                <w:rFonts w:ascii="宋体" w:hAnsi="宋体" w:hint="eastAsia"/>
-                <w:szCs w:val="21"/>
-              </w:rPr>
-            </w:pPr>
-            <w:r>
-              <w:rPr>
-                <w:rFonts w:ascii="楷体" w:hAnsi="楷体" w:cs="楷体" w:hint="eastAsia"/>
-                <w:color w:val="000000"/>
-                <w:szCs w:val="21"/>
-              </w:rPr>
-              <w:t>内存</w:t>
-            </w:r>
-          </w:p>
-        </w:tc>
-        <w:tc>
-          <w:tcPr>
-            <w:tcW w:w="2841" w:type="dxa"/>
-          </w:tcPr>
-          <w:p>
-            <w:pPr>
-              <w:spacing w:before="180" w:after="180"/>
-              <w:ind w:firstLine="480"/>
-              <w:rPr>
-                <w:rFonts w:ascii="宋体" w:hAnsi="宋体" w:hint="eastAsia"/>
-                <w:szCs w:val="21"/>
-              </w:rPr>
-            </w:pPr>
-            <w:r>
-              <w:rPr>
-                <w:rFonts w:ascii="楷体" w:hAnsi="楷体" w:cs="楷体" w:hint="eastAsia"/>
-                <w:color w:val="000000"/>
-                <w:szCs w:val="21"/>
-              </w:rPr>
-              <w:t>2GB</w:t>
-            </w:r>
-            <w:r>
-              <w:rPr>
-                <w:rFonts w:ascii="楷体" w:hAnsi="楷体" w:cs="楷体" w:hint="eastAsia"/>
-                <w:color w:val="000000"/>
-                <w:szCs w:val="21"/>
-              </w:rPr>
-              <w:t>以上</w:t>
-            </w:r>
-          </w:p>
-        </w:tc>
-        <w:tc>
-          <w:tcPr>
-            <w:tcW w:w="2841" w:type="dxa"/>
-          </w:tcPr>
-          <w:p>
-            <w:pPr>
-              <w:spacing w:before="180" w:after="180"/>
-              <w:ind w:firstLine="480"/>
-              <w:rPr>
-                <w:rFonts w:ascii="宋体" w:hAnsi="宋体" w:hint="eastAsia"/>
-                <w:szCs w:val="21"/>
-              </w:rPr>
-            </w:pPr>
-            <w:r>
-              <w:rPr>
-                <w:rFonts w:ascii="楷体" w:hAnsi="楷体" w:cs="楷体" w:hint="eastAsia"/>
-                <w:color w:val="000000"/>
-                <w:szCs w:val="21"/>
-              </w:rPr>
-              <w:t>1</w:t>
-            </w:r>
-          </w:p>
-        </w:tc>
-      </w:tr>
-      <w:tr>
-        <w:trPr>
-          <w:jc w:val="center"/>
-        </w:trPr>
-        <w:tc>
-          <w:tcPr>
-            <w:tcW w:w="2840" w:type="dxa"/>
-          </w:tcPr>
-          <w:p>
-            <w:pPr>
-              <w:spacing w:before="180" w:after="180"/>
-              <w:ind w:firstLine="480"/>
-              <w:rPr>
-                <w:rFonts w:ascii="宋体" w:hAnsi="宋体" w:hint="eastAsia"/>
-                <w:szCs w:val="21"/>
-              </w:rPr>
-            </w:pPr>
-            <w:r>
-              <w:rPr>
-                <w:rFonts w:ascii="楷体" w:hAnsi="楷体" w:cs="楷体" w:hint="eastAsia"/>
-                <w:color w:val="000000"/>
-                <w:szCs w:val="21"/>
-              </w:rPr>
-              <w:t>硬盘</w:t>
-            </w:r>
-          </w:p>
-        </w:tc>
-        <w:tc>
-          <w:tcPr>
-            <w:tcW w:w="2841" w:type="dxa"/>
-          </w:tcPr>
-          <w:p>
-            <w:pPr>
-              <w:spacing w:before="180" w:after="180"/>
-              <w:ind w:firstLine="480"/>
-              <w:rPr>
-                <w:rFonts w:ascii="宋体" w:hAnsi="宋体" w:hint="eastAsia"/>
-                <w:szCs w:val="21"/>
-              </w:rPr>
-            </w:pPr>
-            <w:r>
-              <w:rPr>
-                <w:rFonts w:ascii="楷体" w:hAnsi="楷体" w:cs="楷体" w:hint="eastAsia"/>
-                <w:color w:val="000000"/>
-                <w:szCs w:val="21"/>
-              </w:rPr>
-              <w:t>500GB</w:t>
-            </w:r>
-            <w:r>
-              <w:rPr>
-                <w:rFonts w:ascii="楷体" w:hAnsi="楷体" w:cs="楷体" w:hint="eastAsia"/>
-                <w:color w:val="000000"/>
-                <w:szCs w:val="21"/>
-              </w:rPr>
-              <w:t>以上</w:t>
-            </w:r>
-          </w:p>
-        </w:tc>
-        <w:tc>
-          <w:tcPr>
-            <w:tcW w:w="2841" w:type="dxa"/>
-          </w:tcPr>
-          <w:p>
-            <w:pPr>
-              <w:spacing w:before="180" w:after="180"/>
-              <w:ind w:firstLine="480"/>
-              <w:rPr>
-                <w:rFonts w:ascii="宋体" w:hAnsi="宋体" w:hint="eastAsia"/>
-                <w:szCs w:val="21"/>
-              </w:rPr>
-            </w:pPr>
-            <w:r>
-              <w:rPr>
-                <w:rFonts w:ascii="楷体" w:hAnsi="楷体" w:cs="楷体" w:hint="eastAsia"/>
-                <w:color w:val="000000"/>
-                <w:szCs w:val="21"/>
-              </w:rPr>
-              <w:t>1</w:t>
-            </w:r>
-          </w:p>
-        </w:tc>
-      </w:tr>
-      <w:tr>
-        <w:trPr>
-          <w:jc w:val="center"/>
-        </w:trPr>
-        <w:tc>
-          <w:tcPr>
-            <w:tcW w:w="2840" w:type="dxa"/>
-          </w:tcPr>
-          <w:p>
-            <w:pPr>
-              <w:spacing w:before="180" w:after="180"/>
-              <w:ind w:firstLine="480"/>
-              <w:rPr>
-                <w:rFonts w:ascii="宋体" w:hAnsi="宋体" w:hint="eastAsia"/>
-                <w:szCs w:val="21"/>
-              </w:rPr>
-            </w:pPr>
-            <w:r>
-              <w:rPr>
-                <w:rFonts w:ascii="楷体" w:hAnsi="楷体" w:cs="楷体" w:hint="eastAsia"/>
-                <w:color w:val="000000"/>
-                <w:szCs w:val="21"/>
-              </w:rPr>
-              <w:t>显示屏幕</w:t>
-            </w:r>
-          </w:p>
-        </w:tc>
-        <w:tc>
-          <w:tcPr>
-            <w:tcW w:w="2841" w:type="dxa"/>
-          </w:tcPr>
-          <w:p>
-            <w:pPr>
-              <w:spacing w:before="180" w:after="180"/>
-              <w:ind w:firstLine="480"/>
-              <w:rPr>
-                <w:rFonts w:ascii="宋体" w:hAnsi="宋体" w:hint="eastAsia"/>
-                <w:szCs w:val="21"/>
-              </w:rPr>
-            </w:pPr>
-            <w:r>
-              <w:rPr>
-                <w:rFonts w:ascii="楷体" w:hAnsi="楷体" w:cs="楷体" w:hint="eastAsia"/>
-                <w:color w:val="000000"/>
-                <w:szCs w:val="21"/>
-              </w:rPr>
-              <w:t>1366*768</w:t>
-            </w:r>
-            <w:r>
-              <w:rPr>
-                <w:rFonts w:ascii="楷体" w:hAnsi="楷体" w:cs="楷体" w:hint="eastAsia"/>
-                <w:color w:val="000000"/>
-                <w:szCs w:val="21"/>
-              </w:rPr>
-              <w:t>最佳</w:t>
-            </w:r>
-          </w:p>
-        </w:tc>
-        <w:tc>
-          <w:tcPr>
-            <w:tcW w:w="2841" w:type="dxa"/>
-          </w:tcPr>
-          <w:p>
-            <w:pPr>
-              <w:spacing w:before="180" w:after="180"/>
-              <w:ind w:firstLine="480"/>
-              <w:rPr>
-                <w:rFonts w:ascii="宋体" w:hAnsi="宋体" w:hint="eastAsia"/>
-                <w:szCs w:val="21"/>
-              </w:rPr>
-            </w:pPr>
-            <w:r>
-              <w:rPr>
-                <w:rFonts w:ascii="楷体" w:hAnsi="楷体" w:cs="楷体" w:hint="eastAsia"/>
-                <w:color w:val="000000"/>
-                <w:szCs w:val="21"/>
-              </w:rPr>
-              <w:t>1</w:t>
-            </w:r>
-          </w:p>
-        </w:tc>
-      </w:tr>
-      <w:tr>
-        <w:trPr>
-          <w:jc w:val="center"/>
-        </w:trPr>
-        <w:tc>
-          <w:tcPr>
-            <w:tcW w:w="2840" w:type="dxa"/>
-          </w:tcPr>
-          <w:p>
-            <w:pPr>
-              <w:spacing w:before="180" w:after="180"/>
-              <w:ind w:firstLine="480"/>
-              <w:rPr>
-                <w:rFonts w:ascii="宋体" w:hAnsi="宋体" w:hint="eastAsia"/>
-                <w:szCs w:val="21"/>
-              </w:rPr>
-            </w:pPr>
-            <w:r>
-              <w:rPr>
-                <w:rFonts w:ascii="楷体" w:hAnsi="楷体" w:cs="楷体" w:hint="eastAsia"/>
-                <w:color w:val="000000"/>
-                <w:szCs w:val="21"/>
-              </w:rPr>
-              <w:lastRenderedPageBreak/>
-              <w:t>键盘鼠标</w:t>
-            </w:r>
-          </w:p>
-        </w:tc>
-        <w:tc>
-          <w:tcPr>
-            <w:tcW w:w="2841" w:type="dxa"/>
-          </w:tcPr>
-          <w:p>
-            <w:pPr>
-              <w:spacing w:before="180" w:after="180"/>
-              <w:ind w:firstLine="480"/>
-              <w:rPr>
-                <w:rFonts w:ascii="宋体" w:hAnsi="宋体" w:hint="eastAsia"/>
-                <w:szCs w:val="21"/>
-              </w:rPr>
-            </w:pPr>
-            <w:r>
-              <w:rPr>
-                <w:rFonts w:ascii="楷体" w:hAnsi="楷体" w:cs="楷体" w:hint="eastAsia"/>
-                <w:color w:val="000000"/>
-                <w:szCs w:val="21"/>
-              </w:rPr>
-              <w:t>有</w:t>
-            </w:r>
-          </w:p>
-        </w:tc>
-        <w:tc>
-          <w:tcPr>
-            <w:tcW w:w="2841" w:type="dxa"/>
-          </w:tcPr>
-          <w:p>
-            <w:pPr>
-              <w:spacing w:before="180" w:after="180"/>
-              <w:ind w:firstLine="480"/>
-              <w:rPr>
-                <w:rFonts w:ascii="宋体" w:hAnsi="宋体" w:hint="eastAsia"/>
-                <w:szCs w:val="21"/>
-              </w:rPr>
-            </w:pPr>
-            <w:r>
-              <w:rPr>
-                <w:rFonts w:ascii="楷体" w:hAnsi="楷体" w:cs="楷体" w:hint="eastAsia"/>
-                <w:color w:val="000000"/>
-                <w:szCs w:val="21"/>
-              </w:rPr>
-              <w:t>1</w:t>
-            </w:r>
-          </w:p>
-        </w:tc>
-      </w:tr>
-    </w:tbl>
-    <w:p>
-      <w:pPr>
-        <w:spacing w:before="180" w:after="180"/>
-        <w:ind w:firstLine="480"/>
-      </w:pPr>
+    <w:p>
+      <w:pPr>
+        <w:ind w:firstLine="480"/>
+        <w:rPr>
+          <w:rFonts w:ascii="宋体" w:hAnsi="宋体" w:hint="eastAsia"/>
+        </w:rPr>
+      </w:pPr>
+      <w:r>
+        <w:rPr>
+          <w:rFonts w:hint="eastAsia"/>
+        </w:rPr>
+        <w:t xml:space="preserve">Window </w:t>
+      </w:r>
+      <w:proofErr w:type="spellStart"/>
+      <w:r>
+        <w:rPr>
+          <w:rFonts w:hint="eastAsia"/>
+        </w:rPr>
+        <w:t>xp</w:t>
+      </w:r>
+      <w:proofErr w:type="spellEnd"/>
+      <w:r>
+        <w:rPr>
+          <w:rFonts w:hint="eastAsia"/>
+        </w:rPr>
+        <w:t>以上操作系统</w:t>
+      </w:r>
+      <w:r>
+        <w:rPr>
+          <w:rFonts w:hint="eastAsia"/>
+        </w:rPr>
+        <w:t>;</w:t>
+      </w:r>
+    </w:p>
+    <w:p>
+      <w:pPr>
+        <w:ind w:firstLine="480"/>
+        <w:rPr>
+          <w:rFonts w:ascii="宋体" w:hAnsi="宋体" w:hint="eastAsia"/>
+        </w:rPr>
+      </w:pPr>
+      <w:r>
+        <w:rPr>
+          <w:rFonts w:hint="eastAsia"/>
+        </w:rPr>
+        <w:t>Microsoft Server 2003</w:t>
+      </w:r>
+      <w:r>
+        <w:rPr>
+          <w:rFonts w:hint="eastAsia"/>
+        </w:rPr>
+        <w:t>以上数据库</w:t>
+      </w:r>
+    </w:p>
+    <w:p>
+      <w:pPr>
+        <w:ind w:firstLine="480"/>
+        <w:rPr>
+          <w:rFonts w:ascii="宋体" w:hAnsi="宋体" w:hint="eastAsia"/>
+        </w:rPr>
+      </w:pPr>
+      <w:r>
+        <w:rPr>
+          <w:rFonts w:hint="eastAsia"/>
+        </w:rPr>
+        <w:t>配备</w:t>
+      </w:r>
+      <w:r>
+        <w:rPr>
+          <w:rFonts w:hint="eastAsia"/>
+        </w:rPr>
+        <w:t>JDK1.7</w:t>
+      </w:r>
+      <w:r>
+        <w:rPr>
+          <w:rFonts w:hint="eastAsia"/>
+        </w:rPr>
+        <w:t>以上环境。</w:t>
+      </w:r>
     </w:p>
     <w:p>
       <w:pPr>
@@ -11695,74 +9791,218 @@
         <w:rPr>
           <w:rFonts w:hint="eastAsia"/>
         </w:rPr>
-        <w:t>3.12.2计算机硬件资源利用需求</w:t>
-      </w:r>
-    </w:p>
-    <w:p>
-      <w:pPr>
-        <w:ind w:firstLine="480"/>
-      </w:pPr>
-      <w:r>
-        <w:rPr>
-          <w:rFonts w:hint="eastAsia"/>
-        </w:rPr>
-        <w:t>本系统最大同时支持</w:t>
-      </w:r>
-      <w:r>
-        <w:rPr>
-          <w:rFonts w:hint="eastAsia"/>
-        </w:rPr>
-        <w:t>5</w:t>
-      </w:r>
-      <w:r>
-        <w:rPr>
-          <w:rFonts w:hint="eastAsia"/>
-        </w:rPr>
-        <w:t>台机型同时登陆操作。</w:t>
-      </w:r>
-    </w:p>
-    <w:p>
-      <w:pPr>
-        <w:spacing w:before="180" w:after="180"/>
-        <w:ind w:firstLine="480"/>
+        <w:t>3.12.4计算机通信需求</w:t>
+      </w:r>
+    </w:p>
+    <w:p>
+      <w:pPr>
+        <w:ind w:firstLine="480"/>
+      </w:pPr>
+      <w:r>
+        <w:rPr>
+          <w:rFonts w:hint="eastAsia"/>
+        </w:rPr>
+        <w:t>使用</w:t>
+      </w:r>
+      <w:r>
+        <w:rPr>
+          <w:rFonts w:hint="eastAsia"/>
+        </w:rPr>
+        <w:t>10Mb/s</w:t>
+      </w:r>
+      <w:r>
+        <w:rPr>
+          <w:rFonts w:hint="eastAsia"/>
+        </w:rPr>
+        <w:t>速率的以太网，遵从其</w:t>
+      </w:r>
+      <w:r>
+        <w:rPr>
+          <w:rFonts w:hint="eastAsia"/>
+        </w:rPr>
+        <w:t>CSMA/CD</w:t>
+      </w:r>
+      <w:r>
+        <w:rPr>
+          <w:rFonts w:hint="eastAsia"/>
+        </w:rPr>
+        <w:t>协议，网络层使用</w:t>
+      </w:r>
+      <w:r>
+        <w:rPr>
+          <w:rFonts w:hint="eastAsia"/>
+        </w:rPr>
+        <w:t>TCP/IP</w:t>
+      </w:r>
+      <w:r>
+        <w:rPr>
+          <w:rFonts w:hint="eastAsia"/>
+        </w:rPr>
+        <w:t>协议</w:t>
+      </w:r>
+      <w:r>
+        <w:rPr>
+          <w:rFonts w:hint="eastAsia"/>
+          <w:sz w:val="26"/>
+        </w:rPr>
+        <w:t>。</w:t>
+      </w:r>
+    </w:p>
+    <w:p>
+      <w:pPr>
+        <w:pStyle w:val="af"/>
+        <w:ind w:firstLine="562"/>
+        <w:rPr>
+          <w:rFonts w:hint="eastAsia"/>
+        </w:rPr>
+      </w:pPr>
+      <w:r>
+        <w:rPr>
+          <w:rFonts w:hint="eastAsia"/>
+        </w:rPr>
+        <w:t>3.14</w:t>
+      </w:r>
+      <w:r>
+        <w:rPr>
+          <w:rFonts w:hint="eastAsia"/>
+        </w:rPr>
+        <w:t>设计和实现的约束</w:t>
+      </w:r>
+    </w:p>
+    <w:p>
+      <w:pPr>
+        <w:ind w:firstLine="480"/>
+      </w:pPr>
+      <w:r>
+        <w:rPr>
+          <w:rFonts w:hint="eastAsia"/>
+        </w:rPr>
+        <w:t>平台兼容性：</w:t>
+      </w:r>
+      <w:r>
+        <w:rPr>
+          <w:rFonts w:hint="eastAsia"/>
+        </w:rPr>
+        <w:t>APP</w:t>
+      </w:r>
+      <w:proofErr w:type="gramStart"/>
+      <w:r>
+        <w:rPr>
+          <w:rFonts w:hint="eastAsia"/>
+        </w:rPr>
+        <w:t>需支持</w:t>
+      </w:r>
+      <w:proofErr w:type="gramEnd"/>
+      <w:r>
+        <w:rPr>
+          <w:rFonts w:hint="eastAsia"/>
+        </w:rPr>
+        <w:t>主流移动操作系统（如</w:t>
+      </w:r>
+      <w:r>
+        <w:rPr>
+          <w:rFonts w:hint="eastAsia"/>
+        </w:rPr>
+        <w:t xml:space="preserve">Android 10+ </w:t>
+      </w:r>
+      <w:r>
+        <w:rPr>
+          <w:rFonts w:hint="eastAsia"/>
+        </w:rPr>
+        <w:t>和</w:t>
+      </w:r>
+      <w:r>
+        <w:rPr>
+          <w:rFonts w:hint="eastAsia"/>
+        </w:rPr>
+        <w:t xml:space="preserve"> iOS 13+</w:t>
+      </w:r>
+      <w:r>
+        <w:rPr>
+          <w:rFonts w:hint="eastAsia"/>
+        </w:rPr>
+        <w:t>）。</w:t>
+      </w:r>
+    </w:p>
+    <w:p>
+      <w:pPr>
+        <w:ind w:firstLine="480"/>
+      </w:pPr>
+      <w:r>
+        <w:rPr>
+          <w:rFonts w:hint="eastAsia"/>
+        </w:rPr>
+        <w:t>离线功能限制：部分功能（如数据同步、云备份）依赖网络连接，离线模式下应提供本地数据记录。。</w:t>
+      </w:r>
+    </w:p>
+    <w:p>
+      <w:pPr>
+        <w:ind w:firstLine="480"/>
+      </w:pPr>
+      <w:r>
+        <w:rPr>
+          <w:rFonts w:hint="eastAsia"/>
+        </w:rPr>
+        <w:t>性能约束：在低端设备上仍需保持流畅使用体验，启动时间不超过</w:t>
+      </w:r>
+      <w:r>
+        <w:rPr>
+          <w:rFonts w:hint="eastAsia"/>
+        </w:rPr>
+        <w:t>2</w:t>
+      </w:r>
+      <w:r>
+        <w:rPr>
+          <w:rFonts w:hint="eastAsia"/>
+        </w:rPr>
+        <w:t>秒。</w:t>
+      </w:r>
+    </w:p>
+    <w:p>
+      <w:pPr>
+        <w:ind w:firstLine="480"/>
+      </w:pPr>
+      <w:r>
+        <w:rPr>
+          <w:rFonts w:hint="eastAsia"/>
+        </w:rPr>
+        <w:t>存储限制：本地缓存需限制在一定空间内（如不超过</w:t>
+      </w:r>
+      <w:r>
+        <w:rPr>
+          <w:rFonts w:hint="eastAsia"/>
+        </w:rPr>
+        <w:t>100MB</w:t>
+      </w:r>
+      <w:r>
+        <w:rPr>
+          <w:rFonts w:hint="eastAsia"/>
+        </w:rPr>
+        <w:t>），并支持自动清理策略。</w:t>
+      </w:r>
+    </w:p>
+    <w:p>
+      <w:pPr>
+        <w:ind w:firstLine="480"/>
+        <w:rPr>
+          <w:szCs w:val="21"/>
+        </w:rPr>
+      </w:pPr>
+      <w:r>
         <w:rPr>
           <w:rFonts w:ascii="楷体" w:hAnsi="楷体" w:cs="楷体" w:hint="eastAsia"/>
           <w:color w:val="000000"/>
           <w:szCs w:val="21"/>
         </w:rPr>
-      </w:pPr>
-    </w:p>
-    <w:p>
-      <w:pPr>
-        <w:pStyle w:val="af1"/>
-        <w:ind w:firstLine="482"/>
-        <w:rPr>
-          <w:rFonts w:hint="eastAsia"/>
-        </w:rPr>
-      </w:pPr>
-      <w:r>
-        <w:rPr>
-          <w:rFonts w:hint="eastAsia"/>
-        </w:rPr>
-        <w:t>3.12.3计算机软件需求</w:t>
-      </w:r>
-    </w:p>
-    <w:p>
-      <w:pPr>
-        <w:spacing w:before="180" w:after="180"/>
-        <w:ind w:firstLine="480"/>
-        <w:rPr>
-          <w:rFonts w:ascii="宋体" w:hAnsi="宋体" w:hint="eastAsia"/>
-          <w:szCs w:val="21"/>
-        </w:rPr>
-      </w:pPr>
+        <w:t>(1</w:t>
+      </w:r>
       <w:r>
         <w:rPr>
           <w:rFonts w:ascii="楷体" w:hAnsi="楷体" w:cs="楷体" w:hint="eastAsia"/>
           <w:color w:val="000000"/>
           <w:szCs w:val="21"/>
         </w:rPr>
-        <w:t>A</w:t>
+        <w:t>）系统使用人必须按照操作规范操作系统</w:t>
       </w:r>
       <w:r>
         <w:rPr>
@@ -11770,664 +10010,39 @@
           <w:color w:val="000000"/>
           <w:szCs w:val="21"/>
         </w:rPr>
-        <w:t>．服务器</w:t>
-      </w:r>
-    </w:p>
-    <w:p>
-      <w:pPr>
-        <w:ind w:firstLine="480"/>
-        <w:rPr>
-          <w:rFonts w:ascii="宋体" w:hAnsi="宋体" w:hint="eastAsia"/>
-        </w:rPr>
-      </w:pPr>
-      <w:r>
-        <w:rPr>
-          <w:rFonts w:hint="eastAsia"/>
-        </w:rPr>
-        <w:t>Window xp</w:t>
-      </w:r>
-      <w:r>
-        <w:rPr>
-          <w:rFonts w:hint="eastAsia"/>
-        </w:rPr>
-        <w:t>以上操作系统；</w:t>
-      </w:r>
-    </w:p>
-    <w:p>
-      <w:pPr>
-        <w:ind w:firstLine="480"/>
-        <w:rPr>
-          <w:rFonts w:ascii="宋体" w:hAnsi="宋体" w:hint="eastAsia"/>
-        </w:rPr>
-      </w:pPr>
-      <w:r>
-        <w:rPr>
-          <w:rFonts w:hint="eastAsia"/>
-        </w:rPr>
-        <w:t>Microsoft Server 2003</w:t>
-      </w:r>
-      <w:r>
-        <w:rPr>
-          <w:rFonts w:hint="eastAsia"/>
-        </w:rPr>
-        <w:t>以上数据库</w:t>
-      </w:r>
-    </w:p>
-    <w:p>
-      <w:pPr>
-        <w:ind w:firstLine="480"/>
-        <w:rPr>
-          <w:rFonts w:ascii="宋体" w:hAnsi="宋体" w:hint="eastAsia"/>
-        </w:rPr>
-      </w:pPr>
-      <w:r>
-        <w:rPr>
-          <w:rFonts w:hint="eastAsia"/>
-        </w:rPr>
-        <w:t>配备</w:t>
-      </w:r>
-      <w:r>
-        <w:rPr>
-          <w:rFonts w:hint="eastAsia"/>
-        </w:rPr>
-        <w:t>JDK1.7</w:t>
-      </w:r>
-      <w:r>
-        <w:rPr>
-          <w:rFonts w:hint="eastAsia"/>
-        </w:rPr>
-        <w:t>以上环境。</w:t>
-      </w:r>
-    </w:p>
-    <w:p>
-      <w:pPr>
-        <w:spacing w:before="180" w:after="180"/>
-        <w:ind w:firstLine="480"/>
-        <w:rPr>
-          <w:rFonts w:ascii="宋体" w:hAnsi="宋体" w:hint="eastAsia"/>
-          <w:szCs w:val="21"/>
-        </w:rPr>
-      </w:pPr>
+        <w:t>,</w:t>
+      </w:r>
       <w:r>
         <w:rPr>
           <w:rFonts w:ascii="楷体" w:hAnsi="楷体" w:cs="楷体" w:hint="eastAsia"/>
           <w:color w:val="000000"/>
           <w:szCs w:val="21"/>
         </w:rPr>
-        <w:t>B.</w:t>
-      </w:r>
+        <w:t>出现了系统故障或瘫痪必须马上处理并回复原有数据。</w:t>
+      </w:r>
+    </w:p>
+    <w:p>
+      <w:pPr>
+        <w:ind w:firstLine="480"/>
+        <w:rPr>
+          <w:szCs w:val="21"/>
+        </w:rPr>
+      </w:pPr>
       <w:r>
         <w:rPr>
           <w:rFonts w:ascii="楷体" w:hAnsi="楷体" w:cs="楷体" w:hint="eastAsia"/>
           <w:color w:val="000000"/>
           <w:szCs w:val="21"/>
         </w:rPr>
-        <w:t>客户端</w:t>
-      </w:r>
-    </w:p>
-    <w:p>
-      <w:pPr>
-        <w:ind w:firstLine="480"/>
-        <w:rPr>
-          <w:rFonts w:ascii="宋体" w:hAnsi="宋体" w:hint="eastAsia"/>
-        </w:rPr>
-      </w:pPr>
-      <w:r>
-        <w:rPr>
-          <w:rFonts w:hint="eastAsia"/>
-        </w:rPr>
-        <w:t>Window xp</w:t>
-      </w:r>
-      <w:r>
-        <w:rPr>
-          <w:rFonts w:hint="eastAsia"/>
-        </w:rPr>
-        <w:t>以上操作系统</w:t>
-      </w:r>
-      <w:r>
-        <w:rPr>
-          <w:rFonts w:hint="eastAsia"/>
-        </w:rPr>
-        <w:t>;</w:t>
-      </w:r>
-    </w:p>
-    <w:p>
-      <w:pPr>
-        <w:ind w:firstLine="480"/>
-        <w:rPr>
-          <w:rFonts w:ascii="宋体" w:hAnsi="宋体" w:hint="eastAsia"/>
-        </w:rPr>
-      </w:pPr>
-      <w:r>
-        <w:rPr>
-          <w:rFonts w:hint="eastAsia"/>
-        </w:rPr>
-        <w:t>Microsoft Server 2003</w:t>
-      </w:r>
-      <w:r>
-        <w:rPr>
-          <w:rFonts w:hint="eastAsia"/>
-        </w:rPr>
-        <w:t>以上数据库</w:t>
-      </w:r>
-    </w:p>
-    <w:p>
-      <w:pPr>
-        <w:ind w:firstLine="480"/>
-        <w:rPr>
-          <w:rFonts w:ascii="宋体" w:hAnsi="宋体" w:hint="eastAsia"/>
-        </w:rPr>
-      </w:pPr>
-      <w:r>
-        <w:rPr>
-          <w:rFonts w:hint="eastAsia"/>
-        </w:rPr>
-        <w:t>配备</w:t>
-      </w:r>
-      <w:r>
-        <w:rPr>
-          <w:rFonts w:hint="eastAsia"/>
-        </w:rPr>
-        <w:t>JDK1.7</w:t>
-      </w:r>
-      <w:r>
-        <w:rPr>
-          <w:rFonts w:hint="eastAsia"/>
-        </w:rPr>
-        <w:t>以上环境。</w:t>
-      </w:r>
-    </w:p>
-    <w:p>
-      <w:pPr>
-        <w:pStyle w:val="af1"/>
-        <w:ind w:firstLine="482"/>
-        <w:rPr>
-          <w:rFonts w:hint="eastAsia"/>
-        </w:rPr>
-      </w:pPr>
-      <w:r>
-        <w:rPr>
-          <w:rFonts w:hint="eastAsia"/>
-        </w:rPr>
-        <w:t>3.12.4计算机通信需求</w:t>
-      </w:r>
-    </w:p>
-    <w:p>
-      <w:pPr>
-        <w:ind w:firstLine="480"/>
-      </w:pPr>
-      <w:r>
-        <w:rPr>
-          <w:rFonts w:hint="eastAsia"/>
-        </w:rPr>
-        <w:t>使用</w:t>
-      </w:r>
-      <w:r>
-        <w:rPr>
-          <w:rFonts w:hint="eastAsia"/>
-        </w:rPr>
-        <w:t>10Mb/s</w:t>
-      </w:r>
-      <w:r>
-        <w:rPr>
-          <w:rFonts w:hint="eastAsia"/>
-        </w:rPr>
-        <w:t>速率的以太网，遵从其</w:t>
-      </w:r>
-      <w:r>
-        <w:rPr>
-          <w:rFonts w:hint="eastAsia"/>
-        </w:rPr>
-        <w:t>CSMA/CD</w:t>
-      </w:r>
-      <w:r>
-        <w:rPr>
-          <w:rFonts w:hint="eastAsia"/>
-        </w:rPr>
-        <w:t>协议，网络层使用</w:t>
-      </w:r>
-      <w:r>
-        <w:rPr>
-          <w:rFonts w:hint="eastAsia"/>
-        </w:rPr>
-        <w:t>TCP/IP</w:t>
-      </w:r>
-      <w:r>
-        <w:rPr>
-          <w:rFonts w:hint="eastAsia"/>
-        </w:rPr>
-        <w:t>协议</w:t>
-      </w:r>
-      <w:r>
-        <w:rPr>
-          <w:rFonts w:hint="eastAsia"/>
-          <w:sz w:val="26"/>
-        </w:rPr>
-        <w:t>。</w:t>
-      </w:r>
-    </w:p>
-    <w:p>
-      <w:pPr>
-        <w:pStyle w:val="af"/>
-        <w:ind w:firstLine="562"/>
-        <w:rPr>
-          <w:rFonts w:ascii="宋体" w:hAnsi="宋体" w:hint="eastAsia"/>
-        </w:rPr>
-      </w:pPr>
-      <w:r>
-        <w:rPr>
-          <w:rFonts w:hint="eastAsia"/>
-        </w:rPr>
-        <w:t>3.13</w:t>
-      </w:r>
-      <w:r>
-        <w:rPr>
-          <w:rFonts w:hint="eastAsia"/>
-        </w:rPr>
-        <w:t>软件质量因素</w:t>
-      </w:r>
-    </w:p>
-    <w:p>
-      <w:pPr>
-        <w:ind w:firstLine="480"/>
-        <w:rPr>
-          <w:rFonts w:ascii="宋体" w:hAnsi="宋体" w:hint="eastAsia"/>
-        </w:rPr>
-      </w:pPr>
-      <w:r>
-        <w:rPr>
-          <w:rFonts w:hint="eastAsia"/>
-        </w:rPr>
-        <w:t>对于本系统</w:t>
-      </w:r>
-      <w:r>
-        <w:rPr>
-          <w:rFonts w:hint="eastAsia"/>
-        </w:rPr>
-        <w:t>,</w:t>
-      </w:r>
-      <w:r>
-        <w:rPr>
-          <w:rFonts w:hint="eastAsia"/>
-        </w:rPr>
-        <w:t>在质量方面有如下的定性要求和规定，以满足系统在实际使用中可能的需要，主要包含如下方面</w:t>
-      </w:r>
-      <w:r>
-        <w:rPr>
-          <w:rFonts w:hint="eastAsia"/>
-        </w:rPr>
-        <w:t>:</w:t>
-      </w:r>
-    </w:p>
-    <w:p>
-      <w:pPr>
-        <w:ind w:firstLine="480"/>
-        <w:rPr>
-          <w:rFonts w:ascii="宋体" w:hAnsi="宋体" w:hint="eastAsia"/>
-        </w:rPr>
-      </w:pPr>
-      <w:r>
-        <w:rPr>
-          <w:rFonts w:hint="eastAsia"/>
-        </w:rPr>
-        <w:lastRenderedPageBreak/>
         <w:t>（</w:t>
       </w:r>
-      <w:r>
-        <w:rPr>
-          <w:rFonts w:hint="eastAsia"/>
-        </w:rPr>
-        <w:t>1</w:t>
-      </w:r>
-      <w:r>
-        <w:rPr>
-          <w:rFonts w:hint="eastAsia"/>
-        </w:rPr>
-        <w:t>）功能性</w:t>
-      </w:r>
-      <w:r>
-        <w:rPr>
-          <w:rFonts w:hint="eastAsia"/>
-        </w:rPr>
-        <w:t>:</w:t>
-      </w:r>
-      <w:r>
-        <w:rPr>
-          <w:rFonts w:hint="eastAsia"/>
-        </w:rPr>
-        <w:t>系统应尽最大限度实现</w:t>
-      </w:r>
-      <w:r>
-        <w:rPr>
-          <w:rFonts w:hint="eastAsia"/>
-        </w:rPr>
-        <w:t>账单记录和分析</w:t>
-      </w:r>
-      <w:r>
-        <w:rPr>
-          <w:rFonts w:hint="eastAsia"/>
-        </w:rPr>
-        <w:t>的需求，实现计算机代替计算分析的功能。</w:t>
-      </w:r>
-    </w:p>
-    <w:p>
-      <w:pPr>
-        <w:ind w:firstLine="480"/>
-        <w:rPr>
-          <w:rFonts w:ascii="宋体" w:hAnsi="宋体" w:hint="eastAsia"/>
-        </w:rPr>
-      </w:pPr>
-      <w:r>
-        <w:rPr>
-          <w:rFonts w:hint="eastAsia"/>
-        </w:rPr>
-        <w:t>（</w:t>
-      </w:r>
-      <w:r>
-        <w:rPr>
-          <w:rFonts w:hint="eastAsia"/>
-        </w:rPr>
-        <w:t>2)</w:t>
-      </w:r>
-      <w:r>
-        <w:rPr>
-          <w:rFonts w:hint="eastAsia"/>
-        </w:rPr>
-        <w:t>可靠性</w:t>
-      </w:r>
-      <w:r>
-        <w:rPr>
-          <w:rFonts w:hint="eastAsia"/>
-        </w:rPr>
-        <w:t>:</w:t>
-      </w:r>
-      <w:r>
-        <w:rPr>
-          <w:rFonts w:hint="eastAsia"/>
-        </w:rPr>
-        <w:t>系统能够保密</w:t>
-      </w:r>
-      <w:r>
-        <w:rPr>
-          <w:rFonts w:hint="eastAsia"/>
-        </w:rPr>
-        <w:t>账户</w:t>
-      </w:r>
-      <w:r>
-        <w:rPr>
-          <w:rFonts w:hint="eastAsia"/>
-        </w:rPr>
-        <w:t>资源及相关数据</w:t>
-      </w:r>
-      <w:r>
-        <w:rPr>
-          <w:rFonts w:hint="eastAsia"/>
-        </w:rPr>
-        <w:t>,</w:t>
-      </w:r>
-      <w:r>
-        <w:rPr>
-          <w:rFonts w:hint="eastAsia"/>
-        </w:rPr>
-        <w:t>同时也具备了一套应对意外情况的功能，恢复措施。</w:t>
-      </w:r>
-    </w:p>
-    <w:p>
-      <w:pPr>
-        <w:ind w:firstLine="480"/>
-        <w:rPr>
-          <w:rFonts w:ascii="宋体" w:hAnsi="宋体" w:hint="eastAsia"/>
-        </w:rPr>
-      </w:pPr>
-      <w:r>
-        <w:rPr>
-          <w:rFonts w:hint="eastAsia"/>
-        </w:rPr>
-        <w:t>(3</w:t>
-      </w:r>
-      <w:r>
-        <w:rPr>
-          <w:rFonts w:hint="eastAsia"/>
-        </w:rPr>
-        <w:t>）可维护性：当系统出现错误的时候，系统维护员能以最快的速度发现错误并且对其进行维护。</w:t>
-      </w:r>
-    </w:p>
-    <w:p>
-      <w:pPr>
-        <w:ind w:firstLine="480"/>
-        <w:rPr>
-          <w:rFonts w:ascii="宋体" w:hAnsi="宋体" w:hint="eastAsia"/>
-        </w:rPr>
-      </w:pPr>
-      <w:r>
-        <w:rPr>
-          <w:rFonts w:hint="eastAsia"/>
-        </w:rPr>
-        <w:t>（</w:t>
-      </w:r>
-      <w:r>
-        <w:rPr>
-          <w:rFonts w:hint="eastAsia"/>
-        </w:rPr>
-        <w:t>4</w:t>
-      </w:r>
-      <w:r>
-        <w:rPr>
-          <w:rFonts w:hint="eastAsia"/>
-        </w:rPr>
-        <w:t>）可用性：本系统可用且耐用。</w:t>
-      </w:r>
-    </w:p>
-    <w:p>
-      <w:pPr>
-        <w:ind w:firstLine="480"/>
-        <w:rPr>
-          <w:rFonts w:ascii="宋体" w:hAnsi="宋体" w:hint="eastAsia"/>
-        </w:rPr>
-      </w:pPr>
-      <w:r>
-        <w:rPr>
-          <w:rFonts w:hint="eastAsia"/>
-        </w:rPr>
-        <w:t>(</w:t>
-      </w:r>
-      <w:r>
-        <w:rPr>
-          <w:rFonts w:hint="eastAsia"/>
-        </w:rPr>
-        <w:t>5</w:t>
-      </w:r>
-      <w:r>
-        <w:rPr>
-          <w:rFonts w:hint="eastAsia"/>
-        </w:rPr>
-        <w:t>)</w:t>
-      </w:r>
-      <w:r>
-        <w:rPr>
-          <w:rFonts w:hint="eastAsia"/>
-        </w:rPr>
-        <w:t>可测试性：系统提供测试的功能，能够通过测试来体现本系统实际运行情况。</w:t>
-      </w:r>
-    </w:p>
-    <w:p>
-      <w:pPr>
-        <w:pStyle w:val="af"/>
-        <w:ind w:firstLine="562"/>
-        <w:rPr>
-          <w:rFonts w:hint="eastAsia"/>
-        </w:rPr>
-      </w:pPr>
-      <w:r>
-        <w:rPr>
-          <w:rFonts w:hint="eastAsia"/>
-        </w:rPr>
-        <w:t>3.14</w:t>
-      </w:r>
-      <w:r>
-        <w:rPr>
-          <w:rFonts w:hint="eastAsia"/>
-        </w:rPr>
-        <w:t>设计和实现的约束</w:t>
-      </w:r>
-    </w:p>
-    <w:p>
-      <w:pPr>
-        <w:ind w:firstLine="480"/>
-      </w:pPr>
-      <w:r>
-        <w:rPr>
-          <w:rFonts w:hint="eastAsia"/>
-        </w:rPr>
-        <w:t>平台兼容性：</w:t>
-      </w:r>
-      <w:r>
-        <w:rPr>
-          <w:rFonts w:hint="eastAsia"/>
-        </w:rPr>
-        <w:t>APP</w:t>
-      </w:r>
-      <w:r>
-        <w:rPr>
-          <w:rFonts w:hint="eastAsia"/>
-        </w:rPr>
-        <w:t>需支持主流移动操作系统（如</w:t>
-      </w:r>
-      <w:r>
-        <w:rPr>
-          <w:rFonts w:hint="eastAsia"/>
-        </w:rPr>
-        <w:t xml:space="preserve">Android 10+ </w:t>
-      </w:r>
-      <w:r>
-        <w:rPr>
-          <w:rFonts w:hint="eastAsia"/>
-        </w:rPr>
-        <w:t>和</w:t>
-      </w:r>
-      <w:r>
-        <w:rPr>
-          <w:rFonts w:hint="eastAsia"/>
-        </w:rPr>
-        <w:t xml:space="preserve"> iOS 13+</w:t>
-      </w:r>
-      <w:r>
-        <w:rPr>
-          <w:rFonts w:hint="eastAsia"/>
-        </w:rPr>
-        <w:t>）。</w:t>
-      </w:r>
-    </w:p>
-    <w:p>
-      <w:pPr>
-        <w:ind w:firstLine="480"/>
-      </w:pPr>
-      <w:r>
-        <w:rPr>
-          <w:rFonts w:hint="eastAsia"/>
-        </w:rPr>
-        <w:t>数据安全性：必须遵守数据加密和隐私保护法规（如《中华人民共和国个人信息保护法》或</w:t>
-      </w:r>
-      <w:r>
-        <w:rPr>
-          <w:rFonts w:hint="eastAsia"/>
-        </w:rPr>
-        <w:t>GDPR</w:t>
-      </w:r>
-      <w:r>
-        <w:rPr>
-          <w:rFonts w:hint="eastAsia"/>
-        </w:rPr>
-        <w:t>）</w:t>
-      </w:r>
-    </w:p>
-    <w:p>
-      <w:pPr>
-        <w:ind w:firstLine="480"/>
-      </w:pPr>
-    </w:p>
-    <w:p>
-      <w:pPr>
-        <w:ind w:firstLine="480"/>
-      </w:pPr>
-      <w:r>
-        <w:rPr>
-          <w:rFonts w:hint="eastAsia"/>
-        </w:rPr>
-        <w:t>离线功能限制：部分功能（如数据同步、云备份）依赖网络连接，离线模式下应提供本地数据记录。</w:t>
-      </w:r>
-    </w:p>
-    <w:p>
-      <w:pPr>
-        <w:ind w:firstLine="480"/>
-      </w:pPr>
-      <w:r>
-        <w:rPr>
-          <w:rFonts w:hint="eastAsia"/>
-        </w:rPr>
-        <w:t>多设备同步：需支持账号多设备登录时的数据一致性和实时同步。</w:t>
-      </w:r>
-    </w:p>
-    <w:p>
-      <w:pPr>
-        <w:ind w:firstLine="480"/>
-      </w:pPr>
-      <w:r>
-        <w:rPr>
-          <w:rFonts w:hint="eastAsia"/>
-        </w:rPr>
-        <w:t>性能约束：在低端设备上仍需保持流畅使用体验，启动时间不超过</w:t>
-      </w:r>
-      <w:r>
-        <w:rPr>
-          <w:rFonts w:hint="eastAsia"/>
-        </w:rPr>
-        <w:t>2</w:t>
-      </w:r>
-      <w:r>
-        <w:rPr>
-          <w:rFonts w:hint="eastAsia"/>
-        </w:rPr>
-        <w:t>秒。</w:t>
-      </w:r>
-    </w:p>
-    <w:p>
-      <w:pPr>
-        <w:ind w:firstLine="480"/>
-      </w:pPr>
-      <w:r>
-        <w:rPr>
-          <w:rFonts w:hint="eastAsia"/>
-        </w:rPr>
-        <w:t>存储限制：本地缓存需限制在一定空间内（如不超过</w:t>
-      </w:r>
-      <w:r>
-        <w:rPr>
-          <w:rFonts w:hint="eastAsia"/>
-        </w:rPr>
-        <w:t>100MB</w:t>
-      </w:r>
-      <w:r>
-        <w:rPr>
-          <w:rFonts w:hint="eastAsia"/>
-        </w:rPr>
-        <w:t>），并支持自动清理策略。</w:t>
-      </w:r>
-    </w:p>
-    <w:p>
-      <w:pPr>
-        <w:ind w:firstLine="480"/>
-        <w:rPr>
-          <w:szCs w:val="21"/>
-        </w:rPr>
-      </w:pPr>
       <w:r>
         <w:rPr>
           <w:rFonts w:ascii="楷体" w:hAnsi="楷体" w:cs="楷体" w:hint="eastAsia"/>
           <w:color w:val="000000"/>
           <w:szCs w:val="21"/>
         </w:rPr>
-        <w:t>(1</w:t>
+        <w:t>2</w:t>
       </w:r>
       <w:r>
         <w:rPr>
@@ -12435,7 +10050,7 @@
           <w:color w:val="000000"/>
           <w:szCs w:val="21"/>
         </w:rPr>
-        <w:t>）系统使用人必须按照操作规范操作系统</w:t>
+        <w:t>）用户的数据库如果发生了改动，接口发生了变化，硬件产生更替造成不兼容</w:t>
       </w:r>
       <w:r>
         <w:rPr>
@@ -12451,31 +10066,31 @@
           <w:color w:val="000000"/>
           <w:szCs w:val="21"/>
         </w:rPr>
-        <w:t>出现了系统故障或瘫痪必须马上处理并回复原有数据。</w:t>
-      </w:r>
-    </w:p>
-    <w:p>
-      <w:pPr>
-        <w:ind w:firstLine="480"/>
-        <w:rPr>
-          <w:szCs w:val="21"/>
-        </w:rPr>
-      </w:pPr>
+        <w:t>需及时通知开发人员</w:t>
+      </w:r>
       <w:r>
         <w:rPr>
           <w:rFonts w:ascii="楷体" w:hAnsi="楷体" w:cs="楷体" w:hint="eastAsia"/>
           <w:color w:val="000000"/>
           <w:szCs w:val="21"/>
         </w:rPr>
-        <w:t>（</w:t>
-      </w:r>
+        <w:t>.</w:t>
+      </w:r>
+    </w:p>
+    <w:p>
+      <w:pPr>
+        <w:ind w:firstLine="480"/>
+        <w:rPr>
+          <w:szCs w:val="21"/>
+        </w:rPr>
+      </w:pPr>
       <w:r>
         <w:rPr>
           <w:rFonts w:ascii="楷体" w:hAnsi="楷体" w:cs="楷体" w:hint="eastAsia"/>
           <w:color w:val="000000"/>
           <w:szCs w:val="21"/>
         </w:rPr>
-        <w:t>2</w:t>
+        <w:t>(3</w:t>
       </w:r>
       <w:r>
         <w:rPr>
@@ -12483,7 +10098,7 @@
           <w:color w:val="000000"/>
           <w:szCs w:val="21"/>
         </w:rPr>
-        <w:t>）用户的数据库如果发生了改动，接口发生了变化，硬件产生更替造成不兼容</w:t>
+        <w:t>）本系统严格按照用户要求开发</w:t>
       </w:r>
       <w:r>
         <w:rPr>
@@ -12499,7 +10114,7 @@
           <w:color w:val="000000"/>
           <w:szCs w:val="21"/>
         </w:rPr>
-        <w:t>需及时通知开发人员</w:t>
+        <w:t>在与用户多次交互后完成，用户拥有本系统使用权</w:t>
       </w:r>
       <w:r>
         <w:rPr>
@@ -12512,55 +10127,6 @@
     </w:p>
     <w:p>
       <w:pPr>
-        <w:ind w:firstLine="480"/>
-        <w:rPr>
-          <w:szCs w:val="21"/>
-        </w:rPr>
-      </w:pPr>
-      <w:r>
-        <w:rPr>
-          <w:rFonts w:ascii="楷体" w:hAnsi="楷体" w:cs="楷体" w:hint="eastAsia"/>
-          <w:color w:val="000000"/>
-          <w:szCs w:val="21"/>
-        </w:rPr>
-        <w:lastRenderedPageBreak/>
-        <w:t>(3</w:t>
-      </w:r>
-      <w:r>
-        <w:rPr>
-          <w:rFonts w:ascii="楷体" w:hAnsi="楷体" w:cs="楷体" w:hint="eastAsia"/>
-          <w:color w:val="000000"/>
-          <w:szCs w:val="21"/>
-        </w:rPr>
-        <w:t>）本系统严格按照用户要求开发</w:t>
-      </w:r>
-      <w:r>
-        <w:rPr>
-          <w:rFonts w:ascii="楷体" w:hAnsi="楷体" w:cs="楷体" w:hint="eastAsia"/>
-          <w:color w:val="000000"/>
-          <w:szCs w:val="21"/>
-        </w:rPr>
-        <w:t>,</w:t>
-      </w:r>
-      <w:r>
-        <w:rPr>
-          <w:rFonts w:ascii="楷体" w:hAnsi="楷体" w:cs="楷体" w:hint="eastAsia"/>
-          <w:color w:val="000000"/>
-          <w:szCs w:val="21"/>
-        </w:rPr>
-        <w:t>在与用户多次交互后完成，用户拥有本系统使用权</w:t>
-      </w:r>
-      <w:r>
-        <w:rPr>
-          <w:rFonts w:ascii="楷体" w:hAnsi="楷体" w:cs="楷体" w:hint="eastAsia"/>
-          <w:color w:val="000000"/>
-          <w:szCs w:val="21"/>
-        </w:rPr>
-        <w:t>.</w:t>
-      </w:r>
-    </w:p>
-    <w:p>
-      <w:pPr>
         <w:pStyle w:val="af"/>
         <w:ind w:firstLine="562"/>
         <w:rPr>
@@ -12571,6 +10137,7 @@
         <w:rPr>
           <w:rFonts w:hint="eastAsia"/>
         </w:rPr>
+        <w:lastRenderedPageBreak/>
         <w:t>3.15</w:t>
       </w:r>
       <w:r>
@@ -12838,7 +10405,21 @@
         <w:rPr>
           <w:rFonts w:hint="eastAsia"/>
         </w:rPr>
-        <w:t>硬件故障原因及可能采取的补救措施如下如下：</w:t>
+        <w:t>硬件故障原因及可能采取的补救措施</w:t>
+      </w:r>
+      <w:proofErr w:type="gramStart"/>
+      <w:r>
+        <w:rPr>
+          <w:rFonts w:hint="eastAsia"/>
+        </w:rPr>
+        <w:t>如下如下</w:t>
+      </w:r>
+      <w:proofErr w:type="gramEnd"/>
+      <w:r>
+        <w:rPr>
+          <w:rFonts w:hint="eastAsia"/>
+        </w:rPr>
+        <w:t>：</w:t>
       </w:r>
     </w:p>
     <w:p>
@@ -12998,27 +10579,27 @@
         <w:rPr>
           <w:rFonts w:hint="eastAsia"/>
         </w:rPr>
+        <w:t>3.19</w:t>
+      </w:r>
+      <w:r>
+        <w:rPr>
+          <w:rFonts w:hint="eastAsia"/>
+        </w:rPr>
+        <w:t>有关人员需求</w:t>
+      </w:r>
+    </w:p>
+    <w:p>
+      <w:pPr>
+        <w:ind w:firstLine="480"/>
+        <w:rPr>
+          <w:rFonts w:ascii="宋体" w:hAnsi="宋体" w:hint="eastAsia"/>
+        </w:rPr>
+      </w:pPr>
+      <w:r>
+        <w:rPr>
+          <w:rFonts w:hint="eastAsia"/>
+        </w:rPr>
         <w:lastRenderedPageBreak/>
-        <w:t>3.19</w:t>
-      </w:r>
-      <w:r>
-        <w:rPr>
-          <w:rFonts w:hint="eastAsia"/>
-        </w:rPr>
-        <w:t>有关人员需求</w:t>
-      </w:r>
-    </w:p>
-    <w:p>
-      <w:pPr>
-        <w:ind w:firstLine="480"/>
-        <w:rPr>
-          <w:rFonts w:ascii="宋体" w:hAnsi="宋体" w:hint="eastAsia"/>
-        </w:rPr>
-      </w:pPr>
-      <w:r>
-        <w:rPr>
-          <w:rFonts w:hint="eastAsia"/>
-        </w:rPr>
         <w:t>使用人员能够熟练掌握软件的使用过程及操作步骤</w:t>
       </w:r>
       <w:r>
@@ -13349,7 +10930,21 @@
         <w:rPr>
           <w:rFonts w:hint="eastAsia"/>
         </w:rPr>
-        <w:t>450 MhzPentium II</w:t>
+        <w:t xml:space="preserve">450 </w:t>
+      </w:r>
+      <w:proofErr w:type="spellStart"/>
+      <w:r>
+        <w:rPr>
+          <w:rFonts w:hint="eastAsia"/>
+        </w:rPr>
+        <w:t>MhzPentium</w:t>
+      </w:r>
+      <w:proofErr w:type="spellEnd"/>
+      <w:r>
+        <w:rPr>
+          <w:rFonts w:hint="eastAsia"/>
+        </w:rPr>
+        <w:t xml:space="preserve"> II</w:t>
       </w:r>
       <w:r>
         <w:rPr>
@@ -13434,18 +11029,18 @@
         <w:rPr>
           <w:rFonts w:hint="eastAsia"/>
         </w:rPr>
+        <w:t>确保用户数据的隐私和安全是系统的首要需求，包括加密传输、存储加密、访问控制等安全措施。</w:t>
+      </w:r>
+    </w:p>
+    <w:p>
+      <w:pPr>
+        <w:ind w:firstLine="480"/>
+      </w:pPr>
+      <w:r>
+        <w:rPr>
+          <w:rFonts w:hint="eastAsia"/>
+        </w:rPr>
         <w:lastRenderedPageBreak/>
-        <w:t>确保用户数据的隐私和安全是系统的首要需求，包括加密传输、存储加密、访问控制等安全措施。</w:t>
-      </w:r>
-    </w:p>
-    <w:p>
-      <w:pPr>
-        <w:ind w:firstLine="480"/>
-      </w:pPr>
-      <w:r>
-        <w:rPr>
-          <w:rFonts w:hint="eastAsia"/>
-        </w:rPr>
         <w:t>功能性和可靠性需求：</w:t>
       </w:r>
     </w:p>
@@ -13514,18 +11109,46 @@
         <w:rPr>
           <w:rFonts w:hint="eastAsia"/>
         </w:rPr>
-        <w:t>可维护性和可扩展性需求：</w:t>
-      </w:r>
-    </w:p>
-    <w:p>
-      <w:pPr>
-        <w:ind w:firstLine="480"/>
-      </w:pPr>
-      <w:r>
-        <w:rPr>
-          <w:rFonts w:hint="eastAsia"/>
-        </w:rPr>
-        <w:t>确保系统的可维护性和可扩展性，方便开发人员进行代码维护和功能扩展，满足未来业务发展的需求。</w:t>
+        <w:t>可维护性和</w:t>
+      </w:r>
+      <w:proofErr w:type="gramStart"/>
+      <w:r>
+        <w:rPr>
+          <w:rFonts w:hint="eastAsia"/>
+        </w:rPr>
+        <w:t>可</w:t>
+      </w:r>
+      <w:proofErr w:type="gramEnd"/>
+      <w:r>
+        <w:rPr>
+          <w:rFonts w:hint="eastAsia"/>
+        </w:rPr>
+        <w:t>扩展性需求：</w:t>
+      </w:r>
+    </w:p>
+    <w:p>
+      <w:pPr>
+        <w:ind w:firstLine="480"/>
+      </w:pPr>
+      <w:r>
+        <w:rPr>
+          <w:rFonts w:hint="eastAsia"/>
+        </w:rPr>
+        <w:t>确保系统的可维护性和</w:t>
+      </w:r>
+      <w:proofErr w:type="gramStart"/>
+      <w:r>
+        <w:rPr>
+          <w:rFonts w:hint="eastAsia"/>
+        </w:rPr>
+        <w:t>可</w:t>
+      </w:r>
+      <w:proofErr w:type="gramEnd"/>
+      <w:r>
+        <w:rPr>
+          <w:rFonts w:hint="eastAsia"/>
+        </w:rPr>
+        <w:t>扩展性，方便开发人员进行代码维护和功能扩展，满足未来业务发展的需求。</w:t>
       </w:r>
     </w:p>
     <w:p>
@@ -13583,7 +11206,21 @@
         <w:rPr>
           <w:rFonts w:hint="eastAsia"/>
         </w:rPr>
-        <w:t>可维护性和可扩展性需求。在实际开发过程中，应根据具体需求和资源情况对各项需求进行合理的权衡</w:t>
+        <w:t>可维护性和</w:t>
+      </w:r>
+      <w:proofErr w:type="gramStart"/>
+      <w:r>
+        <w:rPr>
+          <w:rFonts w:hint="eastAsia"/>
+        </w:rPr>
+        <w:t>可</w:t>
+      </w:r>
+      <w:proofErr w:type="gramEnd"/>
+      <w:r>
+        <w:rPr>
+          <w:rFonts w:hint="eastAsia"/>
+        </w:rPr>
+        <w:t>扩展性需求。在实际开发过程中，应根据具体需求和资源情况对各项需求进行合理的权衡</w:t>
       </w:r>
       <w:r>
         <w:rPr>
@@ -13672,7 +11309,21 @@
               <w:rPr>
                 <w:rFonts w:hint="eastAsia"/>
               </w:rPr>
-              <w:t>自动记账双通道，数据落库准确率≥</w:t>
+              <w:t>自动记账双通道，</w:t>
+            </w:r>
+            <w:proofErr w:type="gramStart"/>
+            <w:r>
+              <w:rPr>
+                <w:rFonts w:hint="eastAsia"/>
+              </w:rPr>
+              <w:t>数据落库准确率</w:t>
+            </w:r>
+            <w:proofErr w:type="gramEnd"/>
+            <w:r>
+              <w:rPr>
+                <w:rFonts w:hint="eastAsia"/>
+              </w:rPr>
+              <w:t>≥</w:t>
             </w:r>
             <w:r>
               <w:rPr>
@@ -13742,7 +11393,21 @@
               <w:rPr>
                 <w:rFonts w:hint="eastAsia"/>
               </w:rPr>
-              <w:t>预警时效：超支信号生成到触达用户的全链路延迟≤</w:t>
+              <w:t>预警时效：超支信号生成到</w:t>
+            </w:r>
+            <w:proofErr w:type="gramStart"/>
+            <w:r>
+              <w:rPr>
+                <w:rFonts w:hint="eastAsia"/>
+              </w:rPr>
+              <w:t>触达用户</w:t>
+            </w:r>
+            <w:proofErr w:type="gramEnd"/>
+            <w:r>
+              <w:rPr>
+                <w:rFonts w:hint="eastAsia"/>
+              </w:rPr>
+              <w:t>的全链路延迟≤</w:t>
             </w:r>
             <w:r>
               <w:rPr>
@@ -13853,8 +11518,16 @@
               <w:rPr>
                 <w:rFonts w:hint="eastAsia"/>
               </w:rPr>
-              <w:t>安全与合规</w:t>
-            </w:r>
+              <w:t>安全与合</w:t>
+            </w:r>
+            <w:proofErr w:type="gramStart"/>
+            <w:r>
+              <w:rPr>
+                <w:rFonts w:hint="eastAsia"/>
+              </w:rPr>
+              <w:t>规</w:t>
+            </w:r>
+            <w:proofErr w:type="gramEnd"/>
           </w:p>
         </w:tc>
         <w:tc>
@@ -13916,7 +11589,21 @@
               <w:rPr>
                 <w:rFonts w:hint="eastAsia"/>
               </w:rPr>
-              <w:t>模型实现细粒度访问控制，账户权限误分配概率</w:t>
+              <w:t>模型实现细粒度访问控制，账户权限</w:t>
+            </w:r>
+            <w:proofErr w:type="gramStart"/>
+            <w:r>
+              <w:rPr>
+                <w:rFonts w:hint="eastAsia"/>
+              </w:rPr>
+              <w:t>误分配</w:t>
+            </w:r>
+            <w:proofErr w:type="gramEnd"/>
+            <w:r>
+              <w:rPr>
+                <w:rFonts w:hint="eastAsia"/>
+              </w:rPr>
+              <w:t>概率</w:t>
             </w:r>
             <w:r>
               <w:rPr>
@@ -14085,7 +11772,21 @@
               <w:rPr>
                 <w:rFonts w:hint="eastAsia"/>
               </w:rPr>
-              <w:t>操作流畅度：界面渲染帧率≥</w:t>
+              <w:t>操作流畅度：界面</w:t>
+            </w:r>
+            <w:proofErr w:type="gramStart"/>
+            <w:r>
+              <w:rPr>
+                <w:rFonts w:hint="eastAsia"/>
+              </w:rPr>
+              <w:t>渲染帧率</w:t>
+            </w:r>
+            <w:proofErr w:type="gramEnd"/>
+            <w:r>
+              <w:rPr>
+                <w:rFonts w:hint="eastAsia"/>
+              </w:rPr>
+              <w:t>≥</w:t>
             </w:r>
             <w:r>
               <w:rPr>
@@ -14348,16 +12049,24 @@
         </w:rPr>
         <w:t>Java</w:t>
       </w:r>
+      <w:proofErr w:type="gramStart"/>
       <w:r>
         <w:rPr>
           <w:shd w:val="clear" w:color="auto" w:fill="FFFFFF"/>
         </w:rPr>
-        <w:t>开发员的产品</w:t>
-      </w:r>
+        <w:t>开发员</w:t>
+      </w:r>
+      <w:proofErr w:type="gramEnd"/>
       <w:r>
         <w:rPr>
           <w:shd w:val="clear" w:color="auto" w:fill="FFFFFF"/>
         </w:rPr>
+        <w:t>的产品</w:t>
+      </w:r>
+      <w:r>
+        <w:rPr>
+          <w:shd w:val="clear" w:color="auto" w:fill="FFFFFF"/>
+        </w:rPr>
         <w:t>.</w:t>
       </w:r>
       <w:r>
@@ -14486,17 +12195,33 @@
         </w:rPr>
         <w:t>平台的</w:t>
       </w:r>
+      <w:proofErr w:type="spellStart"/>
       <w:r>
         <w:rPr>
           <w:shd w:val="clear" w:color="auto" w:fill="FFFFFF"/>
         </w:rPr>
         <w:t>Jrocket</w:t>
       </w:r>
+      <w:proofErr w:type="spellEnd"/>
       <w:r>
         <w:rPr>
           <w:shd w:val="clear" w:color="auto" w:fill="FFFFFF"/>
         </w:rPr>
-        <w:t>在服务端运行效率也要比</w:t>
+        <w:t>在服务</w:t>
+      </w:r>
+      <w:proofErr w:type="gramStart"/>
+      <w:r>
+        <w:rPr>
+          <w:shd w:val="clear" w:color="auto" w:fill="FFFFFF"/>
+        </w:rPr>
+        <w:t>端运行</w:t>
+      </w:r>
+      <w:proofErr w:type="gramEnd"/>
+      <w:r>
+        <w:rPr>
+          <w:shd w:val="clear" w:color="auto" w:fill="FFFFFF"/>
+        </w:rPr>
+        <w:t>效率也要比</w:t>
       </w:r>
       <w:r>
         <w:rPr>
@@ -15685,7 +13410,23 @@
         <w:rFonts w:ascii="楷体" w:eastAsia="楷体" w:hAnsi="楷体" w:cs="楷体"/>
         <w:color w:val="000000"/>
       </w:rPr>
-      <w:t>(完整)软件需求规格说明书</w:t>
+      <w:t>(</w:t>
+    </w:r>
+    <w:proofErr w:type="gramStart"/>
+    <w:r>
+      <w:rPr>
+        <w:rFonts w:ascii="楷体" w:eastAsia="楷体" w:hAnsi="楷体" w:cs="楷体"/>
+        <w:color w:val="000000"/>
+      </w:rPr>
+      <w:t>完整)</w:t>
+    </w:r>
+    <w:proofErr w:type="gramEnd"/>
+    <w:r>
+      <w:rPr>
+        <w:rFonts w:ascii="楷体" w:eastAsia="楷体" w:hAnsi="楷体" w:cs="楷体"/>
+        <w:color w:val="000000"/>
+      </w:rPr>
+      <w:t>软件需求规格说明书</w:t>
     </w:r>
   </w:p>
 </w:hdr>
@@ -15709,7 +13450,25 @@
         <w:color w:val="000000"/>
         <w:u w:val="single"/>
       </w:rPr>
-      <w:t>(完整)软件需求规格说明书</w:t>
+      <w:t>(</w:t>
+    </w:r>
+    <w:proofErr w:type="gramStart"/>
+    <w:r>
+      <w:rPr>
+        <w:rFonts w:ascii="楷体" w:eastAsia="楷体" w:hAnsi="楷体" w:cs="楷体"/>
+        <w:color w:val="000000"/>
+        <w:u w:val="single"/>
+      </w:rPr>
+      <w:t>完整)</w:t>
+    </w:r>
+    <w:proofErr w:type="gramEnd"/>
+    <w:r>
+      <w:rPr>
+        <w:rFonts w:ascii="楷体" w:eastAsia="楷体" w:hAnsi="楷体" w:cs="楷体"/>
+        <w:color w:val="000000"/>
+        <w:u w:val="single"/>
+      </w:rPr>
+      <w:t>软件需求规格说明书</w:t>
     </w:r>
   </w:p>
 </w:hdr>
@@ -15732,7 +13491,23 @@
         <w:rFonts w:ascii="楷体" w:eastAsia="楷体" w:hAnsi="楷体" w:cs="楷体"/>
         <w:color w:val="000000"/>
       </w:rPr>
-      <w:t>(完整)软件需求规格说明书</w:t>
+      <w:t>(</w:t>
+    </w:r>
+    <w:proofErr w:type="gramStart"/>
+    <w:r>
+      <w:rPr>
+        <w:rFonts w:ascii="楷体" w:eastAsia="楷体" w:hAnsi="楷体" w:cs="楷体"/>
+        <w:color w:val="000000"/>
+      </w:rPr>
+      <w:t>完整)</w:t>
+    </w:r>
+    <w:proofErr w:type="gramEnd"/>
+    <w:r>
+      <w:rPr>
+        <w:rFonts w:ascii="楷体" w:eastAsia="楷体" w:hAnsi="楷体" w:cs="楷体"/>
+        <w:color w:val="000000"/>
+      </w:rPr>
+      <w:t>软件需求规格说明书</w:t>
     </w:r>
   </w:p>
 </w:hdr>
